--- a/docs/paper/manuscript-editorial-fixes-tracked.docx
+++ b/docs/paper/manuscript-editorial-fixes-tracked.docx
@@ -915,7 +915,7 @@
         </w:rPr>
         <w:t xml:space="preserve">The corpus is a curated graph of the four regulations: regulation nodes, provision nodes </w:t>
       </w:r>
-      <w:del w:id="9001" w:author="Claude (editorial fixes)" w:date="2026-10-03T16:38:54Z">
+      <w:del w:id="9001" w:author="Manolis Maragoudakis" w:date="2026-10-03T16:38:54Z">
         <w:r>
           <w:rPr>
             <w:rFonts w:eastAsia="Times New Roman"/>
@@ -926,7 +926,7 @@
           <w:delText xml:space="preserve">(36 at time of writing</w:delText>
         </w:r>
       </w:del>
-      <w:ins w:id="9002" w:author="Claude (editorial fixes)" w:date="2026-10-03T16:38:54Z">
+      <w:ins w:id="9002" w:author="Manolis Maragoudakis" w:date="2026-10-03T16:38:54Z">
         <w:r>
           <w:rPr>
             <w:rFonts w:eastAsia="Times New Roman"/>
@@ -1699,7 +1699,7 @@
         </w:rPr>
         <w:t xml:space="preserve"> Adjudication of a deviating run (t1-crypto-guaranteed). The engine cited four provisions outside the must-find and acceptable-extra sets; each is presented with its severity and a why? link exposing the engine’s rationale and evidence quote, and can be promoted to must-find or to acceptable-extra with a single action. Findings the reviewer does not accept remain genuine engine errors and are scored as such, so </w:t>
       </w:r>
-      <w:del w:id="9439" w:author="Claude (editorial fixes)" w:date="2026-10-03T16:38:54Z">
+      <w:del w:id="9439" w:author="Manolis Maragoudakis" w:date="2026-10-03T16:38:54Z">
         <w:r>
           <w:rPr>
             <w:rFonts w:eastAsia="Times New Roman"/>
@@ -1710,7 +1710,7 @@
           <w:delText xml:space="preserve">the deviation counts of Table 5 reflect</w:delText>
         </w:r>
       </w:del>
-      <w:ins w:id="9440" w:author="Claude (editorial fixes)" w:date="2026-10-03T16:38:54Z">
+      <w:ins w:id="9440" w:author="Manolis Maragoudakis" w:date="2026-10-03T16:38:54Z">
         <w:r>
           <w:rPr>
             <w:rFonts w:eastAsia="Times New Roman"/>
@@ -3821,7 +3821,7 @@
         </w:rPr>
         <w:t xml:space="preserve">The frozen evaluation replaces the earlier July single-run summary. Configuration C is the deployed default, while configurations A and B provide architectural ablations and configuration D tests the approved calibration rules on a pre-designated 15-campaign holdout. The aggregate results are reported in Table 1; Table 2 retains a compact configuration-C summary</w:t>
       </w:r>
-      <w:del w:id="9441" w:author="Claude (editorial fixes)" w:date="2026-10-03T16:38:54Z">
+      <w:del w:id="9441" w:author="Manolis Maragoudakis" w:date="2026-10-03T16:38:54Z">
         <w:r>
           <w:rPr>
             <w:rFonts w:eastAsia="Times New Roman"/>
@@ -4558,7 +4558,7 @@
         <w:spacing w:before="240" w:after="120"/>
         <w:ind w:left="2608"/>
         <w:rPr>
-          <w:del w:id="9006" w:author="Claude (editorial fixes)" w:date="2026-10-03T16:38:54Z"/>
+          <w:del w:id="9006" w:author="Manolis Maragoudakis" w:date="2026-10-03T16:38:54Z"/>
           <w:rFonts w:eastAsia="Times New Roman"/>
           <w:snapToGrid w:val="0"/>
           <w:sz w:val="18"/>
@@ -4567,7 +4567,7 @@
           <w14:ligatures w14:val="standardContextual"/>
         </w:rPr>
       </w:pPr>
-      <w:del w:id="9005" w:author="Claude (editorial fixes)" w:date="2026-10-03T16:38:54Z">
+      <w:del w:id="9005" w:author="Manolis Maragoudakis" w:date="2026-10-03T16:38:54Z">
         <w:r>
           <w:rPr>
             <w:rFonts w:eastAsia="Times New Roman"/>
@@ -4615,7 +4615,7 @@
       </w:tblGrid>
       <w:tr>
         <w:trPr>
-          <w:del w:id="9007" w:author="Claude (editorial fixes)" w:date="2026-10-03T16:38:54Z"/>
+          <w:del w:id="9007" w:author="Manolis Maragoudakis" w:date="2026-10-03T16:38:54Z"/>
         </w:trPr>
         <w:tc>
           <w:tcPr>
@@ -4641,7 +4641,7 @@
                 <w14:ligatures w14:val="standardContextual"/>
               </w:rPr>
             </w:pPr>
-            <w:del w:id="9008" w:author="Claude (editorial fixes)" w:date="2026-10-03T16:38:54Z">
+            <w:del w:id="9008" w:author="Manolis Maragoudakis" w:date="2026-10-03T16:38:54Z">
               <w:r>
                 <w:rPr>
                   <w:rFonts w:eastAsia="Times New Roman"/>
@@ -4680,7 +4680,7 @@
                 <w14:ligatures w14:val="standardContextual"/>
               </w:rPr>
             </w:pPr>
-            <w:del w:id="9009" w:author="Claude (editorial fixes)" w:date="2026-10-03T16:38:54Z">
+            <w:del w:id="9009" w:author="Manolis Maragoudakis" w:date="2026-10-03T16:38:54Z">
               <w:r>
                 <w:rPr>
                   <w:rFonts w:eastAsia="Times New Roman"/>
@@ -4719,7 +4719,7 @@
                 <w14:ligatures w14:val="standardContextual"/>
               </w:rPr>
             </w:pPr>
-            <w:del w:id="9010" w:author="Claude (editorial fixes)" w:date="2026-10-03T16:38:54Z">
+            <w:del w:id="9010" w:author="Manolis Maragoudakis" w:date="2026-10-03T16:38:54Z">
               <w:r>
                 <w:rPr>
                   <w:rFonts w:eastAsia="Times New Roman"/>
@@ -4758,7 +4758,7 @@
                 <w14:ligatures w14:val="standardContextual"/>
               </w:rPr>
             </w:pPr>
-            <w:del w:id="9011" w:author="Claude (editorial fixes)" w:date="2026-10-03T16:38:54Z">
+            <w:del w:id="9011" w:author="Manolis Maragoudakis" w:date="2026-10-03T16:38:54Z">
               <w:r>
                 <w:rPr>
                   <w:rFonts w:eastAsia="Times New Roman"/>
@@ -4776,7 +4776,7 @@
       </w:tr>
       <w:tr>
         <w:trPr>
-          <w:del w:id="9012" w:author="Claude (editorial fixes)" w:date="2026-10-03T16:38:54Z"/>
+          <w:del w:id="9012" w:author="Manolis Maragoudakis" w:date="2026-10-03T16:38:54Z"/>
         </w:trPr>
         <w:tc>
           <w:tcPr>
@@ -4801,7 +4801,7 @@
                 <w14:ligatures w14:val="standardContextual"/>
               </w:rPr>
             </w:pPr>
-            <w:del w:id="9013" w:author="Claude (editorial fixes)" w:date="2026-10-03T16:38:54Z">
+            <w:del w:id="9013" w:author="Manolis Maragoudakis" w:date="2026-10-03T16:38:54Z">
               <w:r>
                 <w:rPr>
                   <w:rFonts w:eastAsia="Times New Roman"/>
@@ -4838,7 +4838,7 @@
                 <w14:ligatures w14:val="standardContextual"/>
               </w:rPr>
             </w:pPr>
-            <w:del w:id="9014" w:author="Claude (editorial fixes)" w:date="2026-10-03T16:38:54Z">
+            <w:del w:id="9014" w:author="Manolis Maragoudakis" w:date="2026-10-03T16:38:54Z">
               <w:r>
                 <w:rPr>
                   <w:rFonts w:eastAsia="Times New Roman"/>
@@ -4875,7 +4875,7 @@
                 <w14:ligatures w14:val="standardContextual"/>
               </w:rPr>
             </w:pPr>
-            <w:del w:id="9015" w:author="Claude (editorial fixes)" w:date="2026-10-03T16:38:54Z">
+            <w:del w:id="9015" w:author="Manolis Maragoudakis" w:date="2026-10-03T16:38:54Z">
               <w:r>
                 <w:rPr>
                   <w:rFonts w:eastAsia="Times New Roman"/>
@@ -4912,7 +4912,7 @@
                 <w14:ligatures w14:val="standardContextual"/>
               </w:rPr>
             </w:pPr>
-            <w:del w:id="9016" w:author="Claude (editorial fixes)" w:date="2026-10-03T16:38:54Z">
+            <w:del w:id="9016" w:author="Manolis Maragoudakis" w:date="2026-10-03T16:38:54Z">
               <w:r>
                 <w:rPr>
                   <w:rFonts w:eastAsia="Times New Roman"/>
@@ -4929,7 +4929,7 @@
       </w:tr>
       <w:tr>
         <w:trPr>
-          <w:del w:id="9017" w:author="Claude (editorial fixes)" w:date="2026-10-03T16:38:54Z"/>
+          <w:del w:id="9017" w:author="Manolis Maragoudakis" w:date="2026-10-03T16:38:54Z"/>
         </w:trPr>
         <w:tc>
           <w:tcPr>
@@ -4954,7 +4954,7 @@
                 <w14:ligatures w14:val="standardContextual"/>
               </w:rPr>
             </w:pPr>
-            <w:del w:id="9018" w:author="Claude (editorial fixes)" w:date="2026-10-03T16:38:54Z">
+            <w:del w:id="9018" w:author="Manolis Maragoudakis" w:date="2026-10-03T16:38:54Z">
               <w:r>
                 <w:rPr>
                   <w:rFonts w:eastAsia="Times New Roman"/>
@@ -4991,7 +4991,7 @@
                 <w14:ligatures w14:val="standardContextual"/>
               </w:rPr>
             </w:pPr>
-            <w:del w:id="9019" w:author="Claude (editorial fixes)" w:date="2026-10-03T16:38:54Z">
+            <w:del w:id="9019" w:author="Manolis Maragoudakis" w:date="2026-10-03T16:38:54Z">
               <w:r>
                 <w:rPr>
                   <w:rFonts w:eastAsia="Times New Roman"/>
@@ -5028,7 +5028,7 @@
                 <w14:ligatures w14:val="standardContextual"/>
               </w:rPr>
             </w:pPr>
-            <w:del w:id="9020" w:author="Claude (editorial fixes)" w:date="2026-10-03T16:38:54Z">
+            <w:del w:id="9020" w:author="Manolis Maragoudakis" w:date="2026-10-03T16:38:54Z">
               <w:r>
                 <w:rPr>
                   <w:rFonts w:eastAsia="Times New Roman"/>
@@ -5065,7 +5065,7 @@
                 <w14:ligatures w14:val="standardContextual"/>
               </w:rPr>
             </w:pPr>
-            <w:del w:id="9021" w:author="Claude (editorial fixes)" w:date="2026-10-03T16:38:54Z">
+            <w:del w:id="9021" w:author="Manolis Maragoudakis" w:date="2026-10-03T16:38:54Z">
               <w:r>
                 <w:rPr>
                   <w:rFonts w:eastAsia="Times New Roman"/>
@@ -5082,7 +5082,7 @@
       </w:tr>
       <w:tr>
         <w:trPr>
-          <w:del w:id="9022" w:author="Claude (editorial fixes)" w:date="2026-10-03T16:38:54Z"/>
+          <w:del w:id="9022" w:author="Manolis Maragoudakis" w:date="2026-10-03T16:38:54Z"/>
         </w:trPr>
         <w:tc>
           <w:tcPr>
@@ -5107,7 +5107,7 @@
                 <w14:ligatures w14:val="standardContextual"/>
               </w:rPr>
             </w:pPr>
-            <w:del w:id="9023" w:author="Claude (editorial fixes)" w:date="2026-10-03T16:38:54Z">
+            <w:del w:id="9023" w:author="Manolis Maragoudakis" w:date="2026-10-03T16:38:54Z">
               <w:r>
                 <w:rPr>
                   <w:rFonts w:eastAsia="Times New Roman"/>
@@ -5144,7 +5144,7 @@
                 <w14:ligatures w14:val="standardContextual"/>
               </w:rPr>
             </w:pPr>
-            <w:del w:id="9024" w:author="Claude (editorial fixes)" w:date="2026-10-03T16:38:54Z">
+            <w:del w:id="9024" w:author="Manolis Maragoudakis" w:date="2026-10-03T16:38:54Z">
               <w:r>
                 <w:rPr>
                   <w:rFonts w:eastAsia="Times New Roman"/>
@@ -5181,7 +5181,7 @@
                 <w14:ligatures w14:val="standardContextual"/>
               </w:rPr>
             </w:pPr>
-            <w:del w:id="9025" w:author="Claude (editorial fixes)" w:date="2026-10-03T16:38:54Z">
+            <w:del w:id="9025" w:author="Manolis Maragoudakis" w:date="2026-10-03T16:38:54Z">
               <w:r>
                 <w:rPr>
                   <w:rFonts w:eastAsia="Times New Roman"/>
@@ -5218,7 +5218,7 @@
                 <w14:ligatures w14:val="standardContextual"/>
               </w:rPr>
             </w:pPr>
-            <w:del w:id="9026" w:author="Claude (editorial fixes)" w:date="2026-10-03T16:38:54Z">
+            <w:del w:id="9026" w:author="Manolis Maragoudakis" w:date="2026-10-03T16:38:54Z">
               <w:r>
                 <w:rPr>
                   <w:rFonts w:eastAsia="Times New Roman"/>
@@ -5235,7 +5235,7 @@
       </w:tr>
       <w:tr>
         <w:trPr>
-          <w:del w:id="9027" w:author="Claude (editorial fixes)" w:date="2026-10-03T16:38:54Z"/>
+          <w:del w:id="9027" w:author="Manolis Maragoudakis" w:date="2026-10-03T16:38:54Z"/>
         </w:trPr>
         <w:tc>
           <w:tcPr>
@@ -5260,7 +5260,7 @@
                 <w14:ligatures w14:val="standardContextual"/>
               </w:rPr>
             </w:pPr>
-            <w:del w:id="9028" w:author="Claude (editorial fixes)" w:date="2026-10-03T16:38:54Z">
+            <w:del w:id="9028" w:author="Manolis Maragoudakis" w:date="2026-10-03T16:38:54Z">
               <w:r>
                 <w:rPr>
                   <w:rFonts w:eastAsia="Times New Roman"/>
@@ -5297,7 +5297,7 @@
                 <w14:ligatures w14:val="standardContextual"/>
               </w:rPr>
             </w:pPr>
-            <w:del w:id="9029" w:author="Claude (editorial fixes)" w:date="2026-10-03T16:38:54Z">
+            <w:del w:id="9029" w:author="Manolis Maragoudakis" w:date="2026-10-03T16:38:54Z">
               <w:r>
                 <w:rPr>
                   <w:rFonts w:eastAsia="Times New Roman"/>
@@ -5334,7 +5334,7 @@
                 <w14:ligatures w14:val="standardContextual"/>
               </w:rPr>
             </w:pPr>
-            <w:del w:id="9030" w:author="Claude (editorial fixes)" w:date="2026-10-03T16:38:54Z">
+            <w:del w:id="9030" w:author="Manolis Maragoudakis" w:date="2026-10-03T16:38:54Z">
               <w:r>
                 <w:rPr>
                   <w:rFonts w:eastAsia="Times New Roman"/>
@@ -5371,7 +5371,7 @@
                 <w14:ligatures w14:val="standardContextual"/>
               </w:rPr>
             </w:pPr>
-            <w:del w:id="9031" w:author="Claude (editorial fixes)" w:date="2026-10-03T16:38:54Z">
+            <w:del w:id="9031" w:author="Manolis Maragoudakis" w:date="2026-10-03T16:38:54Z">
               <w:r>
                 <w:rPr>
                   <w:rFonts w:eastAsia="Times New Roman"/>
@@ -5388,7 +5388,7 @@
       </w:tr>
       <w:tr>
         <w:trPr>
-          <w:del w:id="9032" w:author="Claude (editorial fixes)" w:date="2026-10-03T16:38:54Z"/>
+          <w:del w:id="9032" w:author="Manolis Maragoudakis" w:date="2026-10-03T16:38:54Z"/>
         </w:trPr>
         <w:tc>
           <w:tcPr>
@@ -5413,7 +5413,7 @@
                 <w14:ligatures w14:val="standardContextual"/>
               </w:rPr>
             </w:pPr>
-            <w:del w:id="9033" w:author="Claude (editorial fixes)" w:date="2026-10-03T16:38:54Z">
+            <w:del w:id="9033" w:author="Manolis Maragoudakis" w:date="2026-10-03T16:38:54Z">
               <w:r>
                 <w:rPr>
                   <w:rFonts w:eastAsia="Times New Roman"/>
@@ -5450,7 +5450,7 @@
                 <w14:ligatures w14:val="standardContextual"/>
               </w:rPr>
             </w:pPr>
-            <w:del w:id="9034" w:author="Claude (editorial fixes)" w:date="2026-10-03T16:38:54Z">
+            <w:del w:id="9034" w:author="Manolis Maragoudakis" w:date="2026-10-03T16:38:54Z">
               <w:r>
                 <w:rPr>
                   <w:rFonts w:eastAsia="Times New Roman"/>
@@ -5487,7 +5487,7 @@
                 <w14:ligatures w14:val="standardContextual"/>
               </w:rPr>
             </w:pPr>
-            <w:del w:id="9035" w:author="Claude (editorial fixes)" w:date="2026-10-03T16:38:54Z">
+            <w:del w:id="9035" w:author="Manolis Maragoudakis" w:date="2026-10-03T16:38:54Z">
               <w:r>
                 <w:rPr>
                   <w:rFonts w:eastAsia="Times New Roman"/>
@@ -5524,7 +5524,7 @@
                 <w14:ligatures w14:val="standardContextual"/>
               </w:rPr>
             </w:pPr>
-            <w:del w:id="9036" w:author="Claude (editorial fixes)" w:date="2026-10-03T16:38:54Z">
+            <w:del w:id="9036" w:author="Manolis Maragoudakis" w:date="2026-10-03T16:38:54Z">
               <w:r>
                 <w:rPr>
                   <w:rFonts w:eastAsia="Times New Roman"/>
@@ -5541,7 +5541,7 @@
       </w:tr>
       <w:tr>
         <w:trPr>
-          <w:del w:id="9037" w:author="Claude (editorial fixes)" w:date="2026-10-03T16:38:54Z"/>
+          <w:del w:id="9037" w:author="Manolis Maragoudakis" w:date="2026-10-03T16:38:54Z"/>
         </w:trPr>
         <w:tc>
           <w:tcPr>
@@ -5566,7 +5566,7 @@
                 <w14:ligatures w14:val="standardContextual"/>
               </w:rPr>
             </w:pPr>
-            <w:del w:id="9038" w:author="Claude (editorial fixes)" w:date="2026-10-03T16:38:54Z">
+            <w:del w:id="9038" w:author="Manolis Maragoudakis" w:date="2026-10-03T16:38:54Z">
               <w:r>
                 <w:rPr>
                   <w:rFonts w:eastAsia="Times New Roman"/>
@@ -5603,7 +5603,7 @@
                 <w14:ligatures w14:val="standardContextual"/>
               </w:rPr>
             </w:pPr>
-            <w:del w:id="9039" w:author="Claude (editorial fixes)" w:date="2026-10-03T16:38:54Z">
+            <w:del w:id="9039" w:author="Manolis Maragoudakis" w:date="2026-10-03T16:38:54Z">
               <w:r>
                 <w:rPr>
                   <w:rFonts w:eastAsia="Times New Roman"/>
@@ -5640,7 +5640,7 @@
                 <w14:ligatures w14:val="standardContextual"/>
               </w:rPr>
             </w:pPr>
-            <w:del w:id="9040" w:author="Claude (editorial fixes)" w:date="2026-10-03T16:38:54Z">
+            <w:del w:id="9040" w:author="Manolis Maragoudakis" w:date="2026-10-03T16:38:54Z">
               <w:r>
                 <w:rPr>
                   <w:rFonts w:eastAsia="Times New Roman"/>
@@ -5677,7 +5677,7 @@
                 <w14:ligatures w14:val="standardContextual"/>
               </w:rPr>
             </w:pPr>
-            <w:del w:id="9041" w:author="Claude (editorial fixes)" w:date="2026-10-03T16:38:54Z">
+            <w:del w:id="9041" w:author="Manolis Maragoudakis" w:date="2026-10-03T16:38:54Z">
               <w:r>
                 <w:rPr>
                   <w:rFonts w:eastAsia="Times New Roman"/>
@@ -5694,7 +5694,7 @@
       </w:tr>
       <w:tr>
         <w:trPr>
-          <w:del w:id="9042" w:author="Claude (editorial fixes)" w:date="2026-10-03T16:38:54Z"/>
+          <w:del w:id="9042" w:author="Manolis Maragoudakis" w:date="2026-10-03T16:38:54Z"/>
         </w:trPr>
         <w:tc>
           <w:tcPr>
@@ -5719,7 +5719,7 @@
                 <w14:ligatures w14:val="standardContextual"/>
               </w:rPr>
             </w:pPr>
-            <w:del w:id="9043" w:author="Claude (editorial fixes)" w:date="2026-10-03T16:38:54Z">
+            <w:del w:id="9043" w:author="Manolis Maragoudakis" w:date="2026-10-03T16:38:54Z">
               <w:r>
                 <w:rPr>
                   <w:rFonts w:eastAsia="Times New Roman"/>
@@ -5756,7 +5756,7 @@
                 <w14:ligatures w14:val="standardContextual"/>
               </w:rPr>
             </w:pPr>
-            <w:del w:id="9044" w:author="Claude (editorial fixes)" w:date="2026-10-03T16:38:54Z">
+            <w:del w:id="9044" w:author="Manolis Maragoudakis" w:date="2026-10-03T16:38:54Z">
               <w:r>
                 <w:rPr>
                   <w:rFonts w:eastAsia="Times New Roman"/>
@@ -5793,7 +5793,7 @@
                 <w14:ligatures w14:val="standardContextual"/>
               </w:rPr>
             </w:pPr>
-            <w:del w:id="9045" w:author="Claude (editorial fixes)" w:date="2026-10-03T16:38:54Z">
+            <w:del w:id="9045" w:author="Manolis Maragoudakis" w:date="2026-10-03T16:38:54Z">
               <w:r>
                 <w:rPr>
                   <w:rFonts w:eastAsia="Times New Roman"/>
@@ -5830,7 +5830,7 @@
                 <w14:ligatures w14:val="standardContextual"/>
               </w:rPr>
             </w:pPr>
-            <w:del w:id="9046" w:author="Claude (editorial fixes)" w:date="2026-10-03T16:38:54Z">
+            <w:del w:id="9046" w:author="Manolis Maragoudakis" w:date="2026-10-03T16:38:54Z">
               <w:r>
                 <w:rPr>
                   <w:rFonts w:eastAsia="Times New Roman"/>
@@ -5847,7 +5847,7 @@
       </w:tr>
       <w:tr>
         <w:trPr>
-          <w:del w:id="9047" w:author="Claude (editorial fixes)" w:date="2026-10-03T16:38:54Z"/>
+          <w:del w:id="9047" w:author="Manolis Maragoudakis" w:date="2026-10-03T16:38:54Z"/>
         </w:trPr>
         <w:tc>
           <w:tcPr>
@@ -5872,7 +5872,7 @@
                 <w14:ligatures w14:val="standardContextual"/>
               </w:rPr>
             </w:pPr>
-            <w:del w:id="9048" w:author="Claude (editorial fixes)" w:date="2026-10-03T16:38:54Z">
+            <w:del w:id="9048" w:author="Manolis Maragoudakis" w:date="2026-10-03T16:38:54Z">
               <w:r>
                 <w:rPr>
                   <w:rFonts w:eastAsia="Times New Roman"/>
@@ -5909,7 +5909,7 @@
                 <w14:ligatures w14:val="standardContextual"/>
               </w:rPr>
             </w:pPr>
-            <w:del w:id="9049" w:author="Claude (editorial fixes)" w:date="2026-10-03T16:38:54Z">
+            <w:del w:id="9049" w:author="Manolis Maragoudakis" w:date="2026-10-03T16:38:54Z">
               <w:r>
                 <w:rPr>
                   <w:rFonts w:eastAsia="Times New Roman"/>
@@ -5946,7 +5946,7 @@
                 <w14:ligatures w14:val="standardContextual"/>
               </w:rPr>
             </w:pPr>
-            <w:del w:id="9050" w:author="Claude (editorial fixes)" w:date="2026-10-03T16:38:54Z">
+            <w:del w:id="9050" w:author="Manolis Maragoudakis" w:date="2026-10-03T16:38:54Z">
               <w:r>
                 <w:rPr>
                   <w:rFonts w:eastAsia="Times New Roman"/>
@@ -5983,7 +5983,7 @@
                 <w14:ligatures w14:val="standardContextual"/>
               </w:rPr>
             </w:pPr>
-            <w:del w:id="9051" w:author="Claude (editorial fixes)" w:date="2026-10-03T16:38:54Z">
+            <w:del w:id="9051" w:author="Manolis Maragoudakis" w:date="2026-10-03T16:38:54Z">
               <w:r>
                 <w:rPr>
                   <w:rFonts w:eastAsia="Times New Roman"/>
@@ -6018,14 +6018,14 @@
         <w:snapToGrid w:val="0"/>
         <w:ind w:left="2608" w:firstLine="425"/>
         <w:rPr>
-          <w:del w:id="9443" w:author="Claude (editorial fixes)" w:date="2026-10-03T16:38:54Z"/>
+          <w:del w:id="9443" w:author="Manolis Maragoudakis" w:date="2026-10-03T16:38:54Z"/>
           <w:rFonts w:eastAsia="Times New Roman"/>
           <w:snapToGrid w:val="0"/>
           <w:lang w:eastAsia="de-DE" w:bidi="en-US"/>
           <w14:ligatures w14:val="standardContextual"/>
         </w:rPr>
       </w:pPr>
-      <w:del w:id="9442" w:author="Claude (editorial fixes)" w:date="2026-10-03T16:38:54Z">
+      <w:del w:id="9442" w:author="Manolis Maragoudakis" w:date="2026-10-03T16:38:54Z">
         <w:r>
           <w:rPr>
             <w:rFonts w:eastAsia="Times New Roman"/>
@@ -6135,7 +6135,7 @@
         <w:spacing w:before="240" w:after="120"/>
         <w:ind w:left="2608"/>
         <w:rPr>
-          <w:del w:id="9053" w:author="Claude (editorial fixes)" w:date="2026-10-03T16:38:54Z"/>
+          <w:del w:id="9053" w:author="Manolis Maragoudakis" w:date="2026-10-03T16:38:54Z"/>
           <w:rFonts w:eastAsia="Times New Roman"/>
           <w:snapToGrid w:val="0"/>
           <w:sz w:val="18"/>
@@ -6144,7 +6144,7 @@
           <w14:ligatures w14:val="standardContextual"/>
         </w:rPr>
       </w:pPr>
-      <w:del w:id="9052" w:author="Claude (editorial fixes)" w:date="2026-10-03T16:38:54Z">
+      <w:del w:id="9052" w:author="Manolis Maragoudakis" w:date="2026-10-03T16:38:54Z">
         <w:r>
           <w:rPr>
             <w:rFonts w:eastAsia="Times New Roman"/>
@@ -6193,7 +6193,7 @@
       </w:tblGrid>
       <w:tr>
         <w:trPr>
-          <w:del w:id="9054" w:author="Claude (editorial fixes)" w:date="2026-10-03T16:38:54Z"/>
+          <w:del w:id="9054" w:author="Manolis Maragoudakis" w:date="2026-10-03T16:38:54Z"/>
         </w:trPr>
         <w:tc>
           <w:tcPr>
@@ -6220,7 +6220,7 @@
                 <w14:ligatures w14:val="standardContextual"/>
               </w:rPr>
             </w:pPr>
-            <w:del w:id="9055" w:author="Claude (editorial fixes)" w:date="2026-10-03T16:38:54Z">
+            <w:del w:id="9055" w:author="Manolis Maragoudakis" w:date="2026-10-03T16:38:54Z">
               <w:r>
                 <w:rPr>
                   <w:rFonts w:eastAsia="Times New Roman"/>
@@ -6260,7 +6260,7 @@
                 <w14:ligatures w14:val="standardContextual"/>
               </w:rPr>
             </w:pPr>
-            <w:del w:id="9056" w:author="Claude (editorial fixes)" w:date="2026-10-03T16:38:54Z">
+            <w:del w:id="9056" w:author="Manolis Maragoudakis" w:date="2026-10-03T16:38:54Z">
               <w:r>
                 <w:rPr>
                   <w:rFonts w:eastAsia="Times New Roman"/>
@@ -6300,7 +6300,7 @@
                 <w14:ligatures w14:val="standardContextual"/>
               </w:rPr>
             </w:pPr>
-            <w:del w:id="9057" w:author="Claude (editorial fixes)" w:date="2026-10-03T16:38:54Z">
+            <w:del w:id="9057" w:author="Manolis Maragoudakis" w:date="2026-10-03T16:38:54Z">
               <w:r>
                 <w:rPr>
                   <w:rFonts w:eastAsia="Times New Roman"/>
@@ -6319,7 +6319,7 @@
       </w:tr>
       <w:tr>
         <w:trPr>
-          <w:del w:id="9058" w:author="Claude (editorial fixes)" w:date="2026-10-03T16:38:54Z"/>
+          <w:del w:id="9058" w:author="Manolis Maragoudakis" w:date="2026-10-03T16:38:54Z"/>
         </w:trPr>
         <w:tc>
           <w:tcPr>
@@ -6346,7 +6346,7 @@
                 <w14:ligatures w14:val="standardContextual"/>
               </w:rPr>
             </w:pPr>
-            <w:del w:id="9059" w:author="Claude (editorial fixes)" w:date="2026-10-03T16:38:54Z">
+            <w:del w:id="9059" w:author="Manolis Maragoudakis" w:date="2026-10-03T16:38:54Z">
               <w:r>
                 <w:rPr>
                   <w:rFonts w:eastAsia="Times New Roman"/>
@@ -6385,7 +6385,7 @@
                 <w14:ligatures w14:val="standardContextual"/>
               </w:rPr>
             </w:pPr>
-            <w:del w:id="9060" w:author="Claude (editorial fixes)" w:date="2026-10-03T16:38:54Z">
+            <w:del w:id="9060" w:author="Manolis Maragoudakis" w:date="2026-10-03T16:38:54Z">
               <w:r>
                 <w:rPr>
                   <w:rFonts w:eastAsia="Times New Roman"/>
@@ -6424,7 +6424,7 @@
                 <w14:ligatures w14:val="standardContextual"/>
               </w:rPr>
             </w:pPr>
-            <w:del w:id="9061" w:author="Claude (editorial fixes)" w:date="2026-10-03T16:38:54Z">
+            <w:del w:id="9061" w:author="Manolis Maragoudakis" w:date="2026-10-03T16:38:54Z">
               <w:r>
                 <w:rPr>
                   <w:rFonts w:eastAsia="Times New Roman"/>
@@ -6442,7 +6442,7 @@
       </w:tr>
       <w:tr>
         <w:trPr>
-          <w:del w:id="9062" w:author="Claude (editorial fixes)" w:date="2026-10-03T16:38:54Z"/>
+          <w:del w:id="9062" w:author="Manolis Maragoudakis" w:date="2026-10-03T16:38:54Z"/>
         </w:trPr>
         <w:tc>
           <w:tcPr>
@@ -6468,7 +6468,7 @@
                 <w14:ligatures w14:val="standardContextual"/>
               </w:rPr>
             </w:pPr>
-            <w:del w:id="9063" w:author="Claude (editorial fixes)" w:date="2026-10-03T16:38:54Z">
+            <w:del w:id="9063" w:author="Manolis Maragoudakis" w:date="2026-10-03T16:38:54Z">
               <w:r>
                 <w:rPr>
                   <w:rFonts w:eastAsia="Times New Roman"/>
@@ -6506,7 +6506,7 @@
                 <w14:ligatures w14:val="standardContextual"/>
               </w:rPr>
             </w:pPr>
-            <w:del w:id="9064" w:author="Claude (editorial fixes)" w:date="2026-10-03T16:38:54Z">
+            <w:del w:id="9064" w:author="Manolis Maragoudakis" w:date="2026-10-03T16:38:54Z">
               <w:r>
                 <w:rPr>
                   <w:rFonts w:eastAsia="Times New Roman"/>
@@ -6544,7 +6544,7 @@
                 <w14:ligatures w14:val="standardContextual"/>
               </w:rPr>
             </w:pPr>
-            <w:del w:id="9065" w:author="Claude (editorial fixes)" w:date="2026-10-03T16:38:54Z">
+            <w:del w:id="9065" w:author="Manolis Maragoudakis" w:date="2026-10-03T16:38:54Z">
               <w:r>
                 <w:rPr>
                   <w:rFonts w:eastAsia="Times New Roman"/>
@@ -6580,14 +6580,14 @@
         <w:snapToGrid w:val="0"/>
         <w:ind w:left="2608" w:firstLine="425"/>
         <w:rPr>
-          <w:del w:id="9004" w:author="Claude (editorial fixes)" w:date="2026-10-03T16:38:54Z"/>
+          <w:del w:id="9004" w:author="Manolis Maragoudakis" w:date="2026-10-03T16:38:54Z"/>
           <w:rFonts w:eastAsia="Times New Roman"/>
           <w:snapToGrid w:val="0"/>
           <w:lang w:eastAsia="de-DE" w:bidi="en-US"/>
           <w14:ligatures w14:val="standardContextual"/>
         </w:rPr>
       </w:pPr>
-      <w:del w:id="9003" w:author="Claude (editorial fixes)" w:date="2026-10-03T16:38:54Z">
+      <w:del w:id="9003" w:author="Manolis Maragoudakis" w:date="2026-10-03T16:38:54Z">
         <w:r>
           <w:rPr>
             <w:rFonts w:eastAsia="Times New Roman"/>
@@ -6655,7 +6655,7 @@
         <w:spacing w:before="240" w:after="120"/>
         <w:ind w:left="2608"/>
         <w:rPr>
-          <w:del w:id="9067" w:author="Claude (editorial fixes)" w:date="2026-10-03T16:38:54Z"/>
+          <w:del w:id="9067" w:author="Manolis Maragoudakis" w:date="2026-10-03T16:38:54Z"/>
           <w:rFonts w:eastAsia="Times New Roman"/>
           <w:snapToGrid w:val="0"/>
           <w:sz w:val="18"/>
@@ -6664,7 +6664,7 @@
           <w14:ligatures w14:val="standardContextual"/>
         </w:rPr>
       </w:pPr>
-      <w:del w:id="9066" w:author="Claude (editorial fixes)" w:date="2026-10-03T16:38:54Z">
+      <w:del w:id="9066" w:author="Manolis Maragoudakis" w:date="2026-10-03T16:38:54Z">
         <w:r>
           <w:rPr>
             <w:rFonts w:eastAsia="Times New Roman"/>
@@ -6715,7 +6715,7 @@
       <w:tr>
         <w:trPr>
           <w:trHeight w:val="255"/>
-          <w:del w:id="9068" w:author="Claude (editorial fixes)" w:date="2026-10-03T16:38:54Z"/>
+          <w:del w:id="9068" w:author="Manolis Maragoudakis" w:date="2026-10-03T16:38:54Z"/>
         </w:trPr>
         <w:tc>
           <w:tcPr>
@@ -6742,7 +6742,7 @@
                 <w14:ligatures w14:val="standardContextual"/>
               </w:rPr>
             </w:pPr>
-            <w:del w:id="9069" w:author="Claude (editorial fixes)" w:date="2026-10-03T16:38:54Z">
+            <w:del w:id="9069" w:author="Manolis Maragoudakis" w:date="2026-10-03T16:38:54Z">
               <w:r>
                 <w:rPr>
                   <w:rFonts w:eastAsia="Times New Roman"/>
@@ -6782,7 +6782,7 @@
                 <w14:ligatures w14:val="standardContextual"/>
               </w:rPr>
             </w:pPr>
-            <w:del w:id="9070" w:author="Claude (editorial fixes)" w:date="2026-10-03T16:38:54Z">
+            <w:del w:id="9070" w:author="Manolis Maragoudakis" w:date="2026-10-03T16:38:54Z">
               <w:r>
                 <w:rPr>
                   <w:rFonts w:eastAsia="Times New Roman"/>
@@ -6821,7 +6821,7 @@
                 <w14:ligatures w14:val="standardContextual"/>
               </w:rPr>
             </w:pPr>
-            <w:del w:id="9071" w:author="Claude (editorial fixes)" w:date="2026-10-03T16:38:54Z">
+            <w:del w:id="9071" w:author="Manolis Maragoudakis" w:date="2026-10-03T16:38:54Z">
               <w:r>
                 <w:rPr>
                   <w:rFonts w:eastAsia="Times New Roman"/>
@@ -6860,7 +6860,7 @@
                 <w14:ligatures w14:val="standardContextual"/>
               </w:rPr>
             </w:pPr>
-            <w:del w:id="9072" w:author="Claude (editorial fixes)" w:date="2026-10-03T16:38:54Z">
+            <w:del w:id="9072" w:author="Manolis Maragoudakis" w:date="2026-10-03T16:38:54Z">
               <w:r>
                 <w:rPr>
                   <w:rFonts w:eastAsia="Times New Roman"/>
@@ -6901,7 +6901,7 @@
                 <w14:ligatures w14:val="standardContextual"/>
               </w:rPr>
             </w:pPr>
-            <w:del w:id="9073" w:author="Claude (editorial fixes)" w:date="2026-10-03T16:38:54Z">
+            <w:del w:id="9073" w:author="Manolis Maragoudakis" w:date="2026-10-03T16:38:54Z">
               <w:r>
                 <w:rPr>
                   <w:rFonts w:eastAsia="Times New Roman"/>
@@ -6942,7 +6942,7 @@
                 <w14:ligatures w14:val="standardContextual"/>
               </w:rPr>
             </w:pPr>
-            <w:del w:id="9074" w:author="Claude (editorial fixes)" w:date="2026-10-03T16:38:54Z">
+            <w:del w:id="9074" w:author="Manolis Maragoudakis" w:date="2026-10-03T16:38:54Z">
               <w:r>
                 <w:rPr>
                   <w:rFonts w:eastAsia="Times New Roman"/>
@@ -6962,7 +6962,7 @@
       <w:tr>
         <w:trPr>
           <w:trHeight w:val="237"/>
-          <w:del w:id="9075" w:author="Claude (editorial fixes)" w:date="2026-10-03T16:38:54Z"/>
+          <w:del w:id="9075" w:author="Manolis Maragoudakis" w:date="2026-10-03T16:38:54Z"/>
         </w:trPr>
         <w:tc>
           <w:tcPr>
@@ -6989,7 +6989,7 @@
                 <w14:ligatures w14:val="standardContextual"/>
               </w:rPr>
             </w:pPr>
-            <w:del w:id="9076" w:author="Claude (editorial fixes)" w:date="2026-10-03T16:38:54Z">
+            <w:del w:id="9076" w:author="Manolis Maragoudakis" w:date="2026-10-03T16:38:54Z">
               <w:r>
                 <w:rPr>
                   <w:rFonts w:eastAsia="Times New Roman"/>
@@ -7028,7 +7028,7 @@
                 <w14:ligatures w14:val="standardContextual"/>
               </w:rPr>
             </w:pPr>
-            <w:del w:id="9077" w:author="Claude (editorial fixes)" w:date="2026-10-03T16:38:54Z">
+            <w:del w:id="9077" w:author="Manolis Maragoudakis" w:date="2026-10-03T16:38:54Z">
               <w:r>
                 <w:rPr>
                   <w:rFonts w:eastAsia="Times New Roman"/>
@@ -7066,7 +7066,7 @@
                 <w14:ligatures w14:val="standardContextual"/>
               </w:rPr>
             </w:pPr>
-            <w:del w:id="9078" w:author="Claude (editorial fixes)" w:date="2026-10-03T16:38:54Z">
+            <w:del w:id="9078" w:author="Manolis Maragoudakis" w:date="2026-10-03T16:38:54Z">
               <w:r>
                 <w:rPr>
                   <w:rFonts w:eastAsia="Times New Roman"/>
@@ -7104,7 +7104,7 @@
                 <w14:ligatures w14:val="standardContextual"/>
               </w:rPr>
             </w:pPr>
-            <w:del w:id="9079" w:author="Claude (editorial fixes)" w:date="2026-10-03T16:38:54Z">
+            <w:del w:id="9079" w:author="Manolis Maragoudakis" w:date="2026-10-03T16:38:54Z">
               <w:r>
                 <w:rPr>
                   <w:rFonts w:eastAsia="Times New Roman"/>
@@ -7144,7 +7144,7 @@
                 <w14:ligatures w14:val="standardContextual"/>
               </w:rPr>
             </w:pPr>
-            <w:del w:id="9080" w:author="Claude (editorial fixes)" w:date="2026-10-03T16:38:54Z">
+            <w:del w:id="9080" w:author="Manolis Maragoudakis" w:date="2026-10-03T16:38:54Z">
               <w:r>
                 <w:rPr>
                   <w:rFonts w:eastAsia="Times New Roman"/>
@@ -7184,7 +7184,7 @@
                 <w14:ligatures w14:val="standardContextual"/>
               </w:rPr>
             </w:pPr>
-            <w:del w:id="9081" w:author="Claude (editorial fixes)" w:date="2026-10-03T16:38:54Z">
+            <w:del w:id="9081" w:author="Manolis Maragoudakis" w:date="2026-10-03T16:38:54Z">
               <w:r>
                 <w:rPr>
                   <w:rFonts w:eastAsia="Times New Roman"/>
@@ -7203,7 +7203,7 @@
       <w:tr>
         <w:trPr>
           <w:trHeight w:val="476"/>
-          <w:del w:id="9082" w:author="Claude (editorial fixes)" w:date="2026-10-03T16:38:54Z"/>
+          <w:del w:id="9082" w:author="Manolis Maragoudakis" w:date="2026-10-03T16:38:54Z"/>
         </w:trPr>
         <w:tc>
           <w:tcPr>
@@ -7230,7 +7230,7 @@
                 <w14:ligatures w14:val="standardContextual"/>
               </w:rPr>
             </w:pPr>
-            <w:del w:id="9083" w:author="Claude (editorial fixes)" w:date="2026-10-03T16:38:54Z">
+            <w:del w:id="9083" w:author="Manolis Maragoudakis" w:date="2026-10-03T16:38:54Z">
               <w:r>
                 <w:rPr>
                   <w:rFonts w:eastAsia="Times New Roman"/>
@@ -7269,7 +7269,7 @@
                 <w14:ligatures w14:val="standardContextual"/>
               </w:rPr>
             </w:pPr>
-            <w:del w:id="9084" w:author="Claude (editorial fixes)" w:date="2026-10-03T16:38:54Z">
+            <w:del w:id="9084" w:author="Manolis Maragoudakis" w:date="2026-10-03T16:38:54Z">
               <w:r>
                 <w:rPr>
                   <w:rFonts w:eastAsia="Times New Roman"/>
@@ -7307,7 +7307,7 @@
                 <w14:ligatures w14:val="standardContextual"/>
               </w:rPr>
             </w:pPr>
-            <w:del w:id="9085" w:author="Claude (editorial fixes)" w:date="2026-10-03T16:38:54Z">
+            <w:del w:id="9085" w:author="Manolis Maragoudakis" w:date="2026-10-03T16:38:54Z">
               <w:r>
                 <w:rPr>
                   <w:rFonts w:eastAsia="Times New Roman"/>
@@ -7345,7 +7345,7 @@
                 <w14:ligatures w14:val="standardContextual"/>
               </w:rPr>
             </w:pPr>
-            <w:del w:id="9086" w:author="Claude (editorial fixes)" w:date="2026-10-03T16:38:54Z">
+            <w:del w:id="9086" w:author="Manolis Maragoudakis" w:date="2026-10-03T16:38:54Z">
               <w:r>
                 <w:rPr>
                   <w:rFonts w:eastAsia="Times New Roman"/>
@@ -7385,7 +7385,7 @@
                 <w14:ligatures w14:val="standardContextual"/>
               </w:rPr>
             </w:pPr>
-            <w:del w:id="9087" w:author="Claude (editorial fixes)" w:date="2026-10-03T16:38:54Z">
+            <w:del w:id="9087" w:author="Manolis Maragoudakis" w:date="2026-10-03T16:38:54Z">
               <w:r>
                 <w:rPr>
                   <w:rFonts w:eastAsia="Times New Roman"/>
@@ -7425,7 +7425,7 @@
                 <w14:ligatures w14:val="standardContextual"/>
               </w:rPr>
             </w:pPr>
-            <w:del w:id="9088" w:author="Claude (editorial fixes)" w:date="2026-10-03T16:38:54Z">
+            <w:del w:id="9088" w:author="Manolis Maragoudakis" w:date="2026-10-03T16:38:54Z">
               <w:r>
                 <w:rPr>
                   <w:rFonts w:eastAsia="Times New Roman"/>
@@ -7444,7 +7444,7 @@
       <w:tr>
         <w:trPr>
           <w:trHeight w:val="493"/>
-          <w:del w:id="9089" w:author="Claude (editorial fixes)" w:date="2026-10-03T16:38:54Z"/>
+          <w:del w:id="9089" w:author="Manolis Maragoudakis" w:date="2026-10-03T16:38:54Z"/>
         </w:trPr>
         <w:tc>
           <w:tcPr>
@@ -7471,7 +7471,7 @@
                 <w14:ligatures w14:val="standardContextual"/>
               </w:rPr>
             </w:pPr>
-            <w:del w:id="9090" w:author="Claude (editorial fixes)" w:date="2026-10-03T16:38:54Z">
+            <w:del w:id="9090" w:author="Manolis Maragoudakis" w:date="2026-10-03T16:38:54Z">
               <w:r>
                 <w:rPr>
                   <w:rFonts w:eastAsia="Times New Roman"/>
@@ -7510,7 +7510,7 @@
                 <w14:ligatures w14:val="standardContextual"/>
               </w:rPr>
             </w:pPr>
-            <w:del w:id="9091" w:author="Claude (editorial fixes)" w:date="2026-10-03T16:38:54Z">
+            <w:del w:id="9091" w:author="Manolis Maragoudakis" w:date="2026-10-03T16:38:54Z">
               <w:r>
                 <w:rPr>
                   <w:rFonts w:eastAsia="Times New Roman"/>
@@ -7548,7 +7548,7 @@
                 <w14:ligatures w14:val="standardContextual"/>
               </w:rPr>
             </w:pPr>
-            <w:del w:id="9092" w:author="Claude (editorial fixes)" w:date="2026-10-03T16:38:54Z">
+            <w:del w:id="9092" w:author="Manolis Maragoudakis" w:date="2026-10-03T16:38:54Z">
               <w:r>
                 <w:rPr>
                   <w:rFonts w:eastAsia="Times New Roman"/>
@@ -7586,7 +7586,7 @@
                 <w14:ligatures w14:val="standardContextual"/>
               </w:rPr>
             </w:pPr>
-            <w:del w:id="9093" w:author="Claude (editorial fixes)" w:date="2026-10-03T16:38:54Z">
+            <w:del w:id="9093" w:author="Manolis Maragoudakis" w:date="2026-10-03T16:38:54Z">
               <w:r>
                 <w:rPr>
                   <w:rFonts w:eastAsia="Times New Roman"/>
@@ -7626,7 +7626,7 @@
                 <w14:ligatures w14:val="standardContextual"/>
               </w:rPr>
             </w:pPr>
-            <w:del w:id="9094" w:author="Claude (editorial fixes)" w:date="2026-10-03T16:38:54Z">
+            <w:del w:id="9094" w:author="Manolis Maragoudakis" w:date="2026-10-03T16:38:54Z">
               <w:r>
                 <w:rPr>
                   <w:rFonts w:eastAsia="Times New Roman"/>
@@ -7666,7 +7666,7 @@
                 <w14:ligatures w14:val="standardContextual"/>
               </w:rPr>
             </w:pPr>
-            <w:del w:id="9095" w:author="Claude (editorial fixes)" w:date="2026-10-03T16:38:54Z">
+            <w:del w:id="9095" w:author="Manolis Maragoudakis" w:date="2026-10-03T16:38:54Z">
               <w:r>
                 <w:rPr>
                   <w:rFonts w:eastAsia="Times New Roman"/>
@@ -7685,7 +7685,7 @@
       <w:tr>
         <w:trPr>
           <w:trHeight w:val="237"/>
-          <w:del w:id="9096" w:author="Claude (editorial fixes)" w:date="2026-10-03T16:38:54Z"/>
+          <w:del w:id="9096" w:author="Manolis Maragoudakis" w:date="2026-10-03T16:38:54Z"/>
         </w:trPr>
         <w:tc>
           <w:tcPr>
@@ -7712,7 +7712,7 @@
                 <w14:ligatures w14:val="standardContextual"/>
               </w:rPr>
             </w:pPr>
-            <w:del w:id="9097" w:author="Claude (editorial fixes)" w:date="2026-10-03T16:38:54Z">
+            <w:del w:id="9097" w:author="Manolis Maragoudakis" w:date="2026-10-03T16:38:54Z">
               <w:r>
                 <w:rPr>
                   <w:rFonts w:eastAsia="Times New Roman"/>
@@ -7751,7 +7751,7 @@
                 <w14:ligatures w14:val="standardContextual"/>
               </w:rPr>
             </w:pPr>
-            <w:del w:id="9098" w:author="Claude (editorial fixes)" w:date="2026-10-03T16:38:54Z">
+            <w:del w:id="9098" w:author="Manolis Maragoudakis" w:date="2026-10-03T16:38:54Z">
               <w:r>
                 <w:rPr>
                   <w:rFonts w:eastAsia="Times New Roman"/>
@@ -7789,7 +7789,7 @@
                 <w14:ligatures w14:val="standardContextual"/>
               </w:rPr>
             </w:pPr>
-            <w:del w:id="9099" w:author="Claude (editorial fixes)" w:date="2026-10-03T16:38:54Z">
+            <w:del w:id="9099" w:author="Manolis Maragoudakis" w:date="2026-10-03T16:38:54Z">
               <w:r>
                 <w:rPr>
                   <w:rFonts w:eastAsia="Times New Roman"/>
@@ -7827,7 +7827,7 @@
                 <w14:ligatures w14:val="standardContextual"/>
               </w:rPr>
             </w:pPr>
-            <w:del w:id="9100" w:author="Claude (editorial fixes)" w:date="2026-10-03T16:38:54Z">
+            <w:del w:id="9100" w:author="Manolis Maragoudakis" w:date="2026-10-03T16:38:54Z">
               <w:r>
                 <w:rPr>
                   <w:rFonts w:eastAsia="Times New Roman"/>
@@ -7867,7 +7867,7 @@
                 <w14:ligatures w14:val="standardContextual"/>
               </w:rPr>
             </w:pPr>
-            <w:del w:id="9101" w:author="Claude (editorial fixes)" w:date="2026-10-03T16:38:54Z">
+            <w:del w:id="9101" w:author="Manolis Maragoudakis" w:date="2026-10-03T16:38:54Z">
               <w:r>
                 <w:rPr>
                   <w:rFonts w:eastAsia="Times New Roman"/>
@@ -7907,7 +7907,7 @@
                 <w14:ligatures w14:val="standardContextual"/>
               </w:rPr>
             </w:pPr>
-            <w:del w:id="9102" w:author="Claude (editorial fixes)" w:date="2026-10-03T16:38:54Z">
+            <w:del w:id="9102" w:author="Manolis Maragoudakis" w:date="2026-10-03T16:38:54Z">
               <w:r>
                 <w:rPr>
                   <w:rFonts w:eastAsia="Times New Roman"/>
@@ -7926,7 +7926,7 @@
       <w:tr>
         <w:trPr>
           <w:trHeight w:val="237"/>
-          <w:del w:id="9103" w:author="Claude (editorial fixes)" w:date="2026-10-03T16:38:54Z"/>
+          <w:del w:id="9103" w:author="Manolis Maragoudakis" w:date="2026-10-03T16:38:54Z"/>
         </w:trPr>
         <w:tc>
           <w:tcPr>
@@ -7953,7 +7953,7 @@
                 <w14:ligatures w14:val="standardContextual"/>
               </w:rPr>
             </w:pPr>
-            <w:del w:id="9104" w:author="Claude (editorial fixes)" w:date="2026-10-03T16:38:54Z">
+            <w:del w:id="9104" w:author="Manolis Maragoudakis" w:date="2026-10-03T16:38:54Z">
               <w:r>
                 <w:rPr>
                   <w:rFonts w:eastAsia="Times New Roman"/>
@@ -7992,7 +7992,7 @@
                 <w14:ligatures w14:val="standardContextual"/>
               </w:rPr>
             </w:pPr>
-            <w:del w:id="9105" w:author="Claude (editorial fixes)" w:date="2026-10-03T16:38:54Z">
+            <w:del w:id="9105" w:author="Manolis Maragoudakis" w:date="2026-10-03T16:38:54Z">
               <w:r>
                 <w:rPr>
                   <w:rFonts w:eastAsia="Times New Roman"/>
@@ -8030,7 +8030,7 @@
                 <w14:ligatures w14:val="standardContextual"/>
               </w:rPr>
             </w:pPr>
-            <w:del w:id="9106" w:author="Claude (editorial fixes)" w:date="2026-10-03T16:38:54Z">
+            <w:del w:id="9106" w:author="Manolis Maragoudakis" w:date="2026-10-03T16:38:54Z">
               <w:r>
                 <w:rPr>
                   <w:rFonts w:eastAsia="Times New Roman"/>
@@ -8068,7 +8068,7 @@
                 <w14:ligatures w14:val="standardContextual"/>
               </w:rPr>
             </w:pPr>
-            <w:del w:id="9107" w:author="Claude (editorial fixes)" w:date="2026-10-03T16:38:54Z">
+            <w:del w:id="9107" w:author="Manolis Maragoudakis" w:date="2026-10-03T16:38:54Z">
               <w:r>
                 <w:rPr>
                   <w:rFonts w:eastAsia="Times New Roman"/>
@@ -8108,7 +8108,7 @@
                 <w14:ligatures w14:val="standardContextual"/>
               </w:rPr>
             </w:pPr>
-            <w:del w:id="9108" w:author="Claude (editorial fixes)" w:date="2026-10-03T16:38:54Z">
+            <w:del w:id="9108" w:author="Manolis Maragoudakis" w:date="2026-10-03T16:38:54Z">
               <w:r>
                 <w:rPr>
                   <w:rFonts w:eastAsia="Times New Roman"/>
@@ -8148,7 +8148,7 @@
                 <w14:ligatures w14:val="standardContextual"/>
               </w:rPr>
             </w:pPr>
-            <w:del w:id="9109" w:author="Claude (editorial fixes)" w:date="2026-10-03T16:38:54Z">
+            <w:del w:id="9109" w:author="Manolis Maragoudakis" w:date="2026-10-03T16:38:54Z">
               <w:r>
                 <w:rPr>
                   <w:rFonts w:eastAsia="Times New Roman"/>
@@ -8167,7 +8167,7 @@
       <w:tr>
         <w:trPr>
           <w:trHeight w:val="237"/>
-          <w:del w:id="9110" w:author="Claude (editorial fixes)" w:date="2026-10-03T16:38:54Z"/>
+          <w:del w:id="9110" w:author="Manolis Maragoudakis" w:date="2026-10-03T16:38:54Z"/>
         </w:trPr>
         <w:tc>
           <w:tcPr>
@@ -8194,7 +8194,7 @@
                 <w14:ligatures w14:val="standardContextual"/>
               </w:rPr>
             </w:pPr>
-            <w:del w:id="9111" w:author="Claude (editorial fixes)" w:date="2026-10-03T16:38:54Z">
+            <w:del w:id="9111" w:author="Manolis Maragoudakis" w:date="2026-10-03T16:38:54Z">
               <w:r>
                 <w:rPr>
                   <w:rFonts w:eastAsia="Times New Roman"/>
@@ -8233,7 +8233,7 @@
                 <w14:ligatures w14:val="standardContextual"/>
               </w:rPr>
             </w:pPr>
-            <w:del w:id="9112" w:author="Claude (editorial fixes)" w:date="2026-10-03T16:38:54Z">
+            <w:del w:id="9112" w:author="Manolis Maragoudakis" w:date="2026-10-03T16:38:54Z">
               <w:r>
                 <w:rPr>
                   <w:rFonts w:eastAsia="Times New Roman"/>
@@ -8271,7 +8271,7 @@
                 <w14:ligatures w14:val="standardContextual"/>
               </w:rPr>
             </w:pPr>
-            <w:del w:id="9113" w:author="Claude (editorial fixes)" w:date="2026-10-03T16:38:54Z">
+            <w:del w:id="9113" w:author="Manolis Maragoudakis" w:date="2026-10-03T16:38:54Z">
               <w:r>
                 <w:rPr>
                   <w:rFonts w:eastAsia="Times New Roman"/>
@@ -8309,7 +8309,7 @@
                 <w14:ligatures w14:val="standardContextual"/>
               </w:rPr>
             </w:pPr>
-            <w:del w:id="9114" w:author="Claude (editorial fixes)" w:date="2026-10-03T16:38:54Z">
+            <w:del w:id="9114" w:author="Manolis Maragoudakis" w:date="2026-10-03T16:38:54Z">
               <w:r>
                 <w:rPr>
                   <w:rFonts w:eastAsia="Times New Roman"/>
@@ -8349,7 +8349,7 @@
                 <w14:ligatures w14:val="standardContextual"/>
               </w:rPr>
             </w:pPr>
-            <w:del w:id="9115" w:author="Claude (editorial fixes)" w:date="2026-10-03T16:38:54Z">
+            <w:del w:id="9115" w:author="Manolis Maragoudakis" w:date="2026-10-03T16:38:54Z">
               <w:r>
                 <w:rPr>
                   <w:rFonts w:eastAsia="Times New Roman"/>
@@ -8389,7 +8389,7 @@
                 <w14:ligatures w14:val="standardContextual"/>
               </w:rPr>
             </w:pPr>
-            <w:del w:id="9116" w:author="Claude (editorial fixes)" w:date="2026-10-03T16:38:54Z">
+            <w:del w:id="9116" w:author="Manolis Maragoudakis" w:date="2026-10-03T16:38:54Z">
               <w:r>
                 <w:rPr>
                   <w:rFonts w:eastAsia="Times New Roman"/>
@@ -8408,7 +8408,7 @@
       <w:tr>
         <w:trPr>
           <w:trHeight w:val="237"/>
-          <w:del w:id="9117" w:author="Claude (editorial fixes)" w:date="2026-10-03T16:38:54Z"/>
+          <w:del w:id="9117" w:author="Manolis Maragoudakis" w:date="2026-10-03T16:38:54Z"/>
         </w:trPr>
         <w:tc>
           <w:tcPr>
@@ -8435,7 +8435,7 @@
                 <w14:ligatures w14:val="standardContextual"/>
               </w:rPr>
             </w:pPr>
-            <w:del w:id="9118" w:author="Claude (editorial fixes)" w:date="2026-10-03T16:38:54Z">
+            <w:del w:id="9118" w:author="Manolis Maragoudakis" w:date="2026-10-03T16:38:54Z">
               <w:r>
                 <w:rPr>
                   <w:rFonts w:eastAsia="Times New Roman"/>
@@ -8474,7 +8474,7 @@
                 <w14:ligatures w14:val="standardContextual"/>
               </w:rPr>
             </w:pPr>
-            <w:del w:id="9119" w:author="Claude (editorial fixes)" w:date="2026-10-03T16:38:54Z">
+            <w:del w:id="9119" w:author="Manolis Maragoudakis" w:date="2026-10-03T16:38:54Z">
               <w:r>
                 <w:rPr>
                   <w:rFonts w:eastAsia="Times New Roman"/>
@@ -8512,7 +8512,7 @@
                 <w14:ligatures w14:val="standardContextual"/>
               </w:rPr>
             </w:pPr>
-            <w:del w:id="9120" w:author="Claude (editorial fixes)" w:date="2026-10-03T16:38:54Z">
+            <w:del w:id="9120" w:author="Manolis Maragoudakis" w:date="2026-10-03T16:38:54Z">
               <w:r>
                 <w:rPr>
                   <w:rFonts w:eastAsia="Times New Roman"/>
@@ -8550,7 +8550,7 @@
                 <w14:ligatures w14:val="standardContextual"/>
               </w:rPr>
             </w:pPr>
-            <w:del w:id="9121" w:author="Claude (editorial fixes)" w:date="2026-10-03T16:38:54Z">
+            <w:del w:id="9121" w:author="Manolis Maragoudakis" w:date="2026-10-03T16:38:54Z">
               <w:r>
                 <w:rPr>
                   <w:rFonts w:eastAsia="Times New Roman"/>
@@ -8590,7 +8590,7 @@
                 <w14:ligatures w14:val="standardContextual"/>
               </w:rPr>
             </w:pPr>
-            <w:del w:id="9122" w:author="Claude (editorial fixes)" w:date="2026-10-03T16:38:54Z">
+            <w:del w:id="9122" w:author="Manolis Maragoudakis" w:date="2026-10-03T16:38:54Z">
               <w:r>
                 <w:rPr>
                   <w:rFonts w:eastAsia="Times New Roman"/>
@@ -8630,7 +8630,7 @@
                 <w14:ligatures w14:val="standardContextual"/>
               </w:rPr>
             </w:pPr>
-            <w:del w:id="9123" w:author="Claude (editorial fixes)" w:date="2026-10-03T16:38:54Z">
+            <w:del w:id="9123" w:author="Manolis Maragoudakis" w:date="2026-10-03T16:38:54Z">
               <w:r>
                 <w:rPr>
                   <w:rFonts w:eastAsia="Times New Roman"/>
@@ -8649,7 +8649,7 @@
       <w:tr>
         <w:trPr>
           <w:trHeight w:val="255"/>
-          <w:del w:id="9124" w:author="Claude (editorial fixes)" w:date="2026-10-03T16:38:54Z"/>
+          <w:del w:id="9124" w:author="Manolis Maragoudakis" w:date="2026-10-03T16:38:54Z"/>
         </w:trPr>
         <w:tc>
           <w:tcPr>
@@ -8676,7 +8676,7 @@
                 <w14:ligatures w14:val="standardContextual"/>
               </w:rPr>
             </w:pPr>
-            <w:del w:id="9125" w:author="Claude (editorial fixes)" w:date="2026-10-03T16:38:54Z">
+            <w:del w:id="9125" w:author="Manolis Maragoudakis" w:date="2026-10-03T16:38:54Z">
               <w:r>
                 <w:rPr>
                   <w:rFonts w:eastAsia="Times New Roman"/>
@@ -8715,7 +8715,7 @@
                 <w14:ligatures w14:val="standardContextual"/>
               </w:rPr>
             </w:pPr>
-            <w:del w:id="9126" w:author="Claude (editorial fixes)" w:date="2026-10-03T16:38:54Z">
+            <w:del w:id="9126" w:author="Manolis Maragoudakis" w:date="2026-10-03T16:38:54Z">
               <w:r>
                 <w:rPr>
                   <w:rFonts w:eastAsia="Times New Roman"/>
@@ -8753,7 +8753,7 @@
                 <w14:ligatures w14:val="standardContextual"/>
               </w:rPr>
             </w:pPr>
-            <w:del w:id="9127" w:author="Claude (editorial fixes)" w:date="2026-10-03T16:38:54Z">
+            <w:del w:id="9127" w:author="Manolis Maragoudakis" w:date="2026-10-03T16:38:54Z">
               <w:r>
                 <w:rPr>
                   <w:rFonts w:eastAsia="Times New Roman"/>
@@ -8791,7 +8791,7 @@
                 <w14:ligatures w14:val="standardContextual"/>
               </w:rPr>
             </w:pPr>
-            <w:del w:id="9128" w:author="Claude (editorial fixes)" w:date="2026-10-03T16:38:54Z">
+            <w:del w:id="9128" w:author="Manolis Maragoudakis" w:date="2026-10-03T16:38:54Z">
               <w:r>
                 <w:rPr>
                   <w:rFonts w:eastAsia="Times New Roman"/>
@@ -8831,7 +8831,7 @@
                 <w14:ligatures w14:val="standardContextual"/>
               </w:rPr>
             </w:pPr>
-            <w:del w:id="9129" w:author="Claude (editorial fixes)" w:date="2026-10-03T16:38:54Z">
+            <w:del w:id="9129" w:author="Manolis Maragoudakis" w:date="2026-10-03T16:38:54Z">
               <w:r>
                 <w:rPr>
                   <w:rFonts w:eastAsia="Times New Roman"/>
@@ -8871,7 +8871,7 @@
                 <w14:ligatures w14:val="standardContextual"/>
               </w:rPr>
             </w:pPr>
-            <w:del w:id="9130" w:author="Claude (editorial fixes)" w:date="2026-10-03T16:38:54Z">
+            <w:del w:id="9130" w:author="Manolis Maragoudakis" w:date="2026-10-03T16:38:54Z">
               <w:r>
                 <w:rPr>
                   <w:rFonts w:eastAsia="Times New Roman"/>
@@ -8890,7 +8890,7 @@
       <w:tr>
         <w:trPr>
           <w:trHeight w:val="731"/>
-          <w:del w:id="9131" w:author="Claude (editorial fixes)" w:date="2026-10-03T16:38:54Z"/>
+          <w:del w:id="9131" w:author="Manolis Maragoudakis" w:date="2026-10-03T16:38:54Z"/>
         </w:trPr>
         <w:tc>
           <w:tcPr>
@@ -8917,7 +8917,7 @@
                 <w14:ligatures w14:val="standardContextual"/>
               </w:rPr>
             </w:pPr>
-            <w:del w:id="9132" w:author="Claude (editorial fixes)" w:date="2026-10-03T16:38:54Z">
+            <w:del w:id="9132" w:author="Manolis Maragoudakis" w:date="2026-10-03T16:38:54Z">
               <w:r>
                 <w:rPr>
                   <w:rFonts w:eastAsia="Times New Roman"/>
@@ -8956,7 +8956,7 @@
                 <w14:ligatures w14:val="standardContextual"/>
               </w:rPr>
             </w:pPr>
-            <w:del w:id="9133" w:author="Claude (editorial fixes)" w:date="2026-10-03T16:38:54Z">
+            <w:del w:id="9133" w:author="Manolis Maragoudakis" w:date="2026-10-03T16:38:54Z">
               <w:r>
                 <w:rPr>
                   <w:rFonts w:eastAsia="Times New Roman"/>
@@ -8994,7 +8994,7 @@
                 <w14:ligatures w14:val="standardContextual"/>
               </w:rPr>
             </w:pPr>
-            <w:del w:id="9134" w:author="Claude (editorial fixes)" w:date="2026-10-03T16:38:54Z">
+            <w:del w:id="9134" w:author="Manolis Maragoudakis" w:date="2026-10-03T16:38:54Z">
               <w:r>
                 <w:rPr>
                   <w:rFonts w:eastAsia="Times New Roman"/>
@@ -9032,7 +9032,7 @@
                 <w14:ligatures w14:val="standardContextual"/>
               </w:rPr>
             </w:pPr>
-            <w:del w:id="9135" w:author="Claude (editorial fixes)" w:date="2026-10-03T16:38:54Z">
+            <w:del w:id="9135" w:author="Manolis Maragoudakis" w:date="2026-10-03T16:38:54Z">
               <w:r>
                 <w:rPr>
                   <w:rFonts w:eastAsia="Times New Roman"/>
@@ -9072,7 +9072,7 @@
                 <w14:ligatures w14:val="standardContextual"/>
               </w:rPr>
             </w:pPr>
-            <w:del w:id="9136" w:author="Claude (editorial fixes)" w:date="2026-10-03T16:38:54Z">
+            <w:del w:id="9136" w:author="Manolis Maragoudakis" w:date="2026-10-03T16:38:54Z">
               <w:r>
                 <w:rPr>
                   <w:rFonts w:eastAsia="Times New Roman"/>
@@ -9112,7 +9112,7 @@
                 <w14:ligatures w14:val="standardContextual"/>
               </w:rPr>
             </w:pPr>
-            <w:del w:id="9137" w:author="Claude (editorial fixes)" w:date="2026-10-03T16:38:54Z">
+            <w:del w:id="9137" w:author="Manolis Maragoudakis" w:date="2026-10-03T16:38:54Z">
               <w:r>
                 <w:rPr>
                   <w:rFonts w:eastAsia="Times New Roman"/>
@@ -9131,7 +9131,7 @@
       <w:tr>
         <w:trPr>
           <w:trHeight w:val="237"/>
-          <w:del w:id="9138" w:author="Claude (editorial fixes)" w:date="2026-10-03T16:38:54Z"/>
+          <w:del w:id="9138" w:author="Manolis Maragoudakis" w:date="2026-10-03T16:38:54Z"/>
         </w:trPr>
         <w:tc>
           <w:tcPr>
@@ -9158,7 +9158,7 @@
                 <w14:ligatures w14:val="standardContextual"/>
               </w:rPr>
             </w:pPr>
-            <w:del w:id="9139" w:author="Claude (editorial fixes)" w:date="2026-10-03T16:38:54Z">
+            <w:del w:id="9139" w:author="Manolis Maragoudakis" w:date="2026-10-03T16:38:54Z">
               <w:r>
                 <w:rPr>
                   <w:rFonts w:eastAsia="Times New Roman"/>
@@ -9197,7 +9197,7 @@
                 <w14:ligatures w14:val="standardContextual"/>
               </w:rPr>
             </w:pPr>
-            <w:del w:id="9140" w:author="Claude (editorial fixes)" w:date="2026-10-03T16:38:54Z">
+            <w:del w:id="9140" w:author="Manolis Maragoudakis" w:date="2026-10-03T16:38:54Z">
               <w:r>
                 <w:rPr>
                   <w:rFonts w:eastAsia="Times New Roman"/>
@@ -9235,7 +9235,7 @@
                 <w14:ligatures w14:val="standardContextual"/>
               </w:rPr>
             </w:pPr>
-            <w:del w:id="9141" w:author="Claude (editorial fixes)" w:date="2026-10-03T16:38:54Z">
+            <w:del w:id="9141" w:author="Manolis Maragoudakis" w:date="2026-10-03T16:38:54Z">
               <w:r>
                 <w:rPr>
                   <w:rFonts w:eastAsia="Times New Roman"/>
@@ -9273,7 +9273,7 @@
                 <w14:ligatures w14:val="standardContextual"/>
               </w:rPr>
             </w:pPr>
-            <w:del w:id="9142" w:author="Claude (editorial fixes)" w:date="2026-10-03T16:38:54Z">
+            <w:del w:id="9142" w:author="Manolis Maragoudakis" w:date="2026-10-03T16:38:54Z">
               <w:r>
                 <w:rPr>
                   <w:rFonts w:eastAsia="Times New Roman"/>
@@ -9313,7 +9313,7 @@
                 <w14:ligatures w14:val="standardContextual"/>
               </w:rPr>
             </w:pPr>
-            <w:del w:id="9143" w:author="Claude (editorial fixes)" w:date="2026-10-03T16:38:54Z">
+            <w:del w:id="9143" w:author="Manolis Maragoudakis" w:date="2026-10-03T16:38:54Z">
               <w:r>
                 <w:rPr>
                   <w:rFonts w:eastAsia="Times New Roman"/>
@@ -9353,7 +9353,7 @@
                 <w14:ligatures w14:val="standardContextual"/>
               </w:rPr>
             </w:pPr>
-            <w:del w:id="9144" w:author="Claude (editorial fixes)" w:date="2026-10-03T16:38:54Z">
+            <w:del w:id="9144" w:author="Manolis Maragoudakis" w:date="2026-10-03T16:38:54Z">
               <w:r>
                 <w:rPr>
                   <w:rFonts w:eastAsia="Times New Roman"/>
@@ -9372,7 +9372,7 @@
       <w:tr>
         <w:trPr>
           <w:trHeight w:val="237"/>
-          <w:del w:id="9145" w:author="Claude (editorial fixes)" w:date="2026-10-03T16:38:54Z"/>
+          <w:del w:id="9145" w:author="Manolis Maragoudakis" w:date="2026-10-03T16:38:54Z"/>
         </w:trPr>
         <w:tc>
           <w:tcPr>
@@ -9399,7 +9399,7 @@
                 <w14:ligatures w14:val="standardContextual"/>
               </w:rPr>
             </w:pPr>
-            <w:del w:id="9146" w:author="Claude (editorial fixes)" w:date="2026-10-03T16:38:54Z">
+            <w:del w:id="9146" w:author="Manolis Maragoudakis" w:date="2026-10-03T16:38:54Z">
               <w:r>
                 <w:rPr>
                   <w:rFonts w:eastAsia="Times New Roman"/>
@@ -9438,7 +9438,7 @@
                 <w14:ligatures w14:val="standardContextual"/>
               </w:rPr>
             </w:pPr>
-            <w:del w:id="9147" w:author="Claude (editorial fixes)" w:date="2026-10-03T16:38:54Z">
+            <w:del w:id="9147" w:author="Manolis Maragoudakis" w:date="2026-10-03T16:38:54Z">
               <w:r>
                 <w:rPr>
                   <w:rFonts w:eastAsia="Times New Roman"/>
@@ -9476,7 +9476,7 @@
                 <w14:ligatures w14:val="standardContextual"/>
               </w:rPr>
             </w:pPr>
-            <w:del w:id="9148" w:author="Claude (editorial fixes)" w:date="2026-10-03T16:38:54Z">
+            <w:del w:id="9148" w:author="Manolis Maragoudakis" w:date="2026-10-03T16:38:54Z">
               <w:r>
                 <w:rPr>
                   <w:rFonts w:eastAsia="Times New Roman"/>
@@ -9514,7 +9514,7 @@
                 <w14:ligatures w14:val="standardContextual"/>
               </w:rPr>
             </w:pPr>
-            <w:del w:id="9149" w:author="Claude (editorial fixes)" w:date="2026-10-03T16:38:54Z">
+            <w:del w:id="9149" w:author="Manolis Maragoudakis" w:date="2026-10-03T16:38:54Z">
               <w:r>
                 <w:rPr>
                   <w:rFonts w:eastAsia="Times New Roman"/>
@@ -9554,7 +9554,7 @@
                 <w14:ligatures w14:val="standardContextual"/>
               </w:rPr>
             </w:pPr>
-            <w:del w:id="9150" w:author="Claude (editorial fixes)" w:date="2026-10-03T16:38:54Z">
+            <w:del w:id="9150" w:author="Manolis Maragoudakis" w:date="2026-10-03T16:38:54Z">
               <w:r>
                 <w:rPr>
                   <w:rFonts w:eastAsia="Times New Roman"/>
@@ -9594,7 +9594,7 @@
                 <w14:ligatures w14:val="standardContextual"/>
               </w:rPr>
             </w:pPr>
-            <w:del w:id="9151" w:author="Claude (editorial fixes)" w:date="2026-10-03T16:38:54Z">
+            <w:del w:id="9151" w:author="Manolis Maragoudakis" w:date="2026-10-03T16:38:54Z">
               <w:r>
                 <w:rPr>
                   <w:rFonts w:eastAsia="Times New Roman"/>
@@ -9613,7 +9613,7 @@
       <w:tr>
         <w:trPr>
           <w:trHeight w:val="237"/>
-          <w:del w:id="9152" w:author="Claude (editorial fixes)" w:date="2026-10-03T16:38:54Z"/>
+          <w:del w:id="9152" w:author="Manolis Maragoudakis" w:date="2026-10-03T16:38:54Z"/>
         </w:trPr>
         <w:tc>
           <w:tcPr>
@@ -9640,7 +9640,7 @@
                 <w14:ligatures w14:val="standardContextual"/>
               </w:rPr>
             </w:pPr>
-            <w:del w:id="9153" w:author="Claude (editorial fixes)" w:date="2026-10-03T16:38:54Z">
+            <w:del w:id="9153" w:author="Manolis Maragoudakis" w:date="2026-10-03T16:38:54Z">
               <w:r>
                 <w:rPr>
                   <w:rFonts w:eastAsia="Times New Roman"/>
@@ -9679,7 +9679,7 @@
                 <w14:ligatures w14:val="standardContextual"/>
               </w:rPr>
             </w:pPr>
-            <w:del w:id="9154" w:author="Claude (editorial fixes)" w:date="2026-10-03T16:38:54Z">
+            <w:del w:id="9154" w:author="Manolis Maragoudakis" w:date="2026-10-03T16:38:54Z">
               <w:r>
                 <w:rPr>
                   <w:rFonts w:eastAsia="Times New Roman"/>
@@ -9717,7 +9717,7 @@
                 <w14:ligatures w14:val="standardContextual"/>
               </w:rPr>
             </w:pPr>
-            <w:del w:id="9155" w:author="Claude (editorial fixes)" w:date="2026-10-03T16:38:54Z">
+            <w:del w:id="9155" w:author="Manolis Maragoudakis" w:date="2026-10-03T16:38:54Z">
               <w:r>
                 <w:rPr>
                   <w:rFonts w:eastAsia="Times New Roman"/>
@@ -9755,7 +9755,7 @@
                 <w14:ligatures w14:val="standardContextual"/>
               </w:rPr>
             </w:pPr>
-            <w:del w:id="9156" w:author="Claude (editorial fixes)" w:date="2026-10-03T16:38:54Z">
+            <w:del w:id="9156" w:author="Manolis Maragoudakis" w:date="2026-10-03T16:38:54Z">
               <w:r>
                 <w:rPr>
                   <w:rFonts w:eastAsia="Times New Roman"/>
@@ -9795,7 +9795,7 @@
                 <w14:ligatures w14:val="standardContextual"/>
               </w:rPr>
             </w:pPr>
-            <w:del w:id="9157" w:author="Claude (editorial fixes)" w:date="2026-10-03T16:38:54Z">
+            <w:del w:id="9157" w:author="Manolis Maragoudakis" w:date="2026-10-03T16:38:54Z">
               <w:r>
                 <w:rPr>
                   <w:rFonts w:eastAsia="Times New Roman"/>
@@ -9835,7 +9835,7 @@
                 <w14:ligatures w14:val="standardContextual"/>
               </w:rPr>
             </w:pPr>
-            <w:del w:id="9158" w:author="Claude (editorial fixes)" w:date="2026-10-03T16:38:54Z">
+            <w:del w:id="9158" w:author="Manolis Maragoudakis" w:date="2026-10-03T16:38:54Z">
               <w:r>
                 <w:rPr>
                   <w:rFonts w:eastAsia="Times New Roman"/>
@@ -9854,7 +9854,7 @@
       <w:tr>
         <w:trPr>
           <w:trHeight w:val="237"/>
-          <w:del w:id="9159" w:author="Claude (editorial fixes)" w:date="2026-10-03T16:38:54Z"/>
+          <w:del w:id="9159" w:author="Manolis Maragoudakis" w:date="2026-10-03T16:38:54Z"/>
         </w:trPr>
         <w:tc>
           <w:tcPr>
@@ -9881,7 +9881,7 @@
                 <w14:ligatures w14:val="standardContextual"/>
               </w:rPr>
             </w:pPr>
-            <w:del w:id="9160" w:author="Claude (editorial fixes)" w:date="2026-10-03T16:38:54Z">
+            <w:del w:id="9160" w:author="Manolis Maragoudakis" w:date="2026-10-03T16:38:54Z">
               <w:r>
                 <w:rPr>
                   <w:rFonts w:eastAsia="Times New Roman"/>
@@ -9920,7 +9920,7 @@
                 <w14:ligatures w14:val="standardContextual"/>
               </w:rPr>
             </w:pPr>
-            <w:del w:id="9161" w:author="Claude (editorial fixes)" w:date="2026-10-03T16:38:54Z">
+            <w:del w:id="9161" w:author="Manolis Maragoudakis" w:date="2026-10-03T16:38:54Z">
               <w:r>
                 <w:rPr>
                   <w:rFonts w:eastAsia="Times New Roman"/>
@@ -9958,7 +9958,7 @@
                 <w14:ligatures w14:val="standardContextual"/>
               </w:rPr>
             </w:pPr>
-            <w:del w:id="9162" w:author="Claude (editorial fixes)" w:date="2026-10-03T16:38:54Z">
+            <w:del w:id="9162" w:author="Manolis Maragoudakis" w:date="2026-10-03T16:38:54Z">
               <w:r>
                 <w:rPr>
                   <w:rFonts w:eastAsia="Times New Roman"/>
@@ -9996,7 +9996,7 @@
                 <w14:ligatures w14:val="standardContextual"/>
               </w:rPr>
             </w:pPr>
-            <w:del w:id="9163" w:author="Claude (editorial fixes)" w:date="2026-10-03T16:38:54Z">
+            <w:del w:id="9163" w:author="Manolis Maragoudakis" w:date="2026-10-03T16:38:54Z">
               <w:r>
                 <w:rPr>
                   <w:rFonts w:eastAsia="Times New Roman"/>
@@ -10036,7 +10036,7 @@
                 <w14:ligatures w14:val="standardContextual"/>
               </w:rPr>
             </w:pPr>
-            <w:del w:id="9164" w:author="Claude (editorial fixes)" w:date="2026-10-03T16:38:54Z">
+            <w:del w:id="9164" w:author="Manolis Maragoudakis" w:date="2026-10-03T16:38:54Z">
               <w:r>
                 <w:rPr>
                   <w:rFonts w:eastAsia="Times New Roman"/>
@@ -10076,7 +10076,7 @@
                 <w14:ligatures w14:val="standardContextual"/>
               </w:rPr>
             </w:pPr>
-            <w:del w:id="9165" w:author="Claude (editorial fixes)" w:date="2026-10-03T16:38:54Z">
+            <w:del w:id="9165" w:author="Manolis Maragoudakis" w:date="2026-10-03T16:38:54Z">
               <w:r>
                 <w:rPr>
                   <w:rFonts w:eastAsia="Times New Roman"/>
@@ -10095,7 +10095,7 @@
       <w:tr>
         <w:trPr>
           <w:trHeight w:val="237"/>
-          <w:del w:id="9166" w:author="Claude (editorial fixes)" w:date="2026-10-03T16:38:54Z"/>
+          <w:del w:id="9166" w:author="Manolis Maragoudakis" w:date="2026-10-03T16:38:54Z"/>
         </w:trPr>
         <w:tc>
           <w:tcPr>
@@ -10122,7 +10122,7 @@
                 <w14:ligatures w14:val="standardContextual"/>
               </w:rPr>
             </w:pPr>
-            <w:del w:id="9167" w:author="Claude (editorial fixes)" w:date="2026-10-03T16:38:54Z">
+            <w:del w:id="9167" w:author="Manolis Maragoudakis" w:date="2026-10-03T16:38:54Z">
               <w:r>
                 <w:rPr>
                   <w:rFonts w:eastAsia="Times New Roman"/>
@@ -10161,7 +10161,7 @@
                 <w14:ligatures w14:val="standardContextual"/>
               </w:rPr>
             </w:pPr>
-            <w:del w:id="9168" w:author="Claude (editorial fixes)" w:date="2026-10-03T16:38:54Z">
+            <w:del w:id="9168" w:author="Manolis Maragoudakis" w:date="2026-10-03T16:38:54Z">
               <w:r>
                 <w:rPr>
                   <w:rFonts w:eastAsia="Times New Roman"/>
@@ -10199,7 +10199,7 @@
                 <w14:ligatures w14:val="standardContextual"/>
               </w:rPr>
             </w:pPr>
-            <w:del w:id="9169" w:author="Claude (editorial fixes)" w:date="2026-10-03T16:38:54Z">
+            <w:del w:id="9169" w:author="Manolis Maragoudakis" w:date="2026-10-03T16:38:54Z">
               <w:r>
                 <w:rPr>
                   <w:rFonts w:eastAsia="Times New Roman"/>
@@ -10237,7 +10237,7 @@
                 <w14:ligatures w14:val="standardContextual"/>
               </w:rPr>
             </w:pPr>
-            <w:del w:id="9170" w:author="Claude (editorial fixes)" w:date="2026-10-03T16:38:54Z">
+            <w:del w:id="9170" w:author="Manolis Maragoudakis" w:date="2026-10-03T16:38:54Z">
               <w:r>
                 <w:rPr>
                   <w:rFonts w:eastAsia="Times New Roman"/>
@@ -10277,7 +10277,7 @@
                 <w14:ligatures w14:val="standardContextual"/>
               </w:rPr>
             </w:pPr>
-            <w:del w:id="9171" w:author="Claude (editorial fixes)" w:date="2026-10-03T16:38:54Z">
+            <w:del w:id="9171" w:author="Manolis Maragoudakis" w:date="2026-10-03T16:38:54Z">
               <w:r>
                 <w:rPr>
                   <w:rFonts w:eastAsia="Times New Roman"/>
@@ -10317,7 +10317,7 @@
                 <w14:ligatures w14:val="standardContextual"/>
               </w:rPr>
             </w:pPr>
-            <w:del w:id="9172" w:author="Claude (editorial fixes)" w:date="2026-10-03T16:38:54Z">
+            <w:del w:id="9172" w:author="Manolis Maragoudakis" w:date="2026-10-03T16:38:54Z">
               <w:r>
                 <w:rPr>
                   <w:rFonts w:eastAsia="Times New Roman"/>
@@ -10336,7 +10336,7 @@
       <w:tr>
         <w:trPr>
           <w:trHeight w:val="237"/>
-          <w:del w:id="9173" w:author="Claude (editorial fixes)" w:date="2026-10-03T16:38:54Z"/>
+          <w:del w:id="9173" w:author="Manolis Maragoudakis" w:date="2026-10-03T16:38:54Z"/>
         </w:trPr>
         <w:tc>
           <w:tcPr>
@@ -10363,7 +10363,7 @@
                 <w14:ligatures w14:val="standardContextual"/>
               </w:rPr>
             </w:pPr>
-            <w:del w:id="9174" w:author="Claude (editorial fixes)" w:date="2026-10-03T16:38:54Z">
+            <w:del w:id="9174" w:author="Manolis Maragoudakis" w:date="2026-10-03T16:38:54Z">
               <w:r>
                 <w:rPr>
                   <w:rFonts w:eastAsia="Times New Roman"/>
@@ -10402,7 +10402,7 @@
                 <w14:ligatures w14:val="standardContextual"/>
               </w:rPr>
             </w:pPr>
-            <w:del w:id="9175" w:author="Claude (editorial fixes)" w:date="2026-10-03T16:38:54Z">
+            <w:del w:id="9175" w:author="Manolis Maragoudakis" w:date="2026-10-03T16:38:54Z">
               <w:r>
                 <w:rPr>
                   <w:rFonts w:eastAsia="Times New Roman"/>
@@ -10440,7 +10440,7 @@
                 <w14:ligatures w14:val="standardContextual"/>
               </w:rPr>
             </w:pPr>
-            <w:del w:id="9176" w:author="Claude (editorial fixes)" w:date="2026-10-03T16:38:54Z">
+            <w:del w:id="9176" w:author="Manolis Maragoudakis" w:date="2026-10-03T16:38:54Z">
               <w:r>
                 <w:rPr>
                   <w:rFonts w:eastAsia="Times New Roman"/>
@@ -10478,7 +10478,7 @@
                 <w14:ligatures w14:val="standardContextual"/>
               </w:rPr>
             </w:pPr>
-            <w:del w:id="9177" w:author="Claude (editorial fixes)" w:date="2026-10-03T16:38:54Z">
+            <w:del w:id="9177" w:author="Manolis Maragoudakis" w:date="2026-10-03T16:38:54Z">
               <w:r>
                 <w:rPr>
                   <w:rFonts w:eastAsia="Times New Roman"/>
@@ -10518,7 +10518,7 @@
                 <w14:ligatures w14:val="standardContextual"/>
               </w:rPr>
             </w:pPr>
-            <w:del w:id="9178" w:author="Claude (editorial fixes)" w:date="2026-10-03T16:38:54Z">
+            <w:del w:id="9178" w:author="Manolis Maragoudakis" w:date="2026-10-03T16:38:54Z">
               <w:r>
                 <w:rPr>
                   <w:rFonts w:eastAsia="Times New Roman"/>
@@ -10558,7 +10558,7 @@
                 <w14:ligatures w14:val="standardContextual"/>
               </w:rPr>
             </w:pPr>
-            <w:del w:id="9179" w:author="Claude (editorial fixes)" w:date="2026-10-03T16:38:54Z">
+            <w:del w:id="9179" w:author="Manolis Maragoudakis" w:date="2026-10-03T16:38:54Z">
               <w:r>
                 <w:rPr>
                   <w:rFonts w:eastAsia="Times New Roman"/>
@@ -10577,7 +10577,7 @@
       <w:tr>
         <w:trPr>
           <w:trHeight w:val="255"/>
-          <w:del w:id="9180" w:author="Claude (editorial fixes)" w:date="2026-10-03T16:38:54Z"/>
+          <w:del w:id="9180" w:author="Manolis Maragoudakis" w:date="2026-10-03T16:38:54Z"/>
         </w:trPr>
         <w:tc>
           <w:tcPr>
@@ -10604,7 +10604,7 @@
                 <w14:ligatures w14:val="standardContextual"/>
               </w:rPr>
             </w:pPr>
-            <w:del w:id="9181" w:author="Claude (editorial fixes)" w:date="2026-10-03T16:38:54Z">
+            <w:del w:id="9181" w:author="Manolis Maragoudakis" w:date="2026-10-03T16:38:54Z">
               <w:r>
                 <w:rPr>
                   <w:rFonts w:eastAsia="Times New Roman"/>
@@ -10644,7 +10644,7 @@
                 <w14:ligatures w14:val="standardContextual"/>
               </w:rPr>
             </w:pPr>
-            <w:del w:id="9182" w:author="Claude (editorial fixes)" w:date="2026-10-03T16:38:54Z">
+            <w:del w:id="9182" w:author="Manolis Maragoudakis" w:date="2026-10-03T16:38:54Z">
               <w:r>
                 <w:rPr>
                   <w:rFonts w:eastAsia="Times New Roman"/>
@@ -10682,7 +10682,7 @@
                 <w14:ligatures w14:val="standardContextual"/>
               </w:rPr>
             </w:pPr>
-            <w:del w:id="9183" w:author="Claude (editorial fixes)" w:date="2026-10-03T16:38:54Z">
+            <w:del w:id="9183" w:author="Manolis Maragoudakis" w:date="2026-10-03T16:38:54Z">
               <w:r>
                 <w:rPr>
                   <w:rFonts w:eastAsia="Times New Roman"/>
@@ -10720,7 +10720,7 @@
                 <w14:ligatures w14:val="standardContextual"/>
               </w:rPr>
             </w:pPr>
-            <w:del w:id="9184" w:author="Claude (editorial fixes)" w:date="2026-10-03T16:38:54Z">
+            <w:del w:id="9184" w:author="Manolis Maragoudakis" w:date="2026-10-03T16:38:54Z">
               <w:r>
                 <w:rPr>
                   <w:rFonts w:eastAsia="Times New Roman"/>
@@ -10760,7 +10760,7 @@
                 <w14:ligatures w14:val="standardContextual"/>
               </w:rPr>
             </w:pPr>
-            <w:del w:id="9185" w:author="Claude (editorial fixes)" w:date="2026-10-03T16:38:54Z">
+            <w:del w:id="9185" w:author="Manolis Maragoudakis" w:date="2026-10-03T16:38:54Z">
               <w:r>
                 <w:rPr>
                   <w:rFonts w:eastAsia="Times New Roman"/>
@@ -10800,7 +10800,7 @@
                 <w14:ligatures w14:val="standardContextual"/>
               </w:rPr>
             </w:pPr>
-            <w:del w:id="9186" w:author="Claude (editorial fixes)" w:date="2026-10-03T16:38:54Z">
+            <w:del w:id="9186" w:author="Manolis Maragoudakis" w:date="2026-10-03T16:38:54Z">
               <w:r>
                 <w:rPr>
                   <w:rFonts w:eastAsia="Times New Roman"/>
@@ -10819,7 +10819,7 @@
       <w:tr>
         <w:trPr>
           <w:trHeight w:val="237"/>
-          <w:del w:id="9187" w:author="Claude (editorial fixes)" w:date="2026-10-03T16:38:54Z"/>
+          <w:del w:id="9187" w:author="Manolis Maragoudakis" w:date="2026-10-03T16:38:54Z"/>
         </w:trPr>
         <w:tc>
           <w:tcPr>
@@ -10846,7 +10846,7 @@
                 <w14:ligatures w14:val="standardContextual"/>
               </w:rPr>
             </w:pPr>
-            <w:del w:id="9188" w:author="Claude (editorial fixes)" w:date="2026-10-03T16:38:54Z">
+            <w:del w:id="9188" w:author="Manolis Maragoudakis" w:date="2026-10-03T16:38:54Z">
               <w:r>
                 <w:rPr>
                   <w:rFonts w:eastAsia="Times New Roman"/>
@@ -10885,7 +10885,7 @@
                 <w14:ligatures w14:val="standardContextual"/>
               </w:rPr>
             </w:pPr>
-            <w:del w:id="9189" w:author="Claude (editorial fixes)" w:date="2026-10-03T16:38:54Z">
+            <w:del w:id="9189" w:author="Manolis Maragoudakis" w:date="2026-10-03T16:38:54Z">
               <w:r>
                 <w:rPr>
                   <w:rFonts w:eastAsia="Times New Roman"/>
@@ -10923,7 +10923,7 @@
                 <w14:ligatures w14:val="standardContextual"/>
               </w:rPr>
             </w:pPr>
-            <w:del w:id="9190" w:author="Claude (editorial fixes)" w:date="2026-10-03T16:38:54Z">
+            <w:del w:id="9190" w:author="Manolis Maragoudakis" w:date="2026-10-03T16:38:54Z">
               <w:r>
                 <w:rPr>
                   <w:rFonts w:eastAsia="Times New Roman"/>
@@ -10961,7 +10961,7 @@
                 <w14:ligatures w14:val="standardContextual"/>
               </w:rPr>
             </w:pPr>
-            <w:del w:id="9191" w:author="Claude (editorial fixes)" w:date="2026-10-03T16:38:54Z">
+            <w:del w:id="9191" w:author="Manolis Maragoudakis" w:date="2026-10-03T16:38:54Z">
               <w:r>
                 <w:rPr>
                   <w:rFonts w:eastAsia="Times New Roman"/>
@@ -11001,7 +11001,7 @@
                 <w14:ligatures w14:val="standardContextual"/>
               </w:rPr>
             </w:pPr>
-            <w:del w:id="9192" w:author="Claude (editorial fixes)" w:date="2026-10-03T16:38:54Z">
+            <w:del w:id="9192" w:author="Manolis Maragoudakis" w:date="2026-10-03T16:38:54Z">
               <w:r>
                 <w:rPr>
                   <w:rFonts w:eastAsia="Times New Roman"/>
@@ -11041,7 +11041,7 @@
                 <w14:ligatures w14:val="standardContextual"/>
               </w:rPr>
             </w:pPr>
-            <w:del w:id="9193" w:author="Claude (editorial fixes)" w:date="2026-10-03T16:38:54Z">
+            <w:del w:id="9193" w:author="Manolis Maragoudakis" w:date="2026-10-03T16:38:54Z">
               <w:r>
                 <w:rPr>
                   <w:rFonts w:eastAsia="Times New Roman"/>
@@ -11060,7 +11060,7 @@
       <w:tr>
         <w:trPr>
           <w:trHeight w:val="476"/>
-          <w:del w:id="9194" w:author="Claude (editorial fixes)" w:date="2026-10-03T16:38:54Z"/>
+          <w:del w:id="9194" w:author="Manolis Maragoudakis" w:date="2026-10-03T16:38:54Z"/>
         </w:trPr>
         <w:tc>
           <w:tcPr>
@@ -11087,7 +11087,7 @@
                 <w14:ligatures w14:val="standardContextual"/>
               </w:rPr>
             </w:pPr>
-            <w:del w:id="9195" w:author="Claude (editorial fixes)" w:date="2026-10-03T16:38:54Z">
+            <w:del w:id="9195" w:author="Manolis Maragoudakis" w:date="2026-10-03T16:38:54Z">
               <w:r>
                 <w:rPr>
                   <w:rFonts w:eastAsia="Times New Roman"/>
@@ -11126,7 +11126,7 @@
                 <w14:ligatures w14:val="standardContextual"/>
               </w:rPr>
             </w:pPr>
-            <w:del w:id="9196" w:author="Claude (editorial fixes)" w:date="2026-10-03T16:38:54Z">
+            <w:del w:id="9196" w:author="Manolis Maragoudakis" w:date="2026-10-03T16:38:54Z">
               <w:r>
                 <w:rPr>
                   <w:rFonts w:eastAsia="Times New Roman"/>
@@ -11164,7 +11164,7 @@
                 <w14:ligatures w14:val="standardContextual"/>
               </w:rPr>
             </w:pPr>
-            <w:del w:id="9197" w:author="Claude (editorial fixes)" w:date="2026-10-03T16:38:54Z">
+            <w:del w:id="9197" w:author="Manolis Maragoudakis" w:date="2026-10-03T16:38:54Z">
               <w:r>
                 <w:rPr>
                   <w:rFonts w:eastAsia="Times New Roman"/>
@@ -11202,7 +11202,7 @@
                 <w14:ligatures w14:val="standardContextual"/>
               </w:rPr>
             </w:pPr>
-            <w:del w:id="9198" w:author="Claude (editorial fixes)" w:date="2026-10-03T16:38:54Z">
+            <w:del w:id="9198" w:author="Manolis Maragoudakis" w:date="2026-10-03T16:38:54Z">
               <w:r>
                 <w:rPr>
                   <w:rFonts w:eastAsia="Times New Roman"/>
@@ -11242,7 +11242,7 @@
                 <w14:ligatures w14:val="standardContextual"/>
               </w:rPr>
             </w:pPr>
-            <w:del w:id="9199" w:author="Claude (editorial fixes)" w:date="2026-10-03T16:38:54Z">
+            <w:del w:id="9199" w:author="Manolis Maragoudakis" w:date="2026-10-03T16:38:54Z">
               <w:r>
                 <w:rPr>
                   <w:rFonts w:eastAsia="Times New Roman"/>
@@ -11282,7 +11282,7 @@
                 <w14:ligatures w14:val="standardContextual"/>
               </w:rPr>
             </w:pPr>
-            <w:del w:id="9200" w:author="Claude (editorial fixes)" w:date="2026-10-03T16:38:54Z">
+            <w:del w:id="9200" w:author="Manolis Maragoudakis" w:date="2026-10-03T16:38:54Z">
               <w:r>
                 <w:rPr>
                   <w:rFonts w:eastAsia="Times New Roman"/>
@@ -11301,7 +11301,7 @@
       <w:tr>
         <w:trPr>
           <w:trHeight w:val="237"/>
-          <w:del w:id="9201" w:author="Claude (editorial fixes)" w:date="2026-10-03T16:38:54Z"/>
+          <w:del w:id="9201" w:author="Manolis Maragoudakis" w:date="2026-10-03T16:38:54Z"/>
         </w:trPr>
         <w:tc>
           <w:tcPr>
@@ -11328,7 +11328,7 @@
                 <w14:ligatures w14:val="standardContextual"/>
               </w:rPr>
             </w:pPr>
-            <w:del w:id="9202" w:author="Claude (editorial fixes)" w:date="2026-10-03T16:38:54Z">
+            <w:del w:id="9202" w:author="Manolis Maragoudakis" w:date="2026-10-03T16:38:54Z">
               <w:r>
                 <w:rPr>
                   <w:rFonts w:eastAsia="Times New Roman"/>
@@ -11367,7 +11367,7 @@
                 <w14:ligatures w14:val="standardContextual"/>
               </w:rPr>
             </w:pPr>
-            <w:del w:id="9203" w:author="Claude (editorial fixes)" w:date="2026-10-03T16:38:54Z">
+            <w:del w:id="9203" w:author="Manolis Maragoudakis" w:date="2026-10-03T16:38:54Z">
               <w:r>
                 <w:rPr>
                   <w:rFonts w:eastAsia="Times New Roman"/>
@@ -11405,7 +11405,7 @@
                 <w14:ligatures w14:val="standardContextual"/>
               </w:rPr>
             </w:pPr>
-            <w:del w:id="9204" w:author="Claude (editorial fixes)" w:date="2026-10-03T16:38:54Z">
+            <w:del w:id="9204" w:author="Manolis Maragoudakis" w:date="2026-10-03T16:38:54Z">
               <w:r>
                 <w:rPr>
                   <w:rFonts w:eastAsia="Times New Roman"/>
@@ -11443,7 +11443,7 @@
                 <w14:ligatures w14:val="standardContextual"/>
               </w:rPr>
             </w:pPr>
-            <w:del w:id="9205" w:author="Claude (editorial fixes)" w:date="2026-10-03T16:38:54Z">
+            <w:del w:id="9205" w:author="Manolis Maragoudakis" w:date="2026-10-03T16:38:54Z">
               <w:r>
                 <w:rPr>
                   <w:rFonts w:eastAsia="Times New Roman"/>
@@ -11483,7 +11483,7 @@
                 <w14:ligatures w14:val="standardContextual"/>
               </w:rPr>
             </w:pPr>
-            <w:del w:id="9206" w:author="Claude (editorial fixes)" w:date="2026-10-03T16:38:54Z">
+            <w:del w:id="9206" w:author="Manolis Maragoudakis" w:date="2026-10-03T16:38:54Z">
               <w:r>
                 <w:rPr>
                   <w:rFonts w:eastAsia="Times New Roman"/>
@@ -11523,7 +11523,7 @@
                 <w14:ligatures w14:val="standardContextual"/>
               </w:rPr>
             </w:pPr>
-            <w:del w:id="9207" w:author="Claude (editorial fixes)" w:date="2026-10-03T16:38:54Z">
+            <w:del w:id="9207" w:author="Manolis Maragoudakis" w:date="2026-10-03T16:38:54Z">
               <w:r>
                 <w:rPr>
                   <w:rFonts w:eastAsia="Times New Roman"/>
@@ -11542,7 +11542,7 @@
       <w:tr>
         <w:trPr>
           <w:trHeight w:val="237"/>
-          <w:del w:id="9208" w:author="Claude (editorial fixes)" w:date="2026-10-03T16:38:54Z"/>
+          <w:del w:id="9208" w:author="Manolis Maragoudakis" w:date="2026-10-03T16:38:54Z"/>
         </w:trPr>
         <w:tc>
           <w:tcPr>
@@ -11569,7 +11569,7 @@
                 <w14:ligatures w14:val="standardContextual"/>
               </w:rPr>
             </w:pPr>
-            <w:del w:id="9209" w:author="Claude (editorial fixes)" w:date="2026-10-03T16:38:54Z">
+            <w:del w:id="9209" w:author="Manolis Maragoudakis" w:date="2026-10-03T16:38:54Z">
               <w:r>
                 <w:rPr>
                   <w:rFonts w:eastAsia="Times New Roman"/>
@@ -11608,7 +11608,7 @@
                 <w14:ligatures w14:val="standardContextual"/>
               </w:rPr>
             </w:pPr>
-            <w:del w:id="9210" w:author="Claude (editorial fixes)" w:date="2026-10-03T16:38:54Z">
+            <w:del w:id="9210" w:author="Manolis Maragoudakis" w:date="2026-10-03T16:38:54Z">
               <w:r>
                 <w:rPr>
                   <w:rFonts w:eastAsia="Times New Roman"/>
@@ -11646,7 +11646,7 @@
                 <w14:ligatures w14:val="standardContextual"/>
               </w:rPr>
             </w:pPr>
-            <w:del w:id="9211" w:author="Claude (editorial fixes)" w:date="2026-10-03T16:38:54Z">
+            <w:del w:id="9211" w:author="Manolis Maragoudakis" w:date="2026-10-03T16:38:54Z">
               <w:r>
                 <w:rPr>
                   <w:rFonts w:eastAsia="Times New Roman"/>
@@ -11684,7 +11684,7 @@
                 <w14:ligatures w14:val="standardContextual"/>
               </w:rPr>
             </w:pPr>
-            <w:del w:id="9212" w:author="Claude (editorial fixes)" w:date="2026-10-03T16:38:54Z">
+            <w:del w:id="9212" w:author="Manolis Maragoudakis" w:date="2026-10-03T16:38:54Z">
               <w:r>
                 <w:rPr>
                   <w:rFonts w:eastAsia="Times New Roman"/>
@@ -11724,7 +11724,7 @@
                 <w14:ligatures w14:val="standardContextual"/>
               </w:rPr>
             </w:pPr>
-            <w:del w:id="9213" w:author="Claude (editorial fixes)" w:date="2026-10-03T16:38:54Z">
+            <w:del w:id="9213" w:author="Manolis Maragoudakis" w:date="2026-10-03T16:38:54Z">
               <w:r>
                 <w:rPr>
                   <w:rFonts w:eastAsia="Times New Roman"/>
@@ -11764,7 +11764,7 @@
                 <w14:ligatures w14:val="standardContextual"/>
               </w:rPr>
             </w:pPr>
-            <w:del w:id="9214" w:author="Claude (editorial fixes)" w:date="2026-10-03T16:38:54Z">
+            <w:del w:id="9214" w:author="Manolis Maragoudakis" w:date="2026-10-03T16:38:54Z">
               <w:r>
                 <w:rPr>
                   <w:rFonts w:eastAsia="Times New Roman"/>
@@ -11783,7 +11783,7 @@
       <w:tr>
         <w:trPr>
           <w:trHeight w:val="255"/>
-          <w:del w:id="9215" w:author="Claude (editorial fixes)" w:date="2026-10-03T16:38:54Z"/>
+          <w:del w:id="9215" w:author="Manolis Maragoudakis" w:date="2026-10-03T16:38:54Z"/>
         </w:trPr>
         <w:tc>
           <w:tcPr>
@@ -11810,7 +11810,7 @@
                 <w14:ligatures w14:val="standardContextual"/>
               </w:rPr>
             </w:pPr>
-            <w:del w:id="9216" w:author="Claude (editorial fixes)" w:date="2026-10-03T16:38:54Z">
+            <w:del w:id="9216" w:author="Manolis Maragoudakis" w:date="2026-10-03T16:38:54Z">
               <w:r>
                 <w:rPr>
                   <w:rFonts w:eastAsia="Times New Roman"/>
@@ -11849,7 +11849,7 @@
                 <w14:ligatures w14:val="standardContextual"/>
               </w:rPr>
             </w:pPr>
-            <w:del w:id="9217" w:author="Claude (editorial fixes)" w:date="2026-10-03T16:38:54Z">
+            <w:del w:id="9217" w:author="Manolis Maragoudakis" w:date="2026-10-03T16:38:54Z">
               <w:r>
                 <w:rPr>
                   <w:rFonts w:eastAsia="Times New Roman"/>
@@ -11887,7 +11887,7 @@
                 <w14:ligatures w14:val="standardContextual"/>
               </w:rPr>
             </w:pPr>
-            <w:del w:id="9218" w:author="Claude (editorial fixes)" w:date="2026-10-03T16:38:54Z">
+            <w:del w:id="9218" w:author="Manolis Maragoudakis" w:date="2026-10-03T16:38:54Z">
               <w:r>
                 <w:rPr>
                   <w:rFonts w:eastAsia="Times New Roman"/>
@@ -11925,7 +11925,7 @@
                 <w14:ligatures w14:val="standardContextual"/>
               </w:rPr>
             </w:pPr>
-            <w:del w:id="9219" w:author="Claude (editorial fixes)" w:date="2026-10-03T16:38:54Z">
+            <w:del w:id="9219" w:author="Manolis Maragoudakis" w:date="2026-10-03T16:38:54Z">
               <w:r>
                 <w:rPr>
                   <w:rFonts w:eastAsia="Times New Roman"/>
@@ -11965,7 +11965,7 @@
                 <w14:ligatures w14:val="standardContextual"/>
               </w:rPr>
             </w:pPr>
-            <w:del w:id="9220" w:author="Claude (editorial fixes)" w:date="2026-10-03T16:38:54Z">
+            <w:del w:id="9220" w:author="Manolis Maragoudakis" w:date="2026-10-03T16:38:54Z">
               <w:r>
                 <w:rPr>
                   <w:rFonts w:eastAsia="Times New Roman"/>
@@ -12005,7 +12005,7 @@
                 <w14:ligatures w14:val="standardContextual"/>
               </w:rPr>
             </w:pPr>
-            <w:del w:id="9221" w:author="Claude (editorial fixes)" w:date="2026-10-03T16:38:54Z">
+            <w:del w:id="9221" w:author="Manolis Maragoudakis" w:date="2026-10-03T16:38:54Z">
               <w:r>
                 <w:rPr>
                   <w:rFonts w:eastAsia="Times New Roman"/>
@@ -12024,7 +12024,7 @@
       <w:tr>
         <w:trPr>
           <w:trHeight w:val="237"/>
-          <w:del w:id="9222" w:author="Claude (editorial fixes)" w:date="2026-10-03T16:38:54Z"/>
+          <w:del w:id="9222" w:author="Manolis Maragoudakis" w:date="2026-10-03T16:38:54Z"/>
         </w:trPr>
         <w:tc>
           <w:tcPr>
@@ -12051,7 +12051,7 @@
                 <w14:ligatures w14:val="standardContextual"/>
               </w:rPr>
             </w:pPr>
-            <w:del w:id="9223" w:author="Claude (editorial fixes)" w:date="2026-10-03T16:38:54Z">
+            <w:del w:id="9223" w:author="Manolis Maragoudakis" w:date="2026-10-03T16:38:54Z">
               <w:r>
                 <w:rPr>
                   <w:rFonts w:eastAsia="Times New Roman"/>
@@ -12090,7 +12090,7 @@
                 <w14:ligatures w14:val="standardContextual"/>
               </w:rPr>
             </w:pPr>
-            <w:del w:id="9224" w:author="Claude (editorial fixes)" w:date="2026-10-03T16:38:54Z">
+            <w:del w:id="9224" w:author="Manolis Maragoudakis" w:date="2026-10-03T16:38:54Z">
               <w:r>
                 <w:rPr>
                   <w:rFonts w:eastAsia="Times New Roman"/>
@@ -12128,7 +12128,7 @@
                 <w14:ligatures w14:val="standardContextual"/>
               </w:rPr>
             </w:pPr>
-            <w:del w:id="9225" w:author="Claude (editorial fixes)" w:date="2026-10-03T16:38:54Z">
+            <w:del w:id="9225" w:author="Manolis Maragoudakis" w:date="2026-10-03T16:38:54Z">
               <w:r>
                 <w:rPr>
                   <w:rFonts w:eastAsia="Times New Roman"/>
@@ -12166,7 +12166,7 @@
                 <w14:ligatures w14:val="standardContextual"/>
               </w:rPr>
             </w:pPr>
-            <w:del w:id="9226" w:author="Claude (editorial fixes)" w:date="2026-10-03T16:38:54Z">
+            <w:del w:id="9226" w:author="Manolis Maragoudakis" w:date="2026-10-03T16:38:54Z">
               <w:r>
                 <w:rPr>
                   <w:rFonts w:eastAsia="Times New Roman"/>
@@ -12206,7 +12206,7 @@
                 <w14:ligatures w14:val="standardContextual"/>
               </w:rPr>
             </w:pPr>
-            <w:del w:id="9227" w:author="Claude (editorial fixes)" w:date="2026-10-03T16:38:54Z">
+            <w:del w:id="9227" w:author="Manolis Maragoudakis" w:date="2026-10-03T16:38:54Z">
               <w:r>
                 <w:rPr>
                   <w:rFonts w:eastAsia="Times New Roman"/>
@@ -12246,7 +12246,7 @@
                 <w14:ligatures w14:val="standardContextual"/>
               </w:rPr>
             </w:pPr>
-            <w:del w:id="9228" w:author="Claude (editorial fixes)" w:date="2026-10-03T16:38:54Z">
+            <w:del w:id="9228" w:author="Manolis Maragoudakis" w:date="2026-10-03T16:38:54Z">
               <w:r>
                 <w:rPr>
                   <w:rFonts w:eastAsia="Times New Roman"/>
@@ -12265,7 +12265,7 @@
       <w:tr>
         <w:trPr>
           <w:trHeight w:val="237"/>
-          <w:del w:id="9229" w:author="Claude (editorial fixes)" w:date="2026-10-03T16:38:54Z"/>
+          <w:del w:id="9229" w:author="Manolis Maragoudakis" w:date="2026-10-03T16:38:54Z"/>
         </w:trPr>
         <w:tc>
           <w:tcPr>
@@ -12292,7 +12292,7 @@
                 <w14:ligatures w14:val="standardContextual"/>
               </w:rPr>
             </w:pPr>
-            <w:del w:id="9230" w:author="Claude (editorial fixes)" w:date="2026-10-03T16:38:54Z">
+            <w:del w:id="9230" w:author="Manolis Maragoudakis" w:date="2026-10-03T16:38:54Z">
               <w:r>
                 <w:rPr>
                   <w:rFonts w:eastAsia="Times New Roman"/>
@@ -12331,7 +12331,7 @@
                 <w14:ligatures w14:val="standardContextual"/>
               </w:rPr>
             </w:pPr>
-            <w:del w:id="9231" w:author="Claude (editorial fixes)" w:date="2026-10-03T16:38:54Z">
+            <w:del w:id="9231" w:author="Manolis Maragoudakis" w:date="2026-10-03T16:38:54Z">
               <w:r>
                 <w:rPr>
                   <w:rFonts w:eastAsia="Times New Roman"/>
@@ -12369,7 +12369,7 @@
                 <w14:ligatures w14:val="standardContextual"/>
               </w:rPr>
             </w:pPr>
-            <w:del w:id="9232" w:author="Claude (editorial fixes)" w:date="2026-10-03T16:38:54Z">
+            <w:del w:id="9232" w:author="Manolis Maragoudakis" w:date="2026-10-03T16:38:54Z">
               <w:r>
                 <w:rPr>
                   <w:rFonts w:eastAsia="Times New Roman"/>
@@ -12407,7 +12407,7 @@
                 <w14:ligatures w14:val="standardContextual"/>
               </w:rPr>
             </w:pPr>
-            <w:del w:id="9233" w:author="Claude (editorial fixes)" w:date="2026-10-03T16:38:54Z">
+            <w:del w:id="9233" w:author="Manolis Maragoudakis" w:date="2026-10-03T16:38:54Z">
               <w:r>
                 <w:rPr>
                   <w:rFonts w:eastAsia="Times New Roman"/>
@@ -12447,7 +12447,7 @@
                 <w14:ligatures w14:val="standardContextual"/>
               </w:rPr>
             </w:pPr>
-            <w:del w:id="9234" w:author="Claude (editorial fixes)" w:date="2026-10-03T16:38:54Z">
+            <w:del w:id="9234" w:author="Manolis Maragoudakis" w:date="2026-10-03T16:38:54Z">
               <w:r>
                 <w:rPr>
                   <w:rFonts w:eastAsia="Times New Roman"/>
@@ -12487,7 +12487,7 @@
                 <w14:ligatures w14:val="standardContextual"/>
               </w:rPr>
             </w:pPr>
-            <w:del w:id="9235" w:author="Claude (editorial fixes)" w:date="2026-10-03T16:38:54Z">
+            <w:del w:id="9235" w:author="Manolis Maragoudakis" w:date="2026-10-03T16:38:54Z">
               <w:r>
                 <w:rPr>
                   <w:rFonts w:eastAsia="Times New Roman"/>
@@ -12506,7 +12506,7 @@
       <w:tr>
         <w:trPr>
           <w:trHeight w:val="237"/>
-          <w:del w:id="9236" w:author="Claude (editorial fixes)" w:date="2026-10-03T16:38:54Z"/>
+          <w:del w:id="9236" w:author="Manolis Maragoudakis" w:date="2026-10-03T16:38:54Z"/>
         </w:trPr>
         <w:tc>
           <w:tcPr>
@@ -12533,7 +12533,7 @@
                 <w14:ligatures w14:val="standardContextual"/>
               </w:rPr>
             </w:pPr>
-            <w:del w:id="9237" w:author="Claude (editorial fixes)" w:date="2026-10-03T16:38:54Z">
+            <w:del w:id="9237" w:author="Manolis Maragoudakis" w:date="2026-10-03T16:38:54Z">
               <w:r>
                 <w:rPr>
                   <w:rFonts w:eastAsia="Times New Roman"/>
@@ -12572,7 +12572,7 @@
                 <w14:ligatures w14:val="standardContextual"/>
               </w:rPr>
             </w:pPr>
-            <w:del w:id="9238" w:author="Claude (editorial fixes)" w:date="2026-10-03T16:38:54Z">
+            <w:del w:id="9238" w:author="Manolis Maragoudakis" w:date="2026-10-03T16:38:54Z">
               <w:r>
                 <w:rPr>
                   <w:rFonts w:eastAsia="Times New Roman"/>
@@ -12610,7 +12610,7 @@
                 <w14:ligatures w14:val="standardContextual"/>
               </w:rPr>
             </w:pPr>
-            <w:del w:id="9239" w:author="Claude (editorial fixes)" w:date="2026-10-03T16:38:54Z">
+            <w:del w:id="9239" w:author="Manolis Maragoudakis" w:date="2026-10-03T16:38:54Z">
               <w:r>
                 <w:rPr>
                   <w:rFonts w:eastAsia="Times New Roman"/>
@@ -12648,7 +12648,7 @@
                 <w14:ligatures w14:val="standardContextual"/>
               </w:rPr>
             </w:pPr>
-            <w:del w:id="9240" w:author="Claude (editorial fixes)" w:date="2026-10-03T16:38:54Z">
+            <w:del w:id="9240" w:author="Manolis Maragoudakis" w:date="2026-10-03T16:38:54Z">
               <w:r>
                 <w:rPr>
                   <w:rFonts w:eastAsia="Times New Roman"/>
@@ -12688,7 +12688,7 @@
                 <w14:ligatures w14:val="standardContextual"/>
               </w:rPr>
             </w:pPr>
-            <w:del w:id="9241" w:author="Claude (editorial fixes)" w:date="2026-10-03T16:38:54Z">
+            <w:del w:id="9241" w:author="Manolis Maragoudakis" w:date="2026-10-03T16:38:54Z">
               <w:r>
                 <w:rPr>
                   <w:rFonts w:eastAsia="Times New Roman"/>
@@ -12728,7 +12728,7 @@
                 <w14:ligatures w14:val="standardContextual"/>
               </w:rPr>
             </w:pPr>
-            <w:del w:id="9242" w:author="Claude (editorial fixes)" w:date="2026-10-03T16:38:54Z">
+            <w:del w:id="9242" w:author="Manolis Maragoudakis" w:date="2026-10-03T16:38:54Z">
               <w:r>
                 <w:rPr>
                   <w:rFonts w:eastAsia="Times New Roman"/>
@@ -12747,7 +12747,7 @@
       <w:tr>
         <w:trPr>
           <w:trHeight w:val="237"/>
-          <w:del w:id="9243" w:author="Claude (editorial fixes)" w:date="2026-10-03T16:38:54Z"/>
+          <w:del w:id="9243" w:author="Manolis Maragoudakis" w:date="2026-10-03T16:38:54Z"/>
         </w:trPr>
         <w:tc>
           <w:tcPr>
@@ -12774,7 +12774,7 @@
                 <w14:ligatures w14:val="standardContextual"/>
               </w:rPr>
             </w:pPr>
-            <w:del w:id="9244" w:author="Claude (editorial fixes)" w:date="2026-10-03T16:38:54Z">
+            <w:del w:id="9244" w:author="Manolis Maragoudakis" w:date="2026-10-03T16:38:54Z">
               <w:r>
                 <w:rPr>
                   <w:rFonts w:eastAsia="Times New Roman"/>
@@ -12813,7 +12813,7 @@
                 <w14:ligatures w14:val="standardContextual"/>
               </w:rPr>
             </w:pPr>
-            <w:del w:id="9245" w:author="Claude (editorial fixes)" w:date="2026-10-03T16:38:54Z">
+            <w:del w:id="9245" w:author="Manolis Maragoudakis" w:date="2026-10-03T16:38:54Z">
               <w:r>
                 <w:rPr>
                   <w:rFonts w:eastAsia="Times New Roman"/>
@@ -12851,7 +12851,7 @@
                 <w14:ligatures w14:val="standardContextual"/>
               </w:rPr>
             </w:pPr>
-            <w:del w:id="9246" w:author="Claude (editorial fixes)" w:date="2026-10-03T16:38:54Z">
+            <w:del w:id="9246" w:author="Manolis Maragoudakis" w:date="2026-10-03T16:38:54Z">
               <w:r>
                 <w:rPr>
                   <w:rFonts w:eastAsia="Times New Roman"/>
@@ -12889,7 +12889,7 @@
                 <w14:ligatures w14:val="standardContextual"/>
               </w:rPr>
             </w:pPr>
-            <w:del w:id="9247" w:author="Claude (editorial fixes)" w:date="2026-10-03T16:38:54Z">
+            <w:del w:id="9247" w:author="Manolis Maragoudakis" w:date="2026-10-03T16:38:54Z">
               <w:r>
                 <w:rPr>
                   <w:rFonts w:eastAsia="Times New Roman"/>
@@ -12929,7 +12929,7 @@
                 <w14:ligatures w14:val="standardContextual"/>
               </w:rPr>
             </w:pPr>
-            <w:del w:id="9248" w:author="Claude (editorial fixes)" w:date="2026-10-03T16:38:54Z">
+            <w:del w:id="9248" w:author="Manolis Maragoudakis" w:date="2026-10-03T16:38:54Z">
               <w:r>
                 <w:rPr>
                   <w:rFonts w:eastAsia="Times New Roman"/>
@@ -12969,7 +12969,7 @@
                 <w14:ligatures w14:val="standardContextual"/>
               </w:rPr>
             </w:pPr>
-            <w:del w:id="9249" w:author="Claude (editorial fixes)" w:date="2026-10-03T16:38:54Z">
+            <w:del w:id="9249" w:author="Manolis Maragoudakis" w:date="2026-10-03T16:38:54Z">
               <w:r>
                 <w:rPr>
                   <w:rFonts w:eastAsia="Times New Roman"/>
@@ -12988,7 +12988,7 @@
       <w:tr>
         <w:trPr>
           <w:trHeight w:val="237"/>
-          <w:del w:id="9250" w:author="Claude (editorial fixes)" w:date="2026-10-03T16:38:54Z"/>
+          <w:del w:id="9250" w:author="Manolis Maragoudakis" w:date="2026-10-03T16:38:54Z"/>
         </w:trPr>
         <w:tc>
           <w:tcPr>
@@ -13015,7 +13015,7 @@
                 <w14:ligatures w14:val="standardContextual"/>
               </w:rPr>
             </w:pPr>
-            <w:del w:id="9251" w:author="Claude (editorial fixes)" w:date="2026-10-03T16:38:54Z">
+            <w:del w:id="9251" w:author="Manolis Maragoudakis" w:date="2026-10-03T16:38:54Z">
               <w:r>
                 <w:rPr>
                   <w:rFonts w:eastAsia="Times New Roman"/>
@@ -13054,7 +13054,7 @@
                 <w14:ligatures w14:val="standardContextual"/>
               </w:rPr>
             </w:pPr>
-            <w:del w:id="9252" w:author="Claude (editorial fixes)" w:date="2026-10-03T16:38:54Z">
+            <w:del w:id="9252" w:author="Manolis Maragoudakis" w:date="2026-10-03T16:38:54Z">
               <w:r>
                 <w:rPr>
                   <w:rFonts w:eastAsia="Times New Roman"/>
@@ -13092,7 +13092,7 @@
                 <w14:ligatures w14:val="standardContextual"/>
               </w:rPr>
             </w:pPr>
-            <w:del w:id="9253" w:author="Claude (editorial fixes)" w:date="2026-10-03T16:38:54Z">
+            <w:del w:id="9253" w:author="Manolis Maragoudakis" w:date="2026-10-03T16:38:54Z">
               <w:r>
                 <w:rPr>
                   <w:rFonts w:eastAsia="Times New Roman"/>
@@ -13130,7 +13130,7 @@
                 <w14:ligatures w14:val="standardContextual"/>
               </w:rPr>
             </w:pPr>
-            <w:del w:id="9254" w:author="Claude (editorial fixes)" w:date="2026-10-03T16:38:54Z">
+            <w:del w:id="9254" w:author="Manolis Maragoudakis" w:date="2026-10-03T16:38:54Z">
               <w:r>
                 <w:rPr>
                   <w:rFonts w:eastAsia="Times New Roman"/>
@@ -13170,7 +13170,7 @@
                 <w14:ligatures w14:val="standardContextual"/>
               </w:rPr>
             </w:pPr>
-            <w:del w:id="9255" w:author="Claude (editorial fixes)" w:date="2026-10-03T16:38:54Z">
+            <w:del w:id="9255" w:author="Manolis Maragoudakis" w:date="2026-10-03T16:38:54Z">
               <w:r>
                 <w:rPr>
                   <w:rFonts w:eastAsia="Times New Roman"/>
@@ -13210,7 +13210,7 @@
                 <w14:ligatures w14:val="standardContextual"/>
               </w:rPr>
             </w:pPr>
-            <w:del w:id="9256" w:author="Claude (editorial fixes)" w:date="2026-10-03T16:38:54Z">
+            <w:del w:id="9256" w:author="Manolis Maragoudakis" w:date="2026-10-03T16:38:54Z">
               <w:r>
                 <w:rPr>
                   <w:rFonts w:eastAsia="Times New Roman"/>
@@ -13229,7 +13229,7 @@
       <w:tr>
         <w:trPr>
           <w:trHeight w:val="237"/>
-          <w:del w:id="9257" w:author="Claude (editorial fixes)" w:date="2026-10-03T16:38:54Z"/>
+          <w:del w:id="9257" w:author="Manolis Maragoudakis" w:date="2026-10-03T16:38:54Z"/>
         </w:trPr>
         <w:tc>
           <w:tcPr>
@@ -13256,7 +13256,7 @@
                 <w14:ligatures w14:val="standardContextual"/>
               </w:rPr>
             </w:pPr>
-            <w:del w:id="9258" w:author="Claude (editorial fixes)" w:date="2026-10-03T16:38:54Z">
+            <w:del w:id="9258" w:author="Manolis Maragoudakis" w:date="2026-10-03T16:38:54Z">
               <w:r>
                 <w:rPr>
                   <w:rFonts w:eastAsia="Times New Roman"/>
@@ -13295,7 +13295,7 @@
                 <w14:ligatures w14:val="standardContextual"/>
               </w:rPr>
             </w:pPr>
-            <w:del w:id="9259" w:author="Claude (editorial fixes)" w:date="2026-10-03T16:38:54Z">
+            <w:del w:id="9259" w:author="Manolis Maragoudakis" w:date="2026-10-03T16:38:54Z">
               <w:r>
                 <w:rPr>
                   <w:rFonts w:eastAsia="Times New Roman"/>
@@ -13333,7 +13333,7 @@
                 <w14:ligatures w14:val="standardContextual"/>
               </w:rPr>
             </w:pPr>
-            <w:del w:id="9260" w:author="Claude (editorial fixes)" w:date="2026-10-03T16:38:54Z">
+            <w:del w:id="9260" w:author="Manolis Maragoudakis" w:date="2026-10-03T16:38:54Z">
               <w:r>
                 <w:rPr>
                   <w:rFonts w:eastAsia="Times New Roman"/>
@@ -13371,7 +13371,7 @@
                 <w14:ligatures w14:val="standardContextual"/>
               </w:rPr>
             </w:pPr>
-            <w:del w:id="9261" w:author="Claude (editorial fixes)" w:date="2026-10-03T16:38:54Z">
+            <w:del w:id="9261" w:author="Manolis Maragoudakis" w:date="2026-10-03T16:38:54Z">
               <w:r>
                 <w:rPr>
                   <w:rFonts w:eastAsia="Times New Roman"/>
@@ -13411,7 +13411,7 @@
                 <w14:ligatures w14:val="standardContextual"/>
               </w:rPr>
             </w:pPr>
-            <w:del w:id="9262" w:author="Claude (editorial fixes)" w:date="2026-10-03T16:38:54Z">
+            <w:del w:id="9262" w:author="Manolis Maragoudakis" w:date="2026-10-03T16:38:54Z">
               <w:r>
                 <w:rPr>
                   <w:rFonts w:eastAsia="Times New Roman"/>
@@ -13451,7 +13451,7 @@
                 <w14:ligatures w14:val="standardContextual"/>
               </w:rPr>
             </w:pPr>
-            <w:del w:id="9263" w:author="Claude (editorial fixes)" w:date="2026-10-03T16:38:54Z">
+            <w:del w:id="9263" w:author="Manolis Maragoudakis" w:date="2026-10-03T16:38:54Z">
               <w:r>
                 <w:rPr>
                   <w:rFonts w:eastAsia="Times New Roman"/>
@@ -13470,7 +13470,7 @@
       <w:tr>
         <w:trPr>
           <w:trHeight w:val="237"/>
-          <w:del w:id="9264" w:author="Claude (editorial fixes)" w:date="2026-10-03T16:38:54Z"/>
+          <w:del w:id="9264" w:author="Manolis Maragoudakis" w:date="2026-10-03T16:38:54Z"/>
         </w:trPr>
         <w:tc>
           <w:tcPr>
@@ -13497,7 +13497,7 @@
                 <w14:ligatures w14:val="standardContextual"/>
               </w:rPr>
             </w:pPr>
-            <w:del w:id="9265" w:author="Claude (editorial fixes)" w:date="2026-10-03T16:38:54Z">
+            <w:del w:id="9265" w:author="Manolis Maragoudakis" w:date="2026-10-03T16:38:54Z">
               <w:r>
                 <w:rPr>
                   <w:rFonts w:eastAsia="Times New Roman"/>
@@ -13536,7 +13536,7 @@
                 <w14:ligatures w14:val="standardContextual"/>
               </w:rPr>
             </w:pPr>
-            <w:del w:id="9266" w:author="Claude (editorial fixes)" w:date="2026-10-03T16:38:54Z">
+            <w:del w:id="9266" w:author="Manolis Maragoudakis" w:date="2026-10-03T16:38:54Z">
               <w:r>
                 <w:rPr>
                   <w:rFonts w:eastAsia="Times New Roman"/>
@@ -13574,7 +13574,7 @@
                 <w14:ligatures w14:val="standardContextual"/>
               </w:rPr>
             </w:pPr>
-            <w:del w:id="9267" w:author="Claude (editorial fixes)" w:date="2026-10-03T16:38:54Z">
+            <w:del w:id="9267" w:author="Manolis Maragoudakis" w:date="2026-10-03T16:38:54Z">
               <w:r>
                 <w:rPr>
                   <w:rFonts w:eastAsia="Times New Roman"/>
@@ -13612,7 +13612,7 @@
                 <w14:ligatures w14:val="standardContextual"/>
               </w:rPr>
             </w:pPr>
-            <w:del w:id="9268" w:author="Claude (editorial fixes)" w:date="2026-10-03T16:38:54Z">
+            <w:del w:id="9268" w:author="Manolis Maragoudakis" w:date="2026-10-03T16:38:54Z">
               <w:r>
                 <w:rPr>
                   <w:rFonts w:eastAsia="Times New Roman"/>
@@ -13652,7 +13652,7 @@
                 <w14:ligatures w14:val="standardContextual"/>
               </w:rPr>
             </w:pPr>
-            <w:del w:id="9269" w:author="Claude (editorial fixes)" w:date="2026-10-03T16:38:54Z">
+            <w:del w:id="9269" w:author="Manolis Maragoudakis" w:date="2026-10-03T16:38:54Z">
               <w:r>
                 <w:rPr>
                   <w:rFonts w:eastAsia="Times New Roman"/>
@@ -13692,7 +13692,7 @@
                 <w14:ligatures w14:val="standardContextual"/>
               </w:rPr>
             </w:pPr>
-            <w:del w:id="9270" w:author="Claude (editorial fixes)" w:date="2026-10-03T16:38:54Z">
+            <w:del w:id="9270" w:author="Manolis Maragoudakis" w:date="2026-10-03T16:38:54Z">
               <w:r>
                 <w:rPr>
                   <w:rFonts w:eastAsia="Times New Roman"/>
@@ -13711,7 +13711,7 @@
       <w:tr>
         <w:trPr>
           <w:trHeight w:val="237"/>
-          <w:del w:id="9271" w:author="Claude (editorial fixes)" w:date="2026-10-03T16:38:54Z"/>
+          <w:del w:id="9271" w:author="Manolis Maragoudakis" w:date="2026-10-03T16:38:54Z"/>
         </w:trPr>
         <w:tc>
           <w:tcPr>
@@ -13738,7 +13738,7 @@
                 <w14:ligatures w14:val="standardContextual"/>
               </w:rPr>
             </w:pPr>
-            <w:del w:id="9272" w:author="Claude (editorial fixes)" w:date="2026-10-03T16:38:54Z">
+            <w:del w:id="9272" w:author="Manolis Maragoudakis" w:date="2026-10-03T16:38:54Z">
               <w:r>
                 <w:rPr>
                   <w:rFonts w:eastAsia="Times New Roman"/>
@@ -13777,7 +13777,7 @@
                 <w14:ligatures w14:val="standardContextual"/>
               </w:rPr>
             </w:pPr>
-            <w:del w:id="9273" w:author="Claude (editorial fixes)" w:date="2026-10-03T16:38:54Z">
+            <w:del w:id="9273" w:author="Manolis Maragoudakis" w:date="2026-10-03T16:38:54Z">
               <w:r>
                 <w:rPr>
                   <w:rFonts w:eastAsia="Times New Roman"/>
@@ -13815,7 +13815,7 @@
                 <w14:ligatures w14:val="standardContextual"/>
               </w:rPr>
             </w:pPr>
-            <w:del w:id="9274" w:author="Claude (editorial fixes)" w:date="2026-10-03T16:38:54Z">
+            <w:del w:id="9274" w:author="Manolis Maragoudakis" w:date="2026-10-03T16:38:54Z">
               <w:r>
                 <w:rPr>
                   <w:rFonts w:eastAsia="Times New Roman"/>
@@ -13853,7 +13853,7 @@
                 <w14:ligatures w14:val="standardContextual"/>
               </w:rPr>
             </w:pPr>
-            <w:del w:id="9275" w:author="Claude (editorial fixes)" w:date="2026-10-03T16:38:54Z">
+            <w:del w:id="9275" w:author="Manolis Maragoudakis" w:date="2026-10-03T16:38:54Z">
               <w:r>
                 <w:rPr>
                   <w:rFonts w:eastAsia="Times New Roman"/>
@@ -13893,7 +13893,7 @@
                 <w14:ligatures w14:val="standardContextual"/>
               </w:rPr>
             </w:pPr>
-            <w:del w:id="9276" w:author="Claude (editorial fixes)" w:date="2026-10-03T16:38:54Z">
+            <w:del w:id="9276" w:author="Manolis Maragoudakis" w:date="2026-10-03T16:38:54Z">
               <w:r>
                 <w:rPr>
                   <w:rFonts w:eastAsia="Times New Roman"/>
@@ -13933,7 +13933,7 @@
                 <w14:ligatures w14:val="standardContextual"/>
               </w:rPr>
             </w:pPr>
-            <w:del w:id="9277" w:author="Claude (editorial fixes)" w:date="2026-10-03T16:38:54Z">
+            <w:del w:id="9277" w:author="Manolis Maragoudakis" w:date="2026-10-03T16:38:54Z">
               <w:r>
                 <w:rPr>
                   <w:rFonts w:eastAsia="Times New Roman"/>
@@ -13952,7 +13952,7 @@
       <w:tr>
         <w:trPr>
           <w:trHeight w:val="237"/>
-          <w:del w:id="9278" w:author="Claude (editorial fixes)" w:date="2026-10-03T16:38:54Z"/>
+          <w:del w:id="9278" w:author="Manolis Maragoudakis" w:date="2026-10-03T16:38:54Z"/>
         </w:trPr>
         <w:tc>
           <w:tcPr>
@@ -13979,7 +13979,7 @@
                 <w14:ligatures w14:val="standardContextual"/>
               </w:rPr>
             </w:pPr>
-            <w:del w:id="9279" w:author="Claude (editorial fixes)" w:date="2026-10-03T16:38:54Z">
+            <w:del w:id="9279" w:author="Manolis Maragoudakis" w:date="2026-10-03T16:38:54Z">
               <w:r>
                 <w:rPr>
                   <w:rFonts w:eastAsia="Times New Roman"/>
@@ -14018,7 +14018,7 @@
                 <w14:ligatures w14:val="standardContextual"/>
               </w:rPr>
             </w:pPr>
-            <w:del w:id="9280" w:author="Claude (editorial fixes)" w:date="2026-10-03T16:38:54Z">
+            <w:del w:id="9280" w:author="Manolis Maragoudakis" w:date="2026-10-03T16:38:54Z">
               <w:r>
                 <w:rPr>
                   <w:rFonts w:eastAsia="Times New Roman"/>
@@ -14056,7 +14056,7 @@
                 <w14:ligatures w14:val="standardContextual"/>
               </w:rPr>
             </w:pPr>
-            <w:del w:id="9281" w:author="Claude (editorial fixes)" w:date="2026-10-03T16:38:54Z">
+            <w:del w:id="9281" w:author="Manolis Maragoudakis" w:date="2026-10-03T16:38:54Z">
               <w:r>
                 <w:rPr>
                   <w:rFonts w:eastAsia="Times New Roman"/>
@@ -14094,7 +14094,7 @@
                 <w14:ligatures w14:val="standardContextual"/>
               </w:rPr>
             </w:pPr>
-            <w:del w:id="9282" w:author="Claude (editorial fixes)" w:date="2026-10-03T16:38:54Z">
+            <w:del w:id="9282" w:author="Manolis Maragoudakis" w:date="2026-10-03T16:38:54Z">
               <w:r>
                 <w:rPr>
                   <w:rFonts w:eastAsia="Times New Roman"/>
@@ -14134,7 +14134,7 @@
                 <w14:ligatures w14:val="standardContextual"/>
               </w:rPr>
             </w:pPr>
-            <w:del w:id="9283" w:author="Claude (editorial fixes)" w:date="2026-10-03T16:38:54Z">
+            <w:del w:id="9283" w:author="Manolis Maragoudakis" w:date="2026-10-03T16:38:54Z">
               <w:r>
                 <w:rPr>
                   <w:rFonts w:eastAsia="Times New Roman"/>
@@ -14174,7 +14174,7 @@
                 <w14:ligatures w14:val="standardContextual"/>
               </w:rPr>
             </w:pPr>
-            <w:del w:id="9284" w:author="Claude (editorial fixes)" w:date="2026-10-03T16:38:54Z">
+            <w:del w:id="9284" w:author="Manolis Maragoudakis" w:date="2026-10-03T16:38:54Z">
               <w:r>
                 <w:rPr>
                   <w:rFonts w:eastAsia="Times New Roman"/>
@@ -14193,7 +14193,7 @@
       <w:tr>
         <w:trPr>
           <w:trHeight w:val="255"/>
-          <w:del w:id="9285" w:author="Claude (editorial fixes)" w:date="2026-10-03T16:38:54Z"/>
+          <w:del w:id="9285" w:author="Manolis Maragoudakis" w:date="2026-10-03T16:38:54Z"/>
         </w:trPr>
         <w:tc>
           <w:tcPr>
@@ -14220,7 +14220,7 @@
                 <w14:ligatures w14:val="standardContextual"/>
               </w:rPr>
             </w:pPr>
-            <w:del w:id="9286" w:author="Claude (editorial fixes)" w:date="2026-10-03T16:38:54Z">
+            <w:del w:id="9286" w:author="Manolis Maragoudakis" w:date="2026-10-03T16:38:54Z">
               <w:r>
                 <w:rPr>
                   <w:rFonts w:eastAsia="Times New Roman"/>
@@ -14259,7 +14259,7 @@
                 <w14:ligatures w14:val="standardContextual"/>
               </w:rPr>
             </w:pPr>
-            <w:del w:id="9287" w:author="Claude (editorial fixes)" w:date="2026-10-03T16:38:54Z">
+            <w:del w:id="9287" w:author="Manolis Maragoudakis" w:date="2026-10-03T16:38:54Z">
               <w:r>
                 <w:rPr>
                   <w:rFonts w:eastAsia="Times New Roman"/>
@@ -14297,7 +14297,7 @@
                 <w14:ligatures w14:val="standardContextual"/>
               </w:rPr>
             </w:pPr>
-            <w:del w:id="9288" w:author="Claude (editorial fixes)" w:date="2026-10-03T16:38:54Z">
+            <w:del w:id="9288" w:author="Manolis Maragoudakis" w:date="2026-10-03T16:38:54Z">
               <w:r>
                 <w:rPr>
                   <w:rFonts w:eastAsia="Times New Roman"/>
@@ -14335,7 +14335,7 @@
                 <w14:ligatures w14:val="standardContextual"/>
               </w:rPr>
             </w:pPr>
-            <w:del w:id="9289" w:author="Claude (editorial fixes)" w:date="2026-10-03T16:38:54Z">
+            <w:del w:id="9289" w:author="Manolis Maragoudakis" w:date="2026-10-03T16:38:54Z">
               <w:r>
                 <w:rPr>
                   <w:rFonts w:eastAsia="Times New Roman"/>
@@ -14375,7 +14375,7 @@
                 <w14:ligatures w14:val="standardContextual"/>
               </w:rPr>
             </w:pPr>
-            <w:del w:id="9290" w:author="Claude (editorial fixes)" w:date="2026-10-03T16:38:54Z">
+            <w:del w:id="9290" w:author="Manolis Maragoudakis" w:date="2026-10-03T16:38:54Z">
               <w:r>
                 <w:rPr>
                   <w:rFonts w:eastAsia="Times New Roman"/>
@@ -14415,7 +14415,7 @@
                 <w14:ligatures w14:val="standardContextual"/>
               </w:rPr>
             </w:pPr>
-            <w:del w:id="9291" w:author="Claude (editorial fixes)" w:date="2026-10-03T16:38:54Z">
+            <w:del w:id="9291" w:author="Manolis Maragoudakis" w:date="2026-10-03T16:38:54Z">
               <w:r>
                 <w:rPr>
                   <w:rFonts w:eastAsia="Times New Roman"/>
@@ -14434,7 +14434,7 @@
       <w:tr>
         <w:trPr>
           <w:trHeight w:val="237"/>
-          <w:del w:id="9292" w:author="Claude (editorial fixes)" w:date="2026-10-03T16:38:54Z"/>
+          <w:del w:id="9292" w:author="Manolis Maragoudakis" w:date="2026-10-03T16:38:54Z"/>
         </w:trPr>
         <w:tc>
           <w:tcPr>
@@ -14461,7 +14461,7 @@
                 <w14:ligatures w14:val="standardContextual"/>
               </w:rPr>
             </w:pPr>
-            <w:del w:id="9293" w:author="Claude (editorial fixes)" w:date="2026-10-03T16:38:54Z">
+            <w:del w:id="9293" w:author="Manolis Maragoudakis" w:date="2026-10-03T16:38:54Z">
               <w:r>
                 <w:rPr>
                   <w:rFonts w:eastAsia="Times New Roman"/>
@@ -14500,7 +14500,7 @@
                 <w14:ligatures w14:val="standardContextual"/>
               </w:rPr>
             </w:pPr>
-            <w:del w:id="9294" w:author="Claude (editorial fixes)" w:date="2026-10-03T16:38:54Z">
+            <w:del w:id="9294" w:author="Manolis Maragoudakis" w:date="2026-10-03T16:38:54Z">
               <w:r>
                 <w:rPr>
                   <w:rFonts w:eastAsia="Times New Roman"/>
@@ -14538,7 +14538,7 @@
                 <w14:ligatures w14:val="standardContextual"/>
               </w:rPr>
             </w:pPr>
-            <w:del w:id="9295" w:author="Claude (editorial fixes)" w:date="2026-10-03T16:38:54Z">
+            <w:del w:id="9295" w:author="Manolis Maragoudakis" w:date="2026-10-03T16:38:54Z">
               <w:r>
                 <w:rPr>
                   <w:rFonts w:eastAsia="Times New Roman"/>
@@ -14576,7 +14576,7 @@
                 <w14:ligatures w14:val="standardContextual"/>
               </w:rPr>
             </w:pPr>
-            <w:del w:id="9296" w:author="Claude (editorial fixes)" w:date="2026-10-03T16:38:54Z">
+            <w:del w:id="9296" w:author="Manolis Maragoudakis" w:date="2026-10-03T16:38:54Z">
               <w:r>
                 <w:rPr>
                   <w:rFonts w:eastAsia="Times New Roman"/>
@@ -14616,7 +14616,7 @@
                 <w14:ligatures w14:val="standardContextual"/>
               </w:rPr>
             </w:pPr>
-            <w:del w:id="9297" w:author="Claude (editorial fixes)" w:date="2026-10-03T16:38:54Z">
+            <w:del w:id="9297" w:author="Manolis Maragoudakis" w:date="2026-10-03T16:38:54Z">
               <w:r>
                 <w:rPr>
                   <w:rFonts w:eastAsia="Times New Roman"/>
@@ -14656,7 +14656,7 @@
                 <w14:ligatures w14:val="standardContextual"/>
               </w:rPr>
             </w:pPr>
-            <w:del w:id="9298" w:author="Claude (editorial fixes)" w:date="2026-10-03T16:38:54Z">
+            <w:del w:id="9298" w:author="Manolis Maragoudakis" w:date="2026-10-03T16:38:54Z">
               <w:r>
                 <w:rPr>
                   <w:rFonts w:eastAsia="Times New Roman"/>
@@ -14675,7 +14675,7 @@
       <w:tr>
         <w:trPr>
           <w:trHeight w:val="237"/>
-          <w:del w:id="9299" w:author="Claude (editorial fixes)" w:date="2026-10-03T16:38:54Z"/>
+          <w:del w:id="9299" w:author="Manolis Maragoudakis" w:date="2026-10-03T16:38:54Z"/>
         </w:trPr>
         <w:tc>
           <w:tcPr>
@@ -14702,7 +14702,7 @@
                 <w14:ligatures w14:val="standardContextual"/>
               </w:rPr>
             </w:pPr>
-            <w:del w:id="9300" w:author="Claude (editorial fixes)" w:date="2026-10-03T16:38:54Z">
+            <w:del w:id="9300" w:author="Manolis Maragoudakis" w:date="2026-10-03T16:38:54Z">
               <w:r>
                 <w:rPr>
                   <w:rFonts w:eastAsia="Times New Roman"/>
@@ -14741,7 +14741,7 @@
                 <w14:ligatures w14:val="standardContextual"/>
               </w:rPr>
             </w:pPr>
-            <w:del w:id="9301" w:author="Claude (editorial fixes)" w:date="2026-10-03T16:38:54Z">
+            <w:del w:id="9301" w:author="Manolis Maragoudakis" w:date="2026-10-03T16:38:54Z">
               <w:r>
                 <w:rPr>
                   <w:rFonts w:eastAsia="Times New Roman"/>
@@ -14779,7 +14779,7 @@
                 <w14:ligatures w14:val="standardContextual"/>
               </w:rPr>
             </w:pPr>
-            <w:del w:id="9302" w:author="Claude (editorial fixes)" w:date="2026-10-03T16:38:54Z">
+            <w:del w:id="9302" w:author="Manolis Maragoudakis" w:date="2026-10-03T16:38:54Z">
               <w:r>
                 <w:rPr>
                   <w:rFonts w:eastAsia="Times New Roman"/>
@@ -14817,7 +14817,7 @@
                 <w14:ligatures w14:val="standardContextual"/>
               </w:rPr>
             </w:pPr>
-            <w:del w:id="9303" w:author="Claude (editorial fixes)" w:date="2026-10-03T16:38:54Z">
+            <w:del w:id="9303" w:author="Manolis Maragoudakis" w:date="2026-10-03T16:38:54Z">
               <w:r>
                 <w:rPr>
                   <w:rFonts w:eastAsia="Times New Roman"/>
@@ -14857,7 +14857,7 @@
                 <w14:ligatures w14:val="standardContextual"/>
               </w:rPr>
             </w:pPr>
-            <w:del w:id="9304" w:author="Claude (editorial fixes)" w:date="2026-10-03T16:38:54Z">
+            <w:del w:id="9304" w:author="Manolis Maragoudakis" w:date="2026-10-03T16:38:54Z">
               <w:r>
                 <w:rPr>
                   <w:rFonts w:eastAsia="Times New Roman"/>
@@ -14897,7 +14897,7 @@
                 <w14:ligatures w14:val="standardContextual"/>
               </w:rPr>
             </w:pPr>
-            <w:del w:id="9305" w:author="Claude (editorial fixes)" w:date="2026-10-03T16:38:54Z">
+            <w:del w:id="9305" w:author="Manolis Maragoudakis" w:date="2026-10-03T16:38:54Z">
               <w:r>
                 <w:rPr>
                   <w:rFonts w:eastAsia="Times New Roman"/>
@@ -14916,7 +14916,7 @@
       <w:tr>
         <w:trPr>
           <w:trHeight w:val="237"/>
-          <w:del w:id="9306" w:author="Claude (editorial fixes)" w:date="2026-10-03T16:38:54Z"/>
+          <w:del w:id="9306" w:author="Manolis Maragoudakis" w:date="2026-10-03T16:38:54Z"/>
         </w:trPr>
         <w:tc>
           <w:tcPr>
@@ -14943,7 +14943,7 @@
                 <w14:ligatures w14:val="standardContextual"/>
               </w:rPr>
             </w:pPr>
-            <w:del w:id="9307" w:author="Claude (editorial fixes)" w:date="2026-10-03T16:38:54Z">
+            <w:del w:id="9307" w:author="Manolis Maragoudakis" w:date="2026-10-03T16:38:54Z">
               <w:r>
                 <w:rPr>
                   <w:rFonts w:eastAsia="Times New Roman"/>
@@ -14982,7 +14982,7 @@
                 <w14:ligatures w14:val="standardContextual"/>
               </w:rPr>
             </w:pPr>
-            <w:del w:id="9308" w:author="Claude (editorial fixes)" w:date="2026-10-03T16:38:54Z">
+            <w:del w:id="9308" w:author="Manolis Maragoudakis" w:date="2026-10-03T16:38:54Z">
               <w:r>
                 <w:rPr>
                   <w:rFonts w:eastAsia="Times New Roman"/>
@@ -15020,7 +15020,7 @@
                 <w14:ligatures w14:val="standardContextual"/>
               </w:rPr>
             </w:pPr>
-            <w:del w:id="9309" w:author="Claude (editorial fixes)" w:date="2026-10-03T16:38:54Z">
+            <w:del w:id="9309" w:author="Manolis Maragoudakis" w:date="2026-10-03T16:38:54Z">
               <w:r>
                 <w:rPr>
                   <w:rFonts w:eastAsia="Times New Roman"/>
@@ -15058,7 +15058,7 @@
                 <w14:ligatures w14:val="standardContextual"/>
               </w:rPr>
             </w:pPr>
-            <w:del w:id="9310" w:author="Claude (editorial fixes)" w:date="2026-10-03T16:38:54Z">
+            <w:del w:id="9310" w:author="Manolis Maragoudakis" w:date="2026-10-03T16:38:54Z">
               <w:r>
                 <w:rPr>
                   <w:rFonts w:eastAsia="Times New Roman"/>
@@ -15098,7 +15098,7 @@
                 <w14:ligatures w14:val="standardContextual"/>
               </w:rPr>
             </w:pPr>
-            <w:del w:id="9311" w:author="Claude (editorial fixes)" w:date="2026-10-03T16:38:54Z">
+            <w:del w:id="9311" w:author="Manolis Maragoudakis" w:date="2026-10-03T16:38:54Z">
               <w:r>
                 <w:rPr>
                   <w:rFonts w:eastAsia="Times New Roman"/>
@@ -15138,7 +15138,7 @@
                 <w14:ligatures w14:val="standardContextual"/>
               </w:rPr>
             </w:pPr>
-            <w:del w:id="9312" w:author="Claude (editorial fixes)" w:date="2026-10-03T16:38:54Z">
+            <w:del w:id="9312" w:author="Manolis Maragoudakis" w:date="2026-10-03T16:38:54Z">
               <w:r>
                 <w:rPr>
                   <w:rFonts w:eastAsia="Times New Roman"/>
@@ -15157,7 +15157,7 @@
       <w:tr>
         <w:trPr>
           <w:trHeight w:val="237"/>
-          <w:del w:id="9313" w:author="Claude (editorial fixes)" w:date="2026-10-03T16:38:54Z"/>
+          <w:del w:id="9313" w:author="Manolis Maragoudakis" w:date="2026-10-03T16:38:54Z"/>
         </w:trPr>
         <w:tc>
           <w:tcPr>
@@ -15184,7 +15184,7 @@
                 <w14:ligatures w14:val="standardContextual"/>
               </w:rPr>
             </w:pPr>
-            <w:del w:id="9314" w:author="Claude (editorial fixes)" w:date="2026-10-03T16:38:54Z">
+            <w:del w:id="9314" w:author="Manolis Maragoudakis" w:date="2026-10-03T16:38:54Z">
               <w:r>
                 <w:rPr>
                   <w:rFonts w:eastAsia="Times New Roman"/>
@@ -15223,7 +15223,7 @@
                 <w14:ligatures w14:val="standardContextual"/>
               </w:rPr>
             </w:pPr>
-            <w:del w:id="9315" w:author="Claude (editorial fixes)" w:date="2026-10-03T16:38:54Z">
+            <w:del w:id="9315" w:author="Manolis Maragoudakis" w:date="2026-10-03T16:38:54Z">
               <w:r>
                 <w:rPr>
                   <w:rFonts w:eastAsia="Times New Roman"/>
@@ -15261,7 +15261,7 @@
                 <w14:ligatures w14:val="standardContextual"/>
               </w:rPr>
             </w:pPr>
-            <w:del w:id="9316" w:author="Claude (editorial fixes)" w:date="2026-10-03T16:38:54Z">
+            <w:del w:id="9316" w:author="Manolis Maragoudakis" w:date="2026-10-03T16:38:54Z">
               <w:r>
                 <w:rPr>
                   <w:rFonts w:eastAsia="Times New Roman"/>
@@ -15299,7 +15299,7 @@
                 <w14:ligatures w14:val="standardContextual"/>
               </w:rPr>
             </w:pPr>
-            <w:del w:id="9317" w:author="Claude (editorial fixes)" w:date="2026-10-03T16:38:54Z">
+            <w:del w:id="9317" w:author="Manolis Maragoudakis" w:date="2026-10-03T16:38:54Z">
               <w:r>
                 <w:rPr>
                   <w:rFonts w:eastAsia="Times New Roman"/>
@@ -15339,7 +15339,7 @@
                 <w14:ligatures w14:val="standardContextual"/>
               </w:rPr>
             </w:pPr>
-            <w:del w:id="9318" w:author="Claude (editorial fixes)" w:date="2026-10-03T16:38:54Z">
+            <w:del w:id="9318" w:author="Manolis Maragoudakis" w:date="2026-10-03T16:38:54Z">
               <w:r>
                 <w:rPr>
                   <w:rFonts w:eastAsia="Times New Roman"/>
@@ -15379,7 +15379,7 @@
                 <w14:ligatures w14:val="standardContextual"/>
               </w:rPr>
             </w:pPr>
-            <w:del w:id="9319" w:author="Claude (editorial fixes)" w:date="2026-10-03T16:38:54Z">
+            <w:del w:id="9319" w:author="Manolis Maragoudakis" w:date="2026-10-03T16:38:54Z">
               <w:r>
                 <w:rPr>
                   <w:rFonts w:eastAsia="Times New Roman"/>
@@ -15398,7 +15398,7 @@
       <w:tr>
         <w:trPr>
           <w:trHeight w:val="237"/>
-          <w:del w:id="9320" w:author="Claude (editorial fixes)" w:date="2026-10-03T16:38:54Z"/>
+          <w:del w:id="9320" w:author="Manolis Maragoudakis" w:date="2026-10-03T16:38:54Z"/>
         </w:trPr>
         <w:tc>
           <w:tcPr>
@@ -15425,7 +15425,7 @@
                 <w14:ligatures w14:val="standardContextual"/>
               </w:rPr>
             </w:pPr>
-            <w:del w:id="9321" w:author="Claude (editorial fixes)" w:date="2026-10-03T16:38:54Z">
+            <w:del w:id="9321" w:author="Manolis Maragoudakis" w:date="2026-10-03T16:38:54Z">
               <w:r>
                 <w:rPr>
                   <w:rFonts w:eastAsia="Times New Roman"/>
@@ -15464,7 +15464,7 @@
                 <w14:ligatures w14:val="standardContextual"/>
               </w:rPr>
             </w:pPr>
-            <w:del w:id="9322" w:author="Claude (editorial fixes)" w:date="2026-10-03T16:38:54Z">
+            <w:del w:id="9322" w:author="Manolis Maragoudakis" w:date="2026-10-03T16:38:54Z">
               <w:r>
                 <w:rPr>
                   <w:rFonts w:eastAsia="Times New Roman"/>
@@ -15502,7 +15502,7 @@
                 <w14:ligatures w14:val="standardContextual"/>
               </w:rPr>
             </w:pPr>
-            <w:del w:id="9323" w:author="Claude (editorial fixes)" w:date="2026-10-03T16:38:54Z">
+            <w:del w:id="9323" w:author="Manolis Maragoudakis" w:date="2026-10-03T16:38:54Z">
               <w:r>
                 <w:rPr>
                   <w:rFonts w:eastAsia="Times New Roman"/>
@@ -15540,7 +15540,7 @@
                 <w14:ligatures w14:val="standardContextual"/>
               </w:rPr>
             </w:pPr>
-            <w:del w:id="9324" w:author="Claude (editorial fixes)" w:date="2026-10-03T16:38:54Z">
+            <w:del w:id="9324" w:author="Manolis Maragoudakis" w:date="2026-10-03T16:38:54Z">
               <w:r>
                 <w:rPr>
                   <w:rFonts w:eastAsia="Times New Roman"/>
@@ -15580,7 +15580,7 @@
                 <w14:ligatures w14:val="standardContextual"/>
               </w:rPr>
             </w:pPr>
-            <w:del w:id="9325" w:author="Claude (editorial fixes)" w:date="2026-10-03T16:38:54Z">
+            <w:del w:id="9325" w:author="Manolis Maragoudakis" w:date="2026-10-03T16:38:54Z">
               <w:r>
                 <w:rPr>
                   <w:rFonts w:eastAsia="Times New Roman"/>
@@ -15620,7 +15620,7 @@
                 <w14:ligatures w14:val="standardContextual"/>
               </w:rPr>
             </w:pPr>
-            <w:del w:id="9326" w:author="Claude (editorial fixes)" w:date="2026-10-03T16:38:54Z">
+            <w:del w:id="9326" w:author="Manolis Maragoudakis" w:date="2026-10-03T16:38:54Z">
               <w:r>
                 <w:rPr>
                   <w:rFonts w:eastAsia="Times New Roman"/>
@@ -15639,7 +15639,7 @@
       <w:tr>
         <w:trPr>
           <w:trHeight w:val="237"/>
-          <w:del w:id="9327" w:author="Claude (editorial fixes)" w:date="2026-10-03T16:38:54Z"/>
+          <w:del w:id="9327" w:author="Manolis Maragoudakis" w:date="2026-10-03T16:38:54Z"/>
         </w:trPr>
         <w:tc>
           <w:tcPr>
@@ -15666,7 +15666,7 @@
                 <w14:ligatures w14:val="standardContextual"/>
               </w:rPr>
             </w:pPr>
-            <w:del w:id="9328" w:author="Claude (editorial fixes)" w:date="2026-10-03T16:38:54Z">
+            <w:del w:id="9328" w:author="Manolis Maragoudakis" w:date="2026-10-03T16:38:54Z">
               <w:r>
                 <w:rPr>
                   <w:rFonts w:eastAsia="Times New Roman"/>
@@ -15705,7 +15705,7 @@
                 <w14:ligatures w14:val="standardContextual"/>
               </w:rPr>
             </w:pPr>
-            <w:del w:id="9329" w:author="Claude (editorial fixes)" w:date="2026-10-03T16:38:54Z">
+            <w:del w:id="9329" w:author="Manolis Maragoudakis" w:date="2026-10-03T16:38:54Z">
               <w:r>
                 <w:rPr>
                   <w:rFonts w:eastAsia="Times New Roman"/>
@@ -15743,7 +15743,7 @@
                 <w14:ligatures w14:val="standardContextual"/>
               </w:rPr>
             </w:pPr>
-            <w:del w:id="9330" w:author="Claude (editorial fixes)" w:date="2026-10-03T16:38:54Z">
+            <w:del w:id="9330" w:author="Manolis Maragoudakis" w:date="2026-10-03T16:38:54Z">
               <w:r>
                 <w:rPr>
                   <w:rFonts w:eastAsia="Times New Roman"/>
@@ -15781,7 +15781,7 @@
                 <w14:ligatures w14:val="standardContextual"/>
               </w:rPr>
             </w:pPr>
-            <w:del w:id="9331" w:author="Claude (editorial fixes)" w:date="2026-10-03T16:38:54Z">
+            <w:del w:id="9331" w:author="Manolis Maragoudakis" w:date="2026-10-03T16:38:54Z">
               <w:r>
                 <w:rPr>
                   <w:rFonts w:eastAsia="Times New Roman"/>
@@ -15821,7 +15821,7 @@
                 <w14:ligatures w14:val="standardContextual"/>
               </w:rPr>
             </w:pPr>
-            <w:del w:id="9332" w:author="Claude (editorial fixes)" w:date="2026-10-03T16:38:54Z">
+            <w:del w:id="9332" w:author="Manolis Maragoudakis" w:date="2026-10-03T16:38:54Z">
               <w:r>
                 <w:rPr>
                   <w:rFonts w:eastAsia="Times New Roman"/>
@@ -15861,7 +15861,7 @@
                 <w14:ligatures w14:val="standardContextual"/>
               </w:rPr>
             </w:pPr>
-            <w:del w:id="9333" w:author="Claude (editorial fixes)" w:date="2026-10-03T16:38:54Z">
+            <w:del w:id="9333" w:author="Manolis Maragoudakis" w:date="2026-10-03T16:38:54Z">
               <w:r>
                 <w:rPr>
                   <w:rFonts w:eastAsia="Times New Roman"/>
@@ -15880,7 +15880,7 @@
       <w:tr>
         <w:trPr>
           <w:trHeight w:val="237"/>
-          <w:del w:id="9334" w:author="Claude (editorial fixes)" w:date="2026-10-03T16:38:54Z"/>
+          <w:del w:id="9334" w:author="Manolis Maragoudakis" w:date="2026-10-03T16:38:54Z"/>
         </w:trPr>
         <w:tc>
           <w:tcPr>
@@ -15907,7 +15907,7 @@
                 <w14:ligatures w14:val="standardContextual"/>
               </w:rPr>
             </w:pPr>
-            <w:del w:id="9335" w:author="Claude (editorial fixes)" w:date="2026-10-03T16:38:54Z">
+            <w:del w:id="9335" w:author="Manolis Maragoudakis" w:date="2026-10-03T16:38:54Z">
               <w:r>
                 <w:rPr>
                   <w:rFonts w:eastAsia="Times New Roman"/>
@@ -15946,7 +15946,7 @@
                 <w14:ligatures w14:val="standardContextual"/>
               </w:rPr>
             </w:pPr>
-            <w:del w:id="9336" w:author="Claude (editorial fixes)" w:date="2026-10-03T16:38:54Z">
+            <w:del w:id="9336" w:author="Manolis Maragoudakis" w:date="2026-10-03T16:38:54Z">
               <w:r>
                 <w:rPr>
                   <w:rFonts w:eastAsia="Times New Roman"/>
@@ -15984,7 +15984,7 @@
                 <w14:ligatures w14:val="standardContextual"/>
               </w:rPr>
             </w:pPr>
-            <w:del w:id="9337" w:author="Claude (editorial fixes)" w:date="2026-10-03T16:38:54Z">
+            <w:del w:id="9337" w:author="Manolis Maragoudakis" w:date="2026-10-03T16:38:54Z">
               <w:r>
                 <w:rPr>
                   <w:rFonts w:eastAsia="Times New Roman"/>
@@ -16022,7 +16022,7 @@
                 <w14:ligatures w14:val="standardContextual"/>
               </w:rPr>
             </w:pPr>
-            <w:del w:id="9338" w:author="Claude (editorial fixes)" w:date="2026-10-03T16:38:54Z">
+            <w:del w:id="9338" w:author="Manolis Maragoudakis" w:date="2026-10-03T16:38:54Z">
               <w:r>
                 <w:rPr>
                   <w:rFonts w:eastAsia="Times New Roman"/>
@@ -16062,7 +16062,7 @@
                 <w14:ligatures w14:val="standardContextual"/>
               </w:rPr>
             </w:pPr>
-            <w:del w:id="9339" w:author="Claude (editorial fixes)" w:date="2026-10-03T16:38:54Z">
+            <w:del w:id="9339" w:author="Manolis Maragoudakis" w:date="2026-10-03T16:38:54Z">
               <w:r>
                 <w:rPr>
                   <w:rFonts w:eastAsia="Times New Roman"/>
@@ -16102,7 +16102,7 @@
                 <w14:ligatures w14:val="standardContextual"/>
               </w:rPr>
             </w:pPr>
-            <w:del w:id="9340" w:author="Claude (editorial fixes)" w:date="2026-10-03T16:38:54Z">
+            <w:del w:id="9340" w:author="Manolis Maragoudakis" w:date="2026-10-03T16:38:54Z">
               <w:r>
                 <w:rPr>
                   <w:rFonts w:eastAsia="Times New Roman"/>
@@ -16121,7 +16121,7 @@
       <w:tr>
         <w:trPr>
           <w:trHeight w:val="237"/>
-          <w:del w:id="9341" w:author="Claude (editorial fixes)" w:date="2026-10-03T16:38:54Z"/>
+          <w:del w:id="9341" w:author="Manolis Maragoudakis" w:date="2026-10-03T16:38:54Z"/>
         </w:trPr>
         <w:tc>
           <w:tcPr>
@@ -16148,7 +16148,7 @@
                 <w14:ligatures w14:val="standardContextual"/>
               </w:rPr>
             </w:pPr>
-            <w:del w:id="9342" w:author="Claude (editorial fixes)" w:date="2026-10-03T16:38:54Z">
+            <w:del w:id="9342" w:author="Manolis Maragoudakis" w:date="2026-10-03T16:38:54Z">
               <w:r>
                 <w:rPr>
                   <w:rFonts w:eastAsia="Times New Roman"/>
@@ -16187,7 +16187,7 @@
                 <w14:ligatures w14:val="standardContextual"/>
               </w:rPr>
             </w:pPr>
-            <w:del w:id="9343" w:author="Claude (editorial fixes)" w:date="2026-10-03T16:38:54Z">
+            <w:del w:id="9343" w:author="Manolis Maragoudakis" w:date="2026-10-03T16:38:54Z">
               <w:r>
                 <w:rPr>
                   <w:rFonts w:eastAsia="Times New Roman"/>
@@ -16225,7 +16225,7 @@
                 <w14:ligatures w14:val="standardContextual"/>
               </w:rPr>
             </w:pPr>
-            <w:del w:id="9344" w:author="Claude (editorial fixes)" w:date="2026-10-03T16:38:54Z">
+            <w:del w:id="9344" w:author="Manolis Maragoudakis" w:date="2026-10-03T16:38:54Z">
               <w:r>
                 <w:rPr>
                   <w:rFonts w:eastAsia="Times New Roman"/>
@@ -16263,7 +16263,7 @@
                 <w14:ligatures w14:val="standardContextual"/>
               </w:rPr>
             </w:pPr>
-            <w:del w:id="9345" w:author="Claude (editorial fixes)" w:date="2026-10-03T16:38:54Z">
+            <w:del w:id="9345" w:author="Manolis Maragoudakis" w:date="2026-10-03T16:38:54Z">
               <w:r>
                 <w:rPr>
                   <w:rFonts w:eastAsia="Times New Roman"/>
@@ -16303,7 +16303,7 @@
                 <w14:ligatures w14:val="standardContextual"/>
               </w:rPr>
             </w:pPr>
-            <w:del w:id="9346" w:author="Claude (editorial fixes)" w:date="2026-10-03T16:38:54Z">
+            <w:del w:id="9346" w:author="Manolis Maragoudakis" w:date="2026-10-03T16:38:54Z">
               <w:r>
                 <w:rPr>
                   <w:rFonts w:eastAsia="Times New Roman"/>
@@ -16343,7 +16343,7 @@
                 <w14:ligatures w14:val="standardContextual"/>
               </w:rPr>
             </w:pPr>
-            <w:del w:id="9347" w:author="Claude (editorial fixes)" w:date="2026-10-03T16:38:54Z">
+            <w:del w:id="9347" w:author="Manolis Maragoudakis" w:date="2026-10-03T16:38:54Z">
               <w:r>
                 <w:rPr>
                   <w:rFonts w:eastAsia="Times New Roman"/>
@@ -16362,7 +16362,7 @@
       <w:tr>
         <w:trPr>
           <w:trHeight w:val="237"/>
-          <w:del w:id="9348" w:author="Claude (editorial fixes)" w:date="2026-10-03T16:38:54Z"/>
+          <w:del w:id="9348" w:author="Manolis Maragoudakis" w:date="2026-10-03T16:38:54Z"/>
         </w:trPr>
         <w:tc>
           <w:tcPr>
@@ -16389,7 +16389,7 @@
                 <w14:ligatures w14:val="standardContextual"/>
               </w:rPr>
             </w:pPr>
-            <w:del w:id="9349" w:author="Claude (editorial fixes)" w:date="2026-10-03T16:38:54Z">
+            <w:del w:id="9349" w:author="Manolis Maragoudakis" w:date="2026-10-03T16:38:54Z">
               <w:r>
                 <w:rPr>
                   <w:rFonts w:eastAsia="Times New Roman"/>
@@ -16428,7 +16428,7 @@
                 <w14:ligatures w14:val="standardContextual"/>
               </w:rPr>
             </w:pPr>
-            <w:del w:id="9350" w:author="Claude (editorial fixes)" w:date="2026-10-03T16:38:54Z">
+            <w:del w:id="9350" w:author="Manolis Maragoudakis" w:date="2026-10-03T16:38:54Z">
               <w:r>
                 <w:rPr>
                   <w:rFonts w:eastAsia="Times New Roman"/>
@@ -16466,7 +16466,7 @@
                 <w14:ligatures w14:val="standardContextual"/>
               </w:rPr>
             </w:pPr>
-            <w:del w:id="9351" w:author="Claude (editorial fixes)" w:date="2026-10-03T16:38:54Z">
+            <w:del w:id="9351" w:author="Manolis Maragoudakis" w:date="2026-10-03T16:38:54Z">
               <w:r>
                 <w:rPr>
                   <w:rFonts w:eastAsia="Times New Roman"/>
@@ -16504,7 +16504,7 @@
                 <w14:ligatures w14:val="standardContextual"/>
               </w:rPr>
             </w:pPr>
-            <w:del w:id="9352" w:author="Claude (editorial fixes)" w:date="2026-10-03T16:38:54Z">
+            <w:del w:id="9352" w:author="Manolis Maragoudakis" w:date="2026-10-03T16:38:54Z">
               <w:r>
                 <w:rPr>
                   <w:rFonts w:eastAsia="Times New Roman"/>
@@ -16544,7 +16544,7 @@
                 <w14:ligatures w14:val="standardContextual"/>
               </w:rPr>
             </w:pPr>
-            <w:del w:id="9353" w:author="Claude (editorial fixes)" w:date="2026-10-03T16:38:54Z">
+            <w:del w:id="9353" w:author="Manolis Maragoudakis" w:date="2026-10-03T16:38:54Z">
               <w:r>
                 <w:rPr>
                   <w:rFonts w:eastAsia="Times New Roman"/>
@@ -16584,7 +16584,7 @@
                 <w14:ligatures w14:val="standardContextual"/>
               </w:rPr>
             </w:pPr>
-            <w:del w:id="9354" w:author="Claude (editorial fixes)" w:date="2026-10-03T16:38:54Z">
+            <w:del w:id="9354" w:author="Manolis Maragoudakis" w:date="2026-10-03T16:38:54Z">
               <w:r>
                 <w:rPr>
                   <w:rFonts w:eastAsia="Times New Roman"/>
@@ -16603,7 +16603,7 @@
       <w:tr>
         <w:trPr>
           <w:trHeight w:val="255"/>
-          <w:del w:id="9355" w:author="Claude (editorial fixes)" w:date="2026-10-03T16:38:54Z"/>
+          <w:del w:id="9355" w:author="Manolis Maragoudakis" w:date="2026-10-03T16:38:54Z"/>
         </w:trPr>
         <w:tc>
           <w:tcPr>
@@ -16630,7 +16630,7 @@
                 <w14:ligatures w14:val="standardContextual"/>
               </w:rPr>
             </w:pPr>
-            <w:del w:id="9356" w:author="Claude (editorial fixes)" w:date="2026-10-03T16:38:54Z">
+            <w:del w:id="9356" w:author="Manolis Maragoudakis" w:date="2026-10-03T16:38:54Z">
               <w:r>
                 <w:rPr>
                   <w:rFonts w:eastAsia="Times New Roman"/>
@@ -16669,7 +16669,7 @@
                 <w14:ligatures w14:val="standardContextual"/>
               </w:rPr>
             </w:pPr>
-            <w:del w:id="9357" w:author="Claude (editorial fixes)" w:date="2026-10-03T16:38:54Z">
+            <w:del w:id="9357" w:author="Manolis Maragoudakis" w:date="2026-10-03T16:38:54Z">
               <w:r>
                 <w:rPr>
                   <w:rFonts w:eastAsia="Times New Roman"/>
@@ -16707,7 +16707,7 @@
                 <w14:ligatures w14:val="standardContextual"/>
               </w:rPr>
             </w:pPr>
-            <w:del w:id="9358" w:author="Claude (editorial fixes)" w:date="2026-10-03T16:38:54Z">
+            <w:del w:id="9358" w:author="Manolis Maragoudakis" w:date="2026-10-03T16:38:54Z">
               <w:r>
                 <w:rPr>
                   <w:rFonts w:eastAsia="Times New Roman"/>
@@ -16745,7 +16745,7 @@
                 <w14:ligatures w14:val="standardContextual"/>
               </w:rPr>
             </w:pPr>
-            <w:del w:id="9359" w:author="Claude (editorial fixes)" w:date="2026-10-03T16:38:54Z">
+            <w:del w:id="9359" w:author="Manolis Maragoudakis" w:date="2026-10-03T16:38:54Z">
               <w:r>
                 <w:rPr>
                   <w:rFonts w:eastAsia="Times New Roman"/>
@@ -16785,7 +16785,7 @@
                 <w14:ligatures w14:val="standardContextual"/>
               </w:rPr>
             </w:pPr>
-            <w:del w:id="9360" w:author="Claude (editorial fixes)" w:date="2026-10-03T16:38:54Z">
+            <w:del w:id="9360" w:author="Manolis Maragoudakis" w:date="2026-10-03T16:38:54Z">
               <w:r>
                 <w:rPr>
                   <w:rFonts w:eastAsia="Times New Roman"/>
@@ -16825,7 +16825,7 @@
                 <w14:ligatures w14:val="standardContextual"/>
               </w:rPr>
             </w:pPr>
-            <w:del w:id="9361" w:author="Claude (editorial fixes)" w:date="2026-10-03T16:38:54Z">
+            <w:del w:id="9361" w:author="Manolis Maragoudakis" w:date="2026-10-03T16:38:54Z">
               <w:r>
                 <w:rPr>
                   <w:rFonts w:eastAsia="Times New Roman"/>
@@ -16844,7 +16844,7 @@
       <w:tr>
         <w:trPr>
           <w:trHeight w:val="237"/>
-          <w:del w:id="9362" w:author="Claude (editorial fixes)" w:date="2026-10-03T16:38:54Z"/>
+          <w:del w:id="9362" w:author="Manolis Maragoudakis" w:date="2026-10-03T16:38:54Z"/>
         </w:trPr>
         <w:tc>
           <w:tcPr>
@@ -16871,7 +16871,7 @@
                 <w14:ligatures w14:val="standardContextual"/>
               </w:rPr>
             </w:pPr>
-            <w:del w:id="9363" w:author="Claude (editorial fixes)" w:date="2026-10-03T16:38:54Z">
+            <w:del w:id="9363" w:author="Manolis Maragoudakis" w:date="2026-10-03T16:38:54Z">
               <w:r>
                 <w:rPr>
                   <w:rFonts w:eastAsia="Times New Roman"/>
@@ -16910,7 +16910,7 @@
                 <w14:ligatures w14:val="standardContextual"/>
               </w:rPr>
             </w:pPr>
-            <w:del w:id="9364" w:author="Claude (editorial fixes)" w:date="2026-10-03T16:38:54Z">
+            <w:del w:id="9364" w:author="Manolis Maragoudakis" w:date="2026-10-03T16:38:54Z">
               <w:r>
                 <w:rPr>
                   <w:rFonts w:eastAsia="Times New Roman"/>
@@ -16948,7 +16948,7 @@
                 <w14:ligatures w14:val="standardContextual"/>
               </w:rPr>
             </w:pPr>
-            <w:del w:id="9365" w:author="Claude (editorial fixes)" w:date="2026-10-03T16:38:54Z">
+            <w:del w:id="9365" w:author="Manolis Maragoudakis" w:date="2026-10-03T16:38:54Z">
               <w:r>
                 <w:rPr>
                   <w:rFonts w:eastAsia="Times New Roman"/>
@@ -16986,7 +16986,7 @@
                 <w14:ligatures w14:val="standardContextual"/>
               </w:rPr>
             </w:pPr>
-            <w:del w:id="9366" w:author="Claude (editorial fixes)" w:date="2026-10-03T16:38:54Z">
+            <w:del w:id="9366" w:author="Manolis Maragoudakis" w:date="2026-10-03T16:38:54Z">
               <w:r>
                 <w:rPr>
                   <w:rFonts w:eastAsia="Times New Roman"/>
@@ -17026,7 +17026,7 @@
                 <w14:ligatures w14:val="standardContextual"/>
               </w:rPr>
             </w:pPr>
-            <w:del w:id="9367" w:author="Claude (editorial fixes)" w:date="2026-10-03T16:38:54Z">
+            <w:del w:id="9367" w:author="Manolis Maragoudakis" w:date="2026-10-03T16:38:54Z">
               <w:r>
                 <w:rPr>
                   <w:rFonts w:eastAsia="Times New Roman"/>
@@ -17066,7 +17066,7 @@
                 <w14:ligatures w14:val="standardContextual"/>
               </w:rPr>
             </w:pPr>
-            <w:del w:id="9368" w:author="Claude (editorial fixes)" w:date="2026-10-03T16:38:54Z">
+            <w:del w:id="9368" w:author="Manolis Maragoudakis" w:date="2026-10-03T16:38:54Z">
               <w:r>
                 <w:rPr>
                   <w:rFonts w:eastAsia="Times New Roman"/>
@@ -17085,7 +17085,7 @@
       <w:tr>
         <w:trPr>
           <w:trHeight w:val="237"/>
-          <w:del w:id="9369" w:author="Claude (editorial fixes)" w:date="2026-10-03T16:38:54Z"/>
+          <w:del w:id="9369" w:author="Manolis Maragoudakis" w:date="2026-10-03T16:38:54Z"/>
         </w:trPr>
         <w:tc>
           <w:tcPr>
@@ -17112,7 +17112,7 @@
                 <w14:ligatures w14:val="standardContextual"/>
               </w:rPr>
             </w:pPr>
-            <w:del w:id="9370" w:author="Claude (editorial fixes)" w:date="2026-10-03T16:38:54Z">
+            <w:del w:id="9370" w:author="Manolis Maragoudakis" w:date="2026-10-03T16:38:54Z">
               <w:r>
                 <w:rPr>
                   <w:rFonts w:eastAsia="Times New Roman"/>
@@ -17151,7 +17151,7 @@
                 <w14:ligatures w14:val="standardContextual"/>
               </w:rPr>
             </w:pPr>
-            <w:del w:id="9371" w:author="Claude (editorial fixes)" w:date="2026-10-03T16:38:54Z">
+            <w:del w:id="9371" w:author="Manolis Maragoudakis" w:date="2026-10-03T16:38:54Z">
               <w:r>
                 <w:rPr>
                   <w:rFonts w:eastAsia="Times New Roman"/>
@@ -17189,7 +17189,7 @@
                 <w14:ligatures w14:val="standardContextual"/>
               </w:rPr>
             </w:pPr>
-            <w:del w:id="9372" w:author="Claude (editorial fixes)" w:date="2026-10-03T16:38:54Z">
+            <w:del w:id="9372" w:author="Manolis Maragoudakis" w:date="2026-10-03T16:38:54Z">
               <w:r>
                 <w:rPr>
                   <w:rFonts w:eastAsia="Times New Roman"/>
@@ -17227,7 +17227,7 @@
                 <w14:ligatures w14:val="standardContextual"/>
               </w:rPr>
             </w:pPr>
-            <w:del w:id="9373" w:author="Claude (editorial fixes)" w:date="2026-10-03T16:38:54Z">
+            <w:del w:id="9373" w:author="Manolis Maragoudakis" w:date="2026-10-03T16:38:54Z">
               <w:r>
                 <w:rPr>
                   <w:rFonts w:eastAsia="Times New Roman"/>
@@ -17267,7 +17267,7 @@
                 <w14:ligatures w14:val="standardContextual"/>
               </w:rPr>
             </w:pPr>
-            <w:del w:id="9374" w:author="Claude (editorial fixes)" w:date="2026-10-03T16:38:54Z">
+            <w:del w:id="9374" w:author="Manolis Maragoudakis" w:date="2026-10-03T16:38:54Z">
               <w:r>
                 <w:rPr>
                   <w:rFonts w:eastAsia="Times New Roman"/>
@@ -17307,7 +17307,7 @@
                 <w14:ligatures w14:val="standardContextual"/>
               </w:rPr>
             </w:pPr>
-            <w:del w:id="9375" w:author="Claude (editorial fixes)" w:date="2026-10-03T16:38:54Z">
+            <w:del w:id="9375" w:author="Manolis Maragoudakis" w:date="2026-10-03T16:38:54Z">
               <w:r>
                 <w:rPr>
                   <w:rFonts w:eastAsia="Times New Roman"/>
@@ -17326,7 +17326,7 @@
       <w:tr>
         <w:trPr>
           <w:trHeight w:val="237"/>
-          <w:del w:id="9376" w:author="Claude (editorial fixes)" w:date="2026-10-03T16:38:54Z"/>
+          <w:del w:id="9376" w:author="Manolis Maragoudakis" w:date="2026-10-03T16:38:54Z"/>
         </w:trPr>
         <w:tc>
           <w:tcPr>
@@ -17353,7 +17353,7 @@
                 <w14:ligatures w14:val="standardContextual"/>
               </w:rPr>
             </w:pPr>
-            <w:del w:id="9377" w:author="Claude (editorial fixes)" w:date="2026-10-03T16:38:54Z">
+            <w:del w:id="9377" w:author="Manolis Maragoudakis" w:date="2026-10-03T16:38:54Z">
               <w:r>
                 <w:rPr>
                   <w:rFonts w:eastAsia="Times New Roman"/>
@@ -17392,7 +17392,7 @@
                 <w14:ligatures w14:val="standardContextual"/>
               </w:rPr>
             </w:pPr>
-            <w:del w:id="9378" w:author="Claude (editorial fixes)" w:date="2026-10-03T16:38:54Z">
+            <w:del w:id="9378" w:author="Manolis Maragoudakis" w:date="2026-10-03T16:38:54Z">
               <w:r>
                 <w:rPr>
                   <w:rFonts w:eastAsia="Times New Roman"/>
@@ -17430,7 +17430,7 @@
                 <w14:ligatures w14:val="standardContextual"/>
               </w:rPr>
             </w:pPr>
-            <w:del w:id="9379" w:author="Claude (editorial fixes)" w:date="2026-10-03T16:38:54Z">
+            <w:del w:id="9379" w:author="Manolis Maragoudakis" w:date="2026-10-03T16:38:54Z">
               <w:r>
                 <w:rPr>
                   <w:rFonts w:eastAsia="Times New Roman"/>
@@ -17468,7 +17468,7 @@
                 <w14:ligatures w14:val="standardContextual"/>
               </w:rPr>
             </w:pPr>
-            <w:del w:id="9380" w:author="Claude (editorial fixes)" w:date="2026-10-03T16:38:54Z">
+            <w:del w:id="9380" w:author="Manolis Maragoudakis" w:date="2026-10-03T16:38:54Z">
               <w:r>
                 <w:rPr>
                   <w:rFonts w:eastAsia="Times New Roman"/>
@@ -17508,7 +17508,7 @@
                 <w14:ligatures w14:val="standardContextual"/>
               </w:rPr>
             </w:pPr>
-            <w:del w:id="9381" w:author="Claude (editorial fixes)" w:date="2026-10-03T16:38:54Z">
+            <w:del w:id="9381" w:author="Manolis Maragoudakis" w:date="2026-10-03T16:38:54Z">
               <w:r>
                 <w:rPr>
                   <w:rFonts w:eastAsia="Times New Roman"/>
@@ -17548,7 +17548,7 @@
                 <w14:ligatures w14:val="standardContextual"/>
               </w:rPr>
             </w:pPr>
-            <w:del w:id="9382" w:author="Claude (editorial fixes)" w:date="2026-10-03T16:38:54Z">
+            <w:del w:id="9382" w:author="Manolis Maragoudakis" w:date="2026-10-03T16:38:54Z">
               <w:r>
                 <w:rPr>
                   <w:rFonts w:eastAsia="Times New Roman"/>
@@ -17567,7 +17567,7 @@
       <w:tr>
         <w:trPr>
           <w:trHeight w:val="237"/>
-          <w:del w:id="9383" w:author="Claude (editorial fixes)" w:date="2026-10-03T16:38:54Z"/>
+          <w:del w:id="9383" w:author="Manolis Maragoudakis" w:date="2026-10-03T16:38:54Z"/>
         </w:trPr>
         <w:tc>
           <w:tcPr>
@@ -17594,7 +17594,7 @@
                 <w14:ligatures w14:val="standardContextual"/>
               </w:rPr>
             </w:pPr>
-            <w:del w:id="9384" w:author="Claude (editorial fixes)" w:date="2026-10-03T16:38:54Z">
+            <w:del w:id="9384" w:author="Manolis Maragoudakis" w:date="2026-10-03T16:38:54Z">
               <w:r>
                 <w:rPr>
                   <w:rFonts w:eastAsia="Times New Roman"/>
@@ -17633,7 +17633,7 @@
                 <w14:ligatures w14:val="standardContextual"/>
               </w:rPr>
             </w:pPr>
-            <w:del w:id="9385" w:author="Claude (editorial fixes)" w:date="2026-10-03T16:38:54Z">
+            <w:del w:id="9385" w:author="Manolis Maragoudakis" w:date="2026-10-03T16:38:54Z">
               <w:r>
                 <w:rPr>
                   <w:rFonts w:eastAsia="Times New Roman"/>
@@ -17671,7 +17671,7 @@
                 <w14:ligatures w14:val="standardContextual"/>
               </w:rPr>
             </w:pPr>
-            <w:del w:id="9386" w:author="Claude (editorial fixes)" w:date="2026-10-03T16:38:54Z">
+            <w:del w:id="9386" w:author="Manolis Maragoudakis" w:date="2026-10-03T16:38:54Z">
               <w:r>
                 <w:rPr>
                   <w:rFonts w:eastAsia="Times New Roman"/>
@@ -17709,7 +17709,7 @@
                 <w14:ligatures w14:val="standardContextual"/>
               </w:rPr>
             </w:pPr>
-            <w:del w:id="9387" w:author="Claude (editorial fixes)" w:date="2026-10-03T16:38:54Z">
+            <w:del w:id="9387" w:author="Manolis Maragoudakis" w:date="2026-10-03T16:38:54Z">
               <w:r>
                 <w:rPr>
                   <w:rFonts w:eastAsia="Times New Roman"/>
@@ -17749,7 +17749,7 @@
                 <w14:ligatures w14:val="standardContextual"/>
               </w:rPr>
             </w:pPr>
-            <w:del w:id="9388" w:author="Claude (editorial fixes)" w:date="2026-10-03T16:38:54Z">
+            <w:del w:id="9388" w:author="Manolis Maragoudakis" w:date="2026-10-03T16:38:54Z">
               <w:r>
                 <w:rPr>
                   <w:rFonts w:eastAsia="Times New Roman"/>
@@ -17789,7 +17789,7 @@
                 <w14:ligatures w14:val="standardContextual"/>
               </w:rPr>
             </w:pPr>
-            <w:del w:id="9389" w:author="Claude (editorial fixes)" w:date="2026-10-03T16:38:54Z">
+            <w:del w:id="9389" w:author="Manolis Maragoudakis" w:date="2026-10-03T16:38:54Z">
               <w:r>
                 <w:rPr>
                   <w:rFonts w:eastAsia="Times New Roman"/>
@@ -17808,7 +17808,7 @@
       <w:tr>
         <w:trPr>
           <w:trHeight w:val="237"/>
-          <w:del w:id="9390" w:author="Claude (editorial fixes)" w:date="2026-10-03T16:38:54Z"/>
+          <w:del w:id="9390" w:author="Manolis Maragoudakis" w:date="2026-10-03T16:38:54Z"/>
         </w:trPr>
         <w:tc>
           <w:tcPr>
@@ -17835,7 +17835,7 @@
                 <w14:ligatures w14:val="standardContextual"/>
               </w:rPr>
             </w:pPr>
-            <w:del w:id="9391" w:author="Claude (editorial fixes)" w:date="2026-10-03T16:38:54Z">
+            <w:del w:id="9391" w:author="Manolis Maragoudakis" w:date="2026-10-03T16:38:54Z">
               <w:r>
                 <w:rPr>
                   <w:rFonts w:eastAsia="Times New Roman"/>
@@ -17874,7 +17874,7 @@
                 <w14:ligatures w14:val="standardContextual"/>
               </w:rPr>
             </w:pPr>
-            <w:del w:id="9392" w:author="Claude (editorial fixes)" w:date="2026-10-03T16:38:54Z">
+            <w:del w:id="9392" w:author="Manolis Maragoudakis" w:date="2026-10-03T16:38:54Z">
               <w:r>
                 <w:rPr>
                   <w:rFonts w:eastAsia="Times New Roman"/>
@@ -17912,7 +17912,7 @@
                 <w14:ligatures w14:val="standardContextual"/>
               </w:rPr>
             </w:pPr>
-            <w:del w:id="9393" w:author="Claude (editorial fixes)" w:date="2026-10-03T16:38:54Z">
+            <w:del w:id="9393" w:author="Manolis Maragoudakis" w:date="2026-10-03T16:38:54Z">
               <w:r>
                 <w:rPr>
                   <w:rFonts w:eastAsia="Times New Roman"/>
@@ -17950,7 +17950,7 @@
                 <w14:ligatures w14:val="standardContextual"/>
               </w:rPr>
             </w:pPr>
-            <w:del w:id="9394" w:author="Claude (editorial fixes)" w:date="2026-10-03T16:38:54Z">
+            <w:del w:id="9394" w:author="Manolis Maragoudakis" w:date="2026-10-03T16:38:54Z">
               <w:r>
                 <w:rPr>
                   <w:rFonts w:eastAsia="Times New Roman"/>
@@ -17990,7 +17990,7 @@
                 <w14:ligatures w14:val="standardContextual"/>
               </w:rPr>
             </w:pPr>
-            <w:del w:id="9395" w:author="Claude (editorial fixes)" w:date="2026-10-03T16:38:54Z">
+            <w:del w:id="9395" w:author="Manolis Maragoudakis" w:date="2026-10-03T16:38:54Z">
               <w:r>
                 <w:rPr>
                   <w:rFonts w:eastAsia="Times New Roman"/>
@@ -18030,7 +18030,7 @@
                 <w14:ligatures w14:val="standardContextual"/>
               </w:rPr>
             </w:pPr>
-            <w:del w:id="9396" w:author="Claude (editorial fixes)" w:date="2026-10-03T16:38:54Z">
+            <w:del w:id="9396" w:author="Manolis Maragoudakis" w:date="2026-10-03T16:38:54Z">
               <w:r>
                 <w:rPr>
                   <w:rFonts w:eastAsia="Times New Roman"/>
@@ -18049,7 +18049,7 @@
       <w:tr>
         <w:trPr>
           <w:trHeight w:val="237"/>
-          <w:del w:id="9397" w:author="Claude (editorial fixes)" w:date="2026-10-03T16:38:54Z"/>
+          <w:del w:id="9397" w:author="Manolis Maragoudakis" w:date="2026-10-03T16:38:54Z"/>
         </w:trPr>
         <w:tc>
           <w:tcPr>
@@ -18076,7 +18076,7 @@
                 <w14:ligatures w14:val="standardContextual"/>
               </w:rPr>
             </w:pPr>
-            <w:del w:id="9398" w:author="Claude (editorial fixes)" w:date="2026-10-03T16:38:54Z">
+            <w:del w:id="9398" w:author="Manolis Maragoudakis" w:date="2026-10-03T16:38:54Z">
               <w:r>
                 <w:rPr>
                   <w:rFonts w:eastAsia="Times New Roman"/>
@@ -18115,7 +18115,7 @@
                 <w14:ligatures w14:val="standardContextual"/>
               </w:rPr>
             </w:pPr>
-            <w:del w:id="9399" w:author="Claude (editorial fixes)" w:date="2026-10-03T16:38:54Z">
+            <w:del w:id="9399" w:author="Manolis Maragoudakis" w:date="2026-10-03T16:38:54Z">
               <w:r>
                 <w:rPr>
                   <w:rFonts w:eastAsia="Times New Roman"/>
@@ -18153,7 +18153,7 @@
                 <w14:ligatures w14:val="standardContextual"/>
               </w:rPr>
             </w:pPr>
-            <w:del w:id="9400" w:author="Claude (editorial fixes)" w:date="2026-10-03T16:38:54Z">
+            <w:del w:id="9400" w:author="Manolis Maragoudakis" w:date="2026-10-03T16:38:54Z">
               <w:r>
                 <w:rPr>
                   <w:rFonts w:eastAsia="Times New Roman"/>
@@ -18191,7 +18191,7 @@
                 <w14:ligatures w14:val="standardContextual"/>
               </w:rPr>
             </w:pPr>
-            <w:del w:id="9401" w:author="Claude (editorial fixes)" w:date="2026-10-03T16:38:54Z">
+            <w:del w:id="9401" w:author="Manolis Maragoudakis" w:date="2026-10-03T16:38:54Z">
               <w:r>
                 <w:rPr>
                   <w:rFonts w:eastAsia="Times New Roman"/>
@@ -18231,7 +18231,7 @@
                 <w14:ligatures w14:val="standardContextual"/>
               </w:rPr>
             </w:pPr>
-            <w:del w:id="9402" w:author="Claude (editorial fixes)" w:date="2026-10-03T16:38:54Z">
+            <w:del w:id="9402" w:author="Manolis Maragoudakis" w:date="2026-10-03T16:38:54Z">
               <w:r>
                 <w:rPr>
                   <w:rFonts w:eastAsia="Times New Roman"/>
@@ -18271,7 +18271,7 @@
                 <w14:ligatures w14:val="standardContextual"/>
               </w:rPr>
             </w:pPr>
-            <w:del w:id="9403" w:author="Claude (editorial fixes)" w:date="2026-10-03T16:38:54Z">
+            <w:del w:id="9403" w:author="Manolis Maragoudakis" w:date="2026-10-03T16:38:54Z">
               <w:r>
                 <w:rPr>
                   <w:rFonts w:eastAsia="Times New Roman"/>
@@ -18290,7 +18290,7 @@
       <w:tr>
         <w:trPr>
           <w:trHeight w:val="237"/>
-          <w:del w:id="9404" w:author="Claude (editorial fixes)" w:date="2026-10-03T16:38:54Z"/>
+          <w:del w:id="9404" w:author="Manolis Maragoudakis" w:date="2026-10-03T16:38:54Z"/>
         </w:trPr>
         <w:tc>
           <w:tcPr>
@@ -18317,7 +18317,7 @@
                 <w14:ligatures w14:val="standardContextual"/>
               </w:rPr>
             </w:pPr>
-            <w:del w:id="9405" w:author="Claude (editorial fixes)" w:date="2026-10-03T16:38:54Z">
+            <w:del w:id="9405" w:author="Manolis Maragoudakis" w:date="2026-10-03T16:38:54Z">
               <w:r>
                 <w:rPr>
                   <w:rFonts w:eastAsia="Times New Roman"/>
@@ -18356,7 +18356,7 @@
                 <w14:ligatures w14:val="standardContextual"/>
               </w:rPr>
             </w:pPr>
-            <w:del w:id="9406" w:author="Claude (editorial fixes)" w:date="2026-10-03T16:38:54Z">
+            <w:del w:id="9406" w:author="Manolis Maragoudakis" w:date="2026-10-03T16:38:54Z">
               <w:r>
                 <w:rPr>
                   <w:rFonts w:eastAsia="Times New Roman"/>
@@ -18394,7 +18394,7 @@
                 <w14:ligatures w14:val="standardContextual"/>
               </w:rPr>
             </w:pPr>
-            <w:del w:id="9407" w:author="Claude (editorial fixes)" w:date="2026-10-03T16:38:54Z">
+            <w:del w:id="9407" w:author="Manolis Maragoudakis" w:date="2026-10-03T16:38:54Z">
               <w:r>
                 <w:rPr>
                   <w:rFonts w:eastAsia="Times New Roman"/>
@@ -18432,7 +18432,7 @@
                 <w14:ligatures w14:val="standardContextual"/>
               </w:rPr>
             </w:pPr>
-            <w:del w:id="9408" w:author="Claude (editorial fixes)" w:date="2026-10-03T16:38:54Z">
+            <w:del w:id="9408" w:author="Manolis Maragoudakis" w:date="2026-10-03T16:38:54Z">
               <w:r>
                 <w:rPr>
                   <w:rFonts w:eastAsia="Times New Roman"/>
@@ -18472,7 +18472,7 @@
                 <w14:ligatures w14:val="standardContextual"/>
               </w:rPr>
             </w:pPr>
-            <w:del w:id="9409" w:author="Claude (editorial fixes)" w:date="2026-10-03T16:38:54Z">
+            <w:del w:id="9409" w:author="Manolis Maragoudakis" w:date="2026-10-03T16:38:54Z">
               <w:r>
                 <w:rPr>
                   <w:rFonts w:eastAsia="Times New Roman"/>
@@ -18512,7 +18512,7 @@
                 <w14:ligatures w14:val="standardContextual"/>
               </w:rPr>
             </w:pPr>
-            <w:del w:id="9410" w:author="Claude (editorial fixes)" w:date="2026-10-03T16:38:54Z">
+            <w:del w:id="9410" w:author="Manolis Maragoudakis" w:date="2026-10-03T16:38:54Z">
               <w:r>
                 <w:rPr>
                   <w:rFonts w:eastAsia="Times New Roman"/>
@@ -18531,7 +18531,7 @@
       <w:tr>
         <w:trPr>
           <w:trHeight w:val="237"/>
-          <w:del w:id="9411" w:author="Claude (editorial fixes)" w:date="2026-10-03T16:38:54Z"/>
+          <w:del w:id="9411" w:author="Manolis Maragoudakis" w:date="2026-10-03T16:38:54Z"/>
         </w:trPr>
         <w:tc>
           <w:tcPr>
@@ -18558,7 +18558,7 @@
                 <w14:ligatures w14:val="standardContextual"/>
               </w:rPr>
             </w:pPr>
-            <w:del w:id="9412" w:author="Claude (editorial fixes)" w:date="2026-10-03T16:38:54Z">
+            <w:del w:id="9412" w:author="Manolis Maragoudakis" w:date="2026-10-03T16:38:54Z">
               <w:r>
                 <w:rPr>
                   <w:rFonts w:eastAsia="Times New Roman"/>
@@ -18597,7 +18597,7 @@
                 <w14:ligatures w14:val="standardContextual"/>
               </w:rPr>
             </w:pPr>
-            <w:del w:id="9413" w:author="Claude (editorial fixes)" w:date="2026-10-03T16:38:54Z">
+            <w:del w:id="9413" w:author="Manolis Maragoudakis" w:date="2026-10-03T16:38:54Z">
               <w:r>
                 <w:rPr>
                   <w:rFonts w:eastAsia="Times New Roman"/>
@@ -18635,7 +18635,7 @@
                 <w14:ligatures w14:val="standardContextual"/>
               </w:rPr>
             </w:pPr>
-            <w:del w:id="9414" w:author="Claude (editorial fixes)" w:date="2026-10-03T16:38:54Z">
+            <w:del w:id="9414" w:author="Manolis Maragoudakis" w:date="2026-10-03T16:38:54Z">
               <w:r>
                 <w:rPr>
                   <w:rFonts w:eastAsia="Times New Roman"/>
@@ -18673,7 +18673,7 @@
                 <w14:ligatures w14:val="standardContextual"/>
               </w:rPr>
             </w:pPr>
-            <w:del w:id="9415" w:author="Claude (editorial fixes)" w:date="2026-10-03T16:38:54Z">
+            <w:del w:id="9415" w:author="Manolis Maragoudakis" w:date="2026-10-03T16:38:54Z">
               <w:r>
                 <w:rPr>
                   <w:rFonts w:eastAsia="Times New Roman"/>
@@ -18713,7 +18713,7 @@
                 <w14:ligatures w14:val="standardContextual"/>
               </w:rPr>
             </w:pPr>
-            <w:del w:id="9416" w:author="Claude (editorial fixes)" w:date="2026-10-03T16:38:54Z">
+            <w:del w:id="9416" w:author="Manolis Maragoudakis" w:date="2026-10-03T16:38:54Z">
               <w:r>
                 <w:rPr>
                   <w:rFonts w:eastAsia="Times New Roman"/>
@@ -18753,7 +18753,7 @@
                 <w14:ligatures w14:val="standardContextual"/>
               </w:rPr>
             </w:pPr>
-            <w:del w:id="9417" w:author="Claude (editorial fixes)" w:date="2026-10-03T16:38:54Z">
+            <w:del w:id="9417" w:author="Manolis Maragoudakis" w:date="2026-10-03T16:38:54Z">
               <w:r>
                 <w:rPr>
                   <w:rFonts w:eastAsia="Times New Roman"/>
@@ -18772,7 +18772,7 @@
       <w:tr>
         <w:trPr>
           <w:trHeight w:val="237"/>
-          <w:del w:id="9418" w:author="Claude (editorial fixes)" w:date="2026-10-03T16:38:54Z"/>
+          <w:del w:id="9418" w:author="Manolis Maragoudakis" w:date="2026-10-03T16:38:54Z"/>
         </w:trPr>
         <w:tc>
           <w:tcPr>
@@ -18799,7 +18799,7 @@
                 <w14:ligatures w14:val="standardContextual"/>
               </w:rPr>
             </w:pPr>
-            <w:del w:id="9419" w:author="Claude (editorial fixes)" w:date="2026-10-03T16:38:54Z">
+            <w:del w:id="9419" w:author="Manolis Maragoudakis" w:date="2026-10-03T16:38:54Z">
               <w:r>
                 <w:rPr>
                   <w:rFonts w:eastAsia="Times New Roman"/>
@@ -18838,7 +18838,7 @@
                 <w14:ligatures w14:val="standardContextual"/>
               </w:rPr>
             </w:pPr>
-            <w:del w:id="9420" w:author="Claude (editorial fixes)" w:date="2026-10-03T16:38:54Z">
+            <w:del w:id="9420" w:author="Manolis Maragoudakis" w:date="2026-10-03T16:38:54Z">
               <w:r>
                 <w:rPr>
                   <w:rFonts w:eastAsia="Times New Roman"/>
@@ -18876,7 +18876,7 @@
                 <w14:ligatures w14:val="standardContextual"/>
               </w:rPr>
             </w:pPr>
-            <w:del w:id="9421" w:author="Claude (editorial fixes)" w:date="2026-10-03T16:38:54Z">
+            <w:del w:id="9421" w:author="Manolis Maragoudakis" w:date="2026-10-03T16:38:54Z">
               <w:r>
                 <w:rPr>
                   <w:rFonts w:eastAsia="Times New Roman"/>
@@ -18914,7 +18914,7 @@
                 <w14:ligatures w14:val="standardContextual"/>
               </w:rPr>
             </w:pPr>
-            <w:del w:id="9422" w:author="Claude (editorial fixes)" w:date="2026-10-03T16:38:54Z">
+            <w:del w:id="9422" w:author="Manolis Maragoudakis" w:date="2026-10-03T16:38:54Z">
               <w:r>
                 <w:rPr>
                   <w:rFonts w:eastAsia="Times New Roman"/>
@@ -18954,7 +18954,7 @@
                 <w14:ligatures w14:val="standardContextual"/>
               </w:rPr>
             </w:pPr>
-            <w:del w:id="9423" w:author="Claude (editorial fixes)" w:date="2026-10-03T16:38:54Z">
+            <w:del w:id="9423" w:author="Manolis Maragoudakis" w:date="2026-10-03T16:38:54Z">
               <w:r>
                 <w:rPr>
                   <w:rFonts w:eastAsia="Times New Roman"/>
@@ -18994,7 +18994,7 @@
                 <w14:ligatures w14:val="standardContextual"/>
               </w:rPr>
             </w:pPr>
-            <w:del w:id="9424" w:author="Claude (editorial fixes)" w:date="2026-10-03T16:38:54Z">
+            <w:del w:id="9424" w:author="Manolis Maragoudakis" w:date="2026-10-03T16:38:54Z">
               <w:r>
                 <w:rPr>
                   <w:rFonts w:eastAsia="Times New Roman"/>
@@ -19013,7 +19013,7 @@
       <w:tr>
         <w:trPr>
           <w:trHeight w:val="255"/>
-          <w:del w:id="9425" w:author="Claude (editorial fixes)" w:date="2026-10-03T16:38:54Z"/>
+          <w:del w:id="9425" w:author="Manolis Maragoudakis" w:date="2026-10-03T16:38:54Z"/>
         </w:trPr>
         <w:tc>
           <w:tcPr>
@@ -19040,7 +19040,7 @@
                 <w14:ligatures w14:val="standardContextual"/>
               </w:rPr>
             </w:pPr>
-            <w:del w:id="9426" w:author="Claude (editorial fixes)" w:date="2026-10-03T16:38:54Z">
+            <w:del w:id="9426" w:author="Manolis Maragoudakis" w:date="2026-10-03T16:38:54Z">
               <w:r>
                 <w:rPr>
                   <w:rFonts w:eastAsia="Times New Roman"/>
@@ -19079,7 +19079,7 @@
                 <w14:ligatures w14:val="standardContextual"/>
               </w:rPr>
             </w:pPr>
-            <w:del w:id="9427" w:author="Claude (editorial fixes)" w:date="2026-10-03T16:38:54Z">
+            <w:del w:id="9427" w:author="Manolis Maragoudakis" w:date="2026-10-03T16:38:54Z">
               <w:r>
                 <w:rPr>
                   <w:rFonts w:eastAsia="Times New Roman"/>
@@ -19117,7 +19117,7 @@
                 <w14:ligatures w14:val="standardContextual"/>
               </w:rPr>
             </w:pPr>
-            <w:del w:id="9428" w:author="Claude (editorial fixes)" w:date="2026-10-03T16:38:54Z">
+            <w:del w:id="9428" w:author="Manolis Maragoudakis" w:date="2026-10-03T16:38:54Z">
               <w:r>
                 <w:rPr>
                   <w:rFonts w:eastAsia="Times New Roman"/>
@@ -19155,7 +19155,7 @@
                 <w14:ligatures w14:val="standardContextual"/>
               </w:rPr>
             </w:pPr>
-            <w:del w:id="9429" w:author="Claude (editorial fixes)" w:date="2026-10-03T16:38:54Z">
+            <w:del w:id="9429" w:author="Manolis Maragoudakis" w:date="2026-10-03T16:38:54Z">
               <w:r>
                 <w:rPr>
                   <w:rFonts w:eastAsia="Times New Roman"/>
@@ -19195,7 +19195,7 @@
                 <w14:ligatures w14:val="standardContextual"/>
               </w:rPr>
             </w:pPr>
-            <w:del w:id="9430" w:author="Claude (editorial fixes)" w:date="2026-10-03T16:38:54Z">
+            <w:del w:id="9430" w:author="Manolis Maragoudakis" w:date="2026-10-03T16:38:54Z">
               <w:r>
                 <w:rPr>
                   <w:rFonts w:eastAsia="Times New Roman"/>
@@ -19235,7 +19235,7 @@
                 <w14:ligatures w14:val="standardContextual"/>
               </w:rPr>
             </w:pPr>
-            <w:del w:id="9431" w:author="Claude (editorial fixes)" w:date="2026-10-03T16:38:54Z">
+            <w:del w:id="9431" w:author="Manolis Maragoudakis" w:date="2026-10-03T16:38:54Z">
               <w:r>
                 <w:rPr>
                   <w:rFonts w:eastAsia="Times New Roman"/>
@@ -19254,7 +19254,7 @@
       <w:tr>
         <w:trPr>
           <w:trHeight w:val="237"/>
-          <w:del w:id="9432" w:author="Claude (editorial fixes)" w:date="2026-10-03T16:38:54Z"/>
+          <w:del w:id="9432" w:author="Manolis Maragoudakis" w:date="2026-10-03T16:38:54Z"/>
         </w:trPr>
         <w:tc>
           <w:tcPr>
@@ -19280,7 +19280,7 @@
                 <w14:ligatures w14:val="standardContextual"/>
               </w:rPr>
             </w:pPr>
-            <w:del w:id="9433" w:author="Claude (editorial fixes)" w:date="2026-10-03T16:38:54Z">
+            <w:del w:id="9433" w:author="Manolis Maragoudakis" w:date="2026-10-03T16:38:54Z">
               <w:r>
                 <w:rPr>
                   <w:rFonts w:eastAsia="Times New Roman"/>
@@ -19318,7 +19318,7 @@
                 <w14:ligatures w14:val="standardContextual"/>
               </w:rPr>
             </w:pPr>
-            <w:del w:id="9434" w:author="Claude (editorial fixes)" w:date="2026-10-03T16:38:54Z">
+            <w:del w:id="9434" w:author="Manolis Maragoudakis" w:date="2026-10-03T16:38:54Z">
               <w:r>
                 <w:rPr>
                   <w:rFonts w:eastAsia="Times New Roman"/>
@@ -19355,7 +19355,7 @@
                 <w14:ligatures w14:val="standardContextual"/>
               </w:rPr>
             </w:pPr>
-            <w:del w:id="9435" w:author="Claude (editorial fixes)" w:date="2026-10-03T16:38:54Z">
+            <w:del w:id="9435" w:author="Manolis Maragoudakis" w:date="2026-10-03T16:38:54Z">
               <w:r>
                 <w:rPr>
                   <w:rFonts w:eastAsia="Times New Roman"/>
@@ -19392,7 +19392,7 @@
                 <w14:ligatures w14:val="standardContextual"/>
               </w:rPr>
             </w:pPr>
-            <w:del w:id="9436" w:author="Claude (editorial fixes)" w:date="2026-10-03T16:38:54Z">
+            <w:del w:id="9436" w:author="Manolis Maragoudakis" w:date="2026-10-03T16:38:54Z">
               <w:r>
                 <w:rPr>
                   <w:rFonts w:eastAsia="Times New Roman"/>
@@ -19431,7 +19431,7 @@
                 <w14:ligatures w14:val="standardContextual"/>
               </w:rPr>
             </w:pPr>
-            <w:del w:id="9437" w:author="Claude (editorial fixes)" w:date="2026-10-03T16:38:54Z">
+            <w:del w:id="9437" w:author="Manolis Maragoudakis" w:date="2026-10-03T16:38:54Z">
               <w:r>
                 <w:rPr>
                   <w:rFonts w:eastAsia="Times New Roman"/>
@@ -19470,7 +19470,7 @@
                 <w14:ligatures w14:val="standardContextual"/>
               </w:rPr>
             </w:pPr>
-            <w:del w:id="9438" w:author="Claude (editorial fixes)" w:date="2026-10-03T16:38:54Z">
+            <w:del w:id="9438" w:author="Manolis Maragoudakis" w:date="2026-10-03T16:38:54Z">
               <w:r>
                 <w:rPr>
                   <w:rFonts w:eastAsia="Times New Roman"/>
